--- a/Hito3/Documentación/Hito 3 - word.docx
+++ b/Hito3/Documentación/Hito 3 - word.docx
@@ -1472,7 +1472,7 @@
           <w:r>
             <w:fldChar w:fldCharType="separate"/>
           </w:r>
-          <w:hyperlink w:anchor="_Toc223620045" w:history="1">
+          <w:hyperlink w:anchor="_Toc223718663" w:history="1">
             <w:r>
               <w:rPr>
                 <w:rStyle w:val="Hipervnculo"/>
@@ -1499,7 +1499,7 @@
                 <w:noProof/>
                 <w:webHidden/>
               </w:rPr>
-              <w:instrText xml:space="preserve"> PAGEREF _Toc223620045 \h </w:instrText>
+              <w:instrText xml:space="preserve"> PAGEREF _Toc223718663 \h </w:instrText>
             </w:r>
             <w:r>
               <w:rPr>
@@ -1544,7 +1544,7 @@
               <w14:ligatures w14:val="standardContextual"/>
             </w:rPr>
           </w:pPr>
-          <w:hyperlink w:anchor="_Toc223620046" w:history="1">
+          <w:hyperlink w:anchor="_Toc223718664" w:history="1">
             <w:r>
               <w:rPr>
                 <w:rStyle w:val="Hipervnculo"/>
@@ -1571,7 +1571,7 @@
                 <w:noProof/>
                 <w:webHidden/>
               </w:rPr>
-              <w:instrText xml:space="preserve"> PAGEREF _Toc223620046 \h </w:instrText>
+              <w:instrText xml:space="preserve"> PAGEREF _Toc223718664 \h </w:instrText>
             </w:r>
             <w:r>
               <w:rPr>
@@ -1616,7 +1616,7 @@
               <w14:ligatures w14:val="standardContextual"/>
             </w:rPr>
           </w:pPr>
-          <w:hyperlink w:anchor="_Toc223620047" w:history="1">
+          <w:hyperlink w:anchor="_Toc223718665" w:history="1">
             <w:r>
               <w:rPr>
                 <w:rStyle w:val="Hipervnculo"/>
@@ -1643,7 +1643,7 @@
                 <w:noProof/>
                 <w:webHidden/>
               </w:rPr>
-              <w:instrText xml:space="preserve"> PAGEREF _Toc223620047 \h </w:instrText>
+              <w:instrText xml:space="preserve"> PAGEREF _Toc223718665 \h </w:instrText>
             </w:r>
             <w:r>
               <w:rPr>
@@ -1688,7 +1688,7 @@
               <w14:ligatures w14:val="standardContextual"/>
             </w:rPr>
           </w:pPr>
-          <w:hyperlink w:anchor="_Toc223620048" w:history="1">
+          <w:hyperlink w:anchor="_Toc223718666" w:history="1">
             <w:r>
               <w:rPr>
                 <w:rStyle w:val="Hipervnculo"/>
@@ -1715,7 +1715,7 @@
                 <w:noProof/>
                 <w:webHidden/>
               </w:rPr>
-              <w:instrText xml:space="preserve"> PAGEREF _Toc223620048 \h </w:instrText>
+              <w:instrText xml:space="preserve"> PAGEREF _Toc223718666 \h </w:instrText>
             </w:r>
             <w:r>
               <w:rPr>
@@ -1760,7 +1760,7 @@
               <w14:ligatures w14:val="standardContextual"/>
             </w:rPr>
           </w:pPr>
-          <w:hyperlink w:anchor="_Toc223620049" w:history="1">
+          <w:hyperlink w:anchor="_Toc223718667" w:history="1">
             <w:r>
               <w:rPr>
                 <w:rStyle w:val="Hipervnculo"/>
@@ -1787,7 +1787,7 @@
                 <w:noProof/>
                 <w:webHidden/>
               </w:rPr>
-              <w:instrText xml:space="preserve"> PAGEREF _Toc223620049 \h </w:instrText>
+              <w:instrText xml:space="preserve"> PAGEREF _Toc223718667 \h </w:instrText>
             </w:r>
             <w:r>
               <w:rPr>
@@ -1832,13 +1832,30 @@
               <w14:ligatures w14:val="standardContextual"/>
             </w:rPr>
           </w:pPr>
-          <w:hyperlink w:anchor="_Toc223620050" w:history="1">
+          <w:hyperlink w:anchor="_Toc223718668" w:history="1">
             <w:r>
               <w:rPr>
                 <w:rStyle w:val="Hipervnculo"/>
-                <w:noProof/>
-              </w:rPr>
-              <w:t>Diagrama de casos de uso</w:t>
+                <w:rFonts w:eastAsia="Aptos"/>
+                <w:noProof/>
+              </w:rPr>
+              <w:t>Admin</w:t>
+            </w:r>
+            <w:r>
+              <w:rPr>
+                <w:rStyle w:val="Hipervnculo"/>
+                <w:rFonts w:eastAsia="Aptos"/>
+                <w:noProof/>
+              </w:rPr>
+              <w:t>i</w:t>
+            </w:r>
+            <w:r>
+              <w:rPr>
+                <w:rStyle w:val="Hipervnculo"/>
+                <w:rFonts w:eastAsia="Aptos"/>
+                <w:noProof/>
+              </w:rPr>
+              <w:t>strador</w:t>
             </w:r>
             <w:r>
               <w:rPr>
@@ -1859,7 +1876,7 @@
                 <w:noProof/>
                 <w:webHidden/>
               </w:rPr>
-              <w:instrText xml:space="preserve"> PAGEREF _Toc223620050 \h </w:instrText>
+              <w:instrText xml:space="preserve"> PAGEREF _Toc223718668 \h </w:instrText>
             </w:r>
             <w:r>
               <w:rPr>
@@ -1904,13 +1921,13 @@
               <w14:ligatures w14:val="standardContextual"/>
             </w:rPr>
           </w:pPr>
-          <w:hyperlink w:anchor="_Toc223620051" w:history="1">
+          <w:hyperlink w:anchor="_Toc223718669" w:history="1">
             <w:r>
               <w:rPr>
                 <w:rStyle w:val="Hipervnculo"/>
                 <w:noProof/>
               </w:rPr>
-              <w:t>Diagrama de clases</w:t>
+              <w:t>Diagrama de casos de uso</w:t>
             </w:r>
             <w:r>
               <w:rPr>
@@ -1931,7 +1948,7 @@
                 <w:noProof/>
                 <w:webHidden/>
               </w:rPr>
-              <w:instrText xml:space="preserve"> PAGEREF _Toc223620051 \h </w:instrText>
+              <w:instrText xml:space="preserve"> PAGEREF _Toc223718669 \h </w:instrText>
             </w:r>
             <w:r>
               <w:rPr>
@@ -1976,13 +1993,13 @@
               <w14:ligatures w14:val="standardContextual"/>
             </w:rPr>
           </w:pPr>
-          <w:hyperlink w:anchor="_Toc223620052" w:history="1">
+          <w:hyperlink w:anchor="_Toc223718670" w:history="1">
             <w:r>
               <w:rPr>
                 <w:rStyle w:val="Hipervnculo"/>
                 <w:noProof/>
               </w:rPr>
-              <w:t>Ciclo de vida</w:t>
+              <w:t>Diagrama de clases</w:t>
             </w:r>
             <w:r>
               <w:rPr>
@@ -2003,7 +2020,7 @@
                 <w:noProof/>
                 <w:webHidden/>
               </w:rPr>
-              <w:instrText xml:space="preserve"> PAGEREF _Toc223620052 \h </w:instrText>
+              <w:instrText xml:space="preserve"> PAGEREF _Toc223718670 \h </w:instrText>
             </w:r>
             <w:r>
               <w:rPr>
@@ -2048,13 +2065,13 @@
               <w14:ligatures w14:val="standardContextual"/>
             </w:rPr>
           </w:pPr>
-          <w:hyperlink w:anchor="_Toc223620053" w:history="1">
+          <w:hyperlink w:anchor="_Toc223718671" w:history="1">
             <w:r>
               <w:rPr>
                 <w:rStyle w:val="Hipervnculo"/>
                 <w:noProof/>
               </w:rPr>
-              <w:t>Metodología ágil</w:t>
+              <w:t>Ciclo de vida</w:t>
             </w:r>
             <w:r>
               <w:rPr>
@@ -2075,7 +2092,7 @@
                 <w:noProof/>
                 <w:webHidden/>
               </w:rPr>
-              <w:instrText xml:space="preserve"> PAGEREF _Toc223620053 \h </w:instrText>
+              <w:instrText xml:space="preserve"> PAGEREF _Toc223718671 \h </w:instrText>
             </w:r>
             <w:r>
               <w:rPr>
@@ -2095,7 +2112,7 @@
                 <w:noProof/>
                 <w:webHidden/>
               </w:rPr>
-              <w:t>9</w:t>
+              <w:t>10</w:t>
             </w:r>
             <w:r>
               <w:rPr>
@@ -2120,13 +2137,13 @@
               <w14:ligatures w14:val="standardContextual"/>
             </w:rPr>
           </w:pPr>
-          <w:hyperlink w:anchor="_Toc223620054" w:history="1">
+          <w:hyperlink w:anchor="_Toc223718672" w:history="1">
             <w:r>
               <w:rPr>
                 <w:rStyle w:val="Hipervnculo"/>
                 <w:noProof/>
               </w:rPr>
-              <w:t>Nuestro Tablero KanBan (Hito 2)</w:t>
+              <w:t>Metodología ágil</w:t>
             </w:r>
             <w:r>
               <w:rPr>
@@ -2147,7 +2164,7 @@
                 <w:noProof/>
                 <w:webHidden/>
               </w:rPr>
-              <w:instrText xml:space="preserve"> PAGEREF _Toc223620054 \h </w:instrText>
+              <w:instrText xml:space="preserve"> PAGEREF _Toc223718672 \h </w:instrText>
             </w:r>
             <w:r>
               <w:rPr>
@@ -2167,7 +2184,7 @@
                 <w:noProof/>
                 <w:webHidden/>
               </w:rPr>
-              <w:t>11</w:t>
+              <w:t>10</w:t>
             </w:r>
             <w:r>
               <w:rPr>
@@ -2192,13 +2209,13 @@
               <w14:ligatures w14:val="standardContextual"/>
             </w:rPr>
           </w:pPr>
-          <w:hyperlink w:anchor="_Toc223620055" w:history="1">
+          <w:hyperlink w:anchor="_Toc223718673" w:history="1">
             <w:r>
               <w:rPr>
                 <w:rStyle w:val="Hipervnculo"/>
                 <w:noProof/>
               </w:rPr>
-              <w:t>Planificación de tareas y toles de equipo</w:t>
+              <w:t>Nuestro Tablero KanBan (Hito 2)</w:t>
             </w:r>
             <w:r>
               <w:rPr>
@@ -2219,7 +2236,7 @@
                 <w:noProof/>
                 <w:webHidden/>
               </w:rPr>
-              <w:instrText xml:space="preserve"> PAGEREF _Toc223620055 \h </w:instrText>
+              <w:instrText xml:space="preserve"> PAGEREF _Toc223718673 \h </w:instrText>
             </w:r>
             <w:r>
               <w:rPr>
@@ -2239,7 +2256,7 @@
                 <w:noProof/>
                 <w:webHidden/>
               </w:rPr>
-              <w:t>12</w:t>
+              <w:t>11</w:t>
             </w:r>
             <w:r>
               <w:rPr>
@@ -2264,13 +2281,13 @@
               <w14:ligatures w14:val="standardContextual"/>
             </w:rPr>
           </w:pPr>
-          <w:hyperlink w:anchor="_Toc223620056" w:history="1">
+          <w:hyperlink w:anchor="_Toc223718674" w:history="1">
             <w:r>
               <w:rPr>
                 <w:rStyle w:val="Hipervnculo"/>
                 <w:noProof/>
               </w:rPr>
-              <w:t>Público objetivo</w:t>
+              <w:t>Planificación de tareas y toles de equipo</w:t>
             </w:r>
             <w:r>
               <w:rPr>
@@ -2291,7 +2308,7 @@
                 <w:noProof/>
                 <w:webHidden/>
               </w:rPr>
-              <w:instrText xml:space="preserve"> PAGEREF _Toc223620056 \h </w:instrText>
+              <w:instrText xml:space="preserve"> PAGEREF _Toc223718674 \h </w:instrText>
             </w:r>
             <w:r>
               <w:rPr>
@@ -2336,13 +2353,13 @@
               <w14:ligatures w14:val="standardContextual"/>
             </w:rPr>
           </w:pPr>
-          <w:hyperlink w:anchor="_Toc223620057" w:history="1">
+          <w:hyperlink w:anchor="_Toc223718675" w:history="1">
             <w:r>
               <w:rPr>
                 <w:rStyle w:val="Hipervnculo"/>
                 <w:noProof/>
               </w:rPr>
-              <w:t>Utilidad social</w:t>
+              <w:t>Público objetivo</w:t>
             </w:r>
             <w:r>
               <w:rPr>
@@ -2363,7 +2380,7 @@
                 <w:noProof/>
                 <w:webHidden/>
               </w:rPr>
-              <w:instrText xml:space="preserve"> PAGEREF _Toc223620057 \h </w:instrText>
+              <w:instrText xml:space="preserve"> PAGEREF _Toc223718675 \h </w:instrText>
             </w:r>
             <w:r>
               <w:rPr>
@@ -2383,7 +2400,7 @@
                 <w:noProof/>
                 <w:webHidden/>
               </w:rPr>
-              <w:t>13</w:t>
+              <w:t>14</w:t>
             </w:r>
             <w:r>
               <w:rPr>
@@ -2408,13 +2425,13 @@
               <w14:ligatures w14:val="standardContextual"/>
             </w:rPr>
           </w:pPr>
-          <w:hyperlink w:anchor="_Toc223620058" w:history="1">
+          <w:hyperlink w:anchor="_Toc223718676" w:history="1">
             <w:r>
               <w:rPr>
                 <w:rStyle w:val="Hipervnculo"/>
                 <w:noProof/>
               </w:rPr>
-              <w:t>Costes y beneficios</w:t>
+              <w:t>Utilidad social</w:t>
             </w:r>
             <w:r>
               <w:rPr>
@@ -2435,7 +2452,7 @@
                 <w:noProof/>
                 <w:webHidden/>
               </w:rPr>
-              <w:instrText xml:space="preserve"> PAGEREF _Toc223620058 \h </w:instrText>
+              <w:instrText xml:space="preserve"> PAGEREF _Toc223718676 \h </w:instrText>
             </w:r>
             <w:r>
               <w:rPr>
@@ -2455,7 +2472,7 @@
                 <w:noProof/>
                 <w:webHidden/>
               </w:rPr>
-              <w:t>13</w:t>
+              <w:t>14</w:t>
             </w:r>
             <w:r>
               <w:rPr>
@@ -2480,13 +2497,13 @@
               <w14:ligatures w14:val="standardContextual"/>
             </w:rPr>
           </w:pPr>
-          <w:hyperlink w:anchor="_Toc223620059" w:history="1">
+          <w:hyperlink w:anchor="_Toc223718677" w:history="1">
             <w:r>
               <w:rPr>
                 <w:rStyle w:val="Hipervnculo"/>
                 <w:noProof/>
               </w:rPr>
-              <w:t>Riesgos derivados de los espacio y equipos de trabajo</w:t>
+              <w:t>Costes y beneficios</w:t>
             </w:r>
             <w:r>
               <w:rPr>
@@ -2507,7 +2524,7 @@
                 <w:noProof/>
                 <w:webHidden/>
               </w:rPr>
-              <w:instrText xml:space="preserve"> PAGEREF _Toc223620059 \h </w:instrText>
+              <w:instrText xml:space="preserve"> PAGEREF _Toc223718677 \h </w:instrText>
             </w:r>
             <w:r>
               <w:rPr>
@@ -2552,13 +2569,13 @@
               <w14:ligatures w14:val="standardContextual"/>
             </w:rPr>
           </w:pPr>
-          <w:hyperlink w:anchor="_Toc223620060" w:history="1">
+          <w:hyperlink w:anchor="_Toc223718678" w:history="1">
             <w:r>
               <w:rPr>
                 <w:rStyle w:val="Hipervnculo"/>
                 <w:noProof/>
               </w:rPr>
-              <w:t>Agentes físicos</w:t>
+              <w:t>Riesgos derivados de los espacio y equipos de trabajo</w:t>
             </w:r>
             <w:r>
               <w:rPr>
@@ -2579,7 +2596,7 @@
                 <w:noProof/>
                 <w:webHidden/>
               </w:rPr>
-              <w:instrText xml:space="preserve"> PAGEREF _Toc223620060 \h </w:instrText>
+              <w:instrText xml:space="preserve"> PAGEREF _Toc223718678 \h </w:instrText>
             </w:r>
             <w:r>
               <w:rPr>
@@ -2599,7 +2616,7 @@
                 <w:noProof/>
                 <w:webHidden/>
               </w:rPr>
-              <w:t>14</w:t>
+              <w:t>15</w:t>
             </w:r>
             <w:r>
               <w:rPr>
@@ -2624,12 +2641,84 @@
               <w14:ligatures w14:val="standardContextual"/>
             </w:rPr>
           </w:pPr>
-          <w:hyperlink w:anchor="_Toc223620061" w:history="1">
+          <w:hyperlink w:anchor="_Toc223718679" w:history="1">
             <w:r>
               <w:rPr>
                 <w:rStyle w:val="Hipervnculo"/>
                 <w:noProof/>
               </w:rPr>
+              <w:t>Agentes físicos</w:t>
+            </w:r>
+            <w:r>
+              <w:rPr>
+                <w:noProof/>
+                <w:webHidden/>
+              </w:rPr>
+              <w:tab/>
+            </w:r>
+            <w:r>
+              <w:rPr>
+                <w:noProof/>
+                <w:webHidden/>
+              </w:rPr>
+              <w:fldChar w:fldCharType="begin"/>
+            </w:r>
+            <w:r>
+              <w:rPr>
+                <w:noProof/>
+                <w:webHidden/>
+              </w:rPr>
+              <w:instrText xml:space="preserve"> PAGEREF _Toc223718679 \h </w:instrText>
+            </w:r>
+            <w:r>
+              <w:rPr>
+                <w:noProof/>
+                <w:webHidden/>
+              </w:rPr>
+            </w:r>
+            <w:r>
+              <w:rPr>
+                <w:noProof/>
+                <w:webHidden/>
+              </w:rPr>
+              <w:fldChar w:fldCharType="separate"/>
+            </w:r>
+            <w:r>
+              <w:rPr>
+                <w:noProof/>
+                <w:webHidden/>
+              </w:rPr>
+              <w:t>15</w:t>
+            </w:r>
+            <w:r>
+              <w:rPr>
+                <w:noProof/>
+                <w:webHidden/>
+              </w:rPr>
+              <w:fldChar w:fldCharType="end"/>
+            </w:r>
+          </w:hyperlink>
+        </w:p>
+        <w:p>
+          <w:pPr>
+            <w:pStyle w:val="TDC2"/>
+            <w:tabs>
+              <w:tab w:val="right" w:leader="dot" w:pos="9016"/>
+            </w:tabs>
+            <w:rPr>
+              <w:rFonts w:eastAsiaTheme="minorEastAsia"/>
+              <w:noProof/>
+              <w:kern w:val="2"/>
+              <w:lang w:eastAsia="es-ES"/>
+              <w14:ligatures w14:val="standardContextual"/>
+            </w:rPr>
+          </w:pPr>
+          <w:hyperlink w:anchor="_Toc223718680" w:history="1">
+            <w:r>
+              <w:rPr>
+                <w:rStyle w:val="Hipervnculo"/>
+                <w:noProof/>
+              </w:rPr>
               <w:t>Riesgos ergonómicos y psicosociales</w:t>
             </w:r>
             <w:r>
@@ -2651,7 +2740,7 @@
                 <w:noProof/>
                 <w:webHidden/>
               </w:rPr>
-              <w:instrText xml:space="preserve"> PAGEREF _Toc223620061 \h </w:instrText>
+              <w:instrText xml:space="preserve"> PAGEREF _Toc223718680 \h </w:instrText>
             </w:r>
             <w:r>
               <w:rPr>
@@ -2671,7 +2760,7 @@
                 <w:noProof/>
                 <w:webHidden/>
               </w:rPr>
-              <w:t>15</w:t>
+              <w:t>16</w:t>
             </w:r>
             <w:r>
               <w:rPr>
@@ -3148,7 +3237,7 @@
       <w:pPr>
         <w:pStyle w:val="Ttulo2"/>
       </w:pPr>
-      <w:bookmarkStart w:id="0" w:name="_Toc223620045"/>
+      <w:bookmarkStart w:id="0" w:name="_Toc223718663"/>
       <w:r>
         <w:t>Objetivo del proyecto</w:t>
       </w:r>
@@ -3187,7 +3276,7 @@
         <w:pStyle w:val="Ttulo2"/>
         <w:jc w:val="both"/>
       </w:pPr>
-      <w:bookmarkStart w:id="1" w:name="_Toc223620046"/>
+      <w:bookmarkStart w:id="1" w:name="_Toc223718664"/>
       <w:r>
         <w:t>Justificación del proyecto</w:t>
       </w:r>
@@ -3298,7 +3387,7 @@
         <w:pStyle w:val="Ttulo2"/>
         <w:jc w:val="both"/>
       </w:pPr>
-      <w:bookmarkStart w:id="2" w:name="_Toc223620047"/>
+      <w:bookmarkStart w:id="2" w:name="_Toc223718665"/>
       <w:r>
         <w:t>Análisis de lo existente</w:t>
       </w:r>
@@ -3430,7 +3519,7 @@
       <w:pPr>
         <w:pStyle w:val="Ttulo2"/>
       </w:pPr>
-      <w:bookmarkStart w:id="3" w:name="_Toc223620048"/>
+      <w:bookmarkStart w:id="3" w:name="_Toc223718666"/>
       <w:r>
         <w:t>Inquilino</w:t>
       </w:r>
@@ -4025,9 +4114,27 @@
         </w:numPr>
         <w:spacing w:after="0" w:line="276" w:lineRule="auto"/>
         <w:jc w:val="both"/>
-      </w:pPr>
-      <w:r>
-        <w:t xml:space="preserve">RFI-11 (C) Reporte de daños: </w:t>
+        <w:rPr>
+          <w:b/>
+          <w:bCs/>
+        </w:rPr>
+      </w:pPr>
+      <w:r>
+        <w:rPr>
+          <w:b/>
+          <w:bCs/>
+        </w:rPr>
+        <w:t>RFI-11 (C) Reporte de daños:</w:t>
+      </w:r>
+      <w:r>
+        <w:rPr>
+          <w:b/>
+          <w:bCs/>
+        </w:rPr>
+        <w:t xml:space="preserve"> </w:t>
+      </w:r>
+      <w:r>
+        <w:t xml:space="preserve">El sistema podrá permitir al inquilino hacer un reporte con los daños encontrados al comienzo del contrato, con la entrada a la vivienda. </w:t>
       </w:r>
     </w:p>
     <w:p/>
@@ -4035,7 +4142,7 @@
       <w:pPr>
         <w:pStyle w:val="Ttulo2"/>
       </w:pPr>
-      <w:bookmarkStart w:id="4" w:name="_Toc223620049"/>
+      <w:bookmarkStart w:id="4" w:name="_Toc223718667"/>
       <w:r>
         <w:t>Arrendador</w:t>
       </w:r>
@@ -4418,6 +4525,7 @@
           <w:b/>
           <w:bCs/>
         </w:rPr>
+        <w:lastRenderedPageBreak/>
         <w:t>RFA-0</w:t>
       </w:r>
       <w:r>
@@ -4472,7 +4580,6 @@
           <w:b/>
           <w:bCs/>
         </w:rPr>
-        <w:lastRenderedPageBreak/>
         <w:t>RFA-0</w:t>
       </w:r>
       <w:r>
@@ -4739,7 +4846,174 @@
         <w:rPr>
           <w:rFonts w:ascii="Aptos" w:eastAsia="Aptos" w:hAnsi="Aptos" w:cs="Aptos"/>
         </w:rPr>
-        <w:t xml:space="preserve"> El sistema podrá permitir al arrendador crear un reporte, con los daños encontrados al finalizar el contrato. </w:t>
+        <w:t xml:space="preserve"> El sistema podrá permitir al arrendador crear un reporte, con los daños encontrados </w:t>
+      </w:r>
+      <w:r>
+        <w:rPr>
+          <w:rFonts w:ascii="Aptos" w:eastAsia="Aptos" w:hAnsi="Aptos" w:cs="Aptos"/>
+        </w:rPr>
+        <w:t xml:space="preserve">en la vivienda </w:t>
+      </w:r>
+      <w:r>
+        <w:rPr>
+          <w:rFonts w:ascii="Aptos" w:eastAsia="Aptos" w:hAnsi="Aptos" w:cs="Aptos"/>
+        </w:rPr>
+        <w:t xml:space="preserve">al finalizar el contrato. </w:t>
+      </w:r>
+    </w:p>
+    <w:p>
+      <w:pPr>
+        <w:pStyle w:val="Prrafodelista"/>
+        <w:rPr>
+          <w:rFonts w:ascii="Aptos" w:eastAsia="Aptos" w:hAnsi="Aptos" w:cs="Aptos"/>
+        </w:rPr>
+      </w:pPr>
+    </w:p>
+    <w:p>
+      <w:pPr>
+        <w:pStyle w:val="Ttulo2"/>
+        <w:rPr>
+          <w:rFonts w:eastAsia="Aptos"/>
+        </w:rPr>
+      </w:pPr>
+      <w:bookmarkStart w:id="5" w:name="_Toc223718668"/>
+      <w:r>
+        <w:rPr>
+          <w:rFonts w:eastAsia="Aptos"/>
+        </w:rPr>
+        <w:t>Administrador</w:t>
+      </w:r>
+      <w:bookmarkEnd w:id="5"/>
+    </w:p>
+    <w:p>
+      <w:pPr>
+        <w:pStyle w:val="Prrafodelista"/>
+        <w:numPr>
+          <w:ilvl w:val="0"/>
+          <w:numId w:val="16"/>
+        </w:numPr>
+      </w:pPr>
+      <w:r>
+        <w:rPr>
+          <w:b/>
+          <w:bCs/>
+        </w:rPr>
+        <w:t xml:space="preserve">RFAD-01(M) Registro y </w:t>
+      </w:r>
+      <w:proofErr w:type="spellStart"/>
+      <w:r>
+        <w:rPr>
+          <w:b/>
+          <w:bCs/>
+        </w:rPr>
+        <w:t>login</w:t>
+      </w:r>
+      <w:proofErr w:type="spellEnd"/>
+      <w:r>
+        <w:rPr>
+          <w:b/>
+          <w:bCs/>
+        </w:rPr>
+        <w:t>:</w:t>
+      </w:r>
+      <w:r>
+        <w:t xml:space="preserve"> El sistema deberá permitir al administrador crear una cuenta con la que acceder a la página web.</w:t>
+      </w:r>
+    </w:p>
+    <w:p>
+      <w:pPr>
+        <w:pStyle w:val="Prrafodelista"/>
+      </w:pPr>
+    </w:p>
+    <w:p>
+      <w:pPr>
+        <w:pStyle w:val="Prrafodelista"/>
+        <w:numPr>
+          <w:ilvl w:val="0"/>
+          <w:numId w:val="16"/>
+        </w:numPr>
+      </w:pPr>
+      <w:r>
+        <w:rPr>
+          <w:b/>
+          <w:bCs/>
+        </w:rPr>
+        <w:t>RFAD-02 (M) Verificación anuncio:</w:t>
+      </w:r>
+      <w:r>
+        <w:t xml:space="preserve"> El sistema deberá permitir al administrador verificar los anuncios creados por los arrendadores, para que más tarde sean publicados.</w:t>
+      </w:r>
+    </w:p>
+    <w:p>
+      <w:pPr>
+        <w:pStyle w:val="Prrafodelista"/>
+      </w:pPr>
+    </w:p>
+    <w:p>
+      <w:pPr>
+        <w:pStyle w:val="Prrafodelista"/>
+        <w:numPr>
+          <w:ilvl w:val="0"/>
+          <w:numId w:val="16"/>
+        </w:numPr>
+      </w:pPr>
+      <w:r>
+        <w:rPr>
+          <w:b/>
+          <w:bCs/>
+        </w:rPr>
+        <w:t>RFAD-03 (M) Reporte de daños:</w:t>
+      </w:r>
+      <w:r>
+        <w:t xml:space="preserve"> El sistema deberá permitir al administrador revisar los reportes de daños creados por inquilinos y arrendadores. </w:t>
+      </w:r>
+    </w:p>
+    <w:p>
+      <w:pPr>
+        <w:pStyle w:val="Prrafodelista"/>
+      </w:pPr>
+    </w:p>
+    <w:p>
+      <w:pPr>
+        <w:pStyle w:val="Prrafodelista"/>
+        <w:numPr>
+          <w:ilvl w:val="0"/>
+          <w:numId w:val="16"/>
+        </w:numPr>
+      </w:pPr>
+      <w:r>
+        <w:rPr>
+          <w:b/>
+          <w:bCs/>
+        </w:rPr>
+        <w:t>RFAD-04 (C) Recogida depósito:</w:t>
+      </w:r>
+      <w:r>
+        <w:t xml:space="preserve"> El sistema podrá permitir al administrador recoger el depósito dado por parte del inquilino al inicio del contrato.</w:t>
+      </w:r>
+    </w:p>
+    <w:p>
+      <w:pPr>
+        <w:pStyle w:val="Prrafodelista"/>
+      </w:pPr>
+    </w:p>
+    <w:p>
+      <w:pPr>
+        <w:pStyle w:val="Prrafodelista"/>
+        <w:numPr>
+          <w:ilvl w:val="0"/>
+          <w:numId w:val="16"/>
+        </w:numPr>
+      </w:pPr>
+      <w:r>
+        <w:rPr>
+          <w:b/>
+          <w:bCs/>
+        </w:rPr>
+        <w:t>RFAD-05 (C) Devolución depósito:</w:t>
+      </w:r>
+      <w:r>
+        <w:t xml:space="preserve"> El sistema podrá permitir al administrador devolver el depósito al inquilino, al final de la duración del contrato, si las condiciones son correctas y tras revisar los reportes de daños. </w:t>
       </w:r>
     </w:p>
     <w:p>
@@ -4759,6 +5033,7 @@
         </w:numPr>
       </w:pPr>
       <w:r>
+        <w:lastRenderedPageBreak/>
         <w:t>Análisis y Diseño</w:t>
       </w:r>
     </w:p>
@@ -4766,15 +5041,14 @@
       <w:pPr>
         <w:pStyle w:val="Ttulo2"/>
       </w:pPr>
-      <w:bookmarkStart w:id="5" w:name="_Toc223620050"/>
-      <w:r>
-        <w:lastRenderedPageBreak/>
+      <w:bookmarkStart w:id="6" w:name="_Toc223718669"/>
+      <w:r>
         <w:t xml:space="preserve">Diagrama </w:t>
       </w:r>
       <w:r>
         <w:t>de casos de uso</w:t>
       </w:r>
-      <w:bookmarkEnd w:id="5"/>
+      <w:bookmarkEnd w:id="6"/>
     </w:p>
     <w:p>
       <w:pPr>
@@ -4849,7 +5123,7 @@
         <w:pStyle w:val="Descripcin"/>
       </w:pPr>
       <w:fldSimple w:instr=" SEQ Ilustración \* ARABIC ">
-        <w:bookmarkStart w:id="6" w:name="_Toc223618249"/>
+        <w:bookmarkStart w:id="7" w:name="_Toc223618249"/>
         <w:r>
           <w:rPr>
             <w:noProof/>
@@ -4863,7 +5137,7 @@
       <w:r>
         <w:t>Diagrama de casos de uso</w:t>
       </w:r>
-      <w:bookmarkEnd w:id="6"/>
+      <w:bookmarkEnd w:id="7"/>
     </w:p>
     <w:p>
       <w:r>
@@ -4874,12 +5148,12 @@
       <w:pPr>
         <w:pStyle w:val="Ttulo2"/>
       </w:pPr>
-      <w:bookmarkStart w:id="7" w:name="_Toc223620051"/>
+      <w:bookmarkStart w:id="8" w:name="_Toc223718670"/>
       <w:r>
         <w:lastRenderedPageBreak/>
         <w:t>Diagrama de clases</w:t>
       </w:r>
-      <w:bookmarkEnd w:id="7"/>
+      <w:bookmarkEnd w:id="8"/>
     </w:p>
     <w:p>
       <w:pPr>
@@ -4938,7 +5212,7 @@
         <w:pStyle w:val="Descripcin"/>
       </w:pPr>
       <w:fldSimple w:instr=" SEQ Ilustración \* ARABIC ">
-        <w:bookmarkStart w:id="8" w:name="_Toc223618250"/>
+        <w:bookmarkStart w:id="9" w:name="_Toc223618250"/>
         <w:r>
           <w:rPr>
             <w:noProof/>
@@ -4949,7 +5223,7 @@
       <w:r>
         <w:t>- Diagrama de clases</w:t>
       </w:r>
-      <w:bookmarkEnd w:id="8"/>
+      <w:bookmarkEnd w:id="9"/>
     </w:p>
     <w:p/>
     <w:p>
@@ -4969,11 +5243,11 @@
       <w:pPr>
         <w:pStyle w:val="Ttulo2"/>
       </w:pPr>
-      <w:bookmarkStart w:id="9" w:name="_Toc223620052"/>
+      <w:bookmarkStart w:id="10" w:name="_Toc223718671"/>
       <w:r>
         <w:t>Ciclo de vida</w:t>
       </w:r>
-      <w:bookmarkEnd w:id="9"/>
+      <w:bookmarkEnd w:id="10"/>
     </w:p>
     <w:p>
       <w:pPr>
@@ -5069,11 +5343,11 @@
       <w:pPr>
         <w:pStyle w:val="Ttulo2"/>
       </w:pPr>
-      <w:bookmarkStart w:id="10" w:name="_Toc223620053"/>
+      <w:bookmarkStart w:id="11" w:name="_Toc223718672"/>
       <w:r>
         <w:t>Metodología ágil</w:t>
       </w:r>
-      <w:bookmarkEnd w:id="10"/>
+      <w:bookmarkEnd w:id="11"/>
     </w:p>
     <w:p>
       <w:pPr>
@@ -5379,18 +5653,13 @@
       </w:r>
     </w:p>
     <w:p/>
-    <w:p>
-      <w:r>
-        <w:br w:type="page"/>
-      </w:r>
-    </w:p>
+    <w:p/>
     <w:p>
       <w:pPr>
         <w:pStyle w:val="Ttulo2"/>
       </w:pPr>
-      <w:bookmarkStart w:id="11" w:name="_Toc223620054"/>
-      <w:r>
-        <w:lastRenderedPageBreak/>
+      <w:bookmarkStart w:id="12" w:name="_Toc223718673"/>
+      <w:r>
         <w:t xml:space="preserve">Nuestro Tablero </w:t>
       </w:r>
       <w:proofErr w:type="spellStart"/>
@@ -5401,7 +5670,7 @@
       <w:r>
         <w:t xml:space="preserve"> (Hito 2)</w:t>
       </w:r>
-      <w:bookmarkEnd w:id="11"/>
+      <w:bookmarkEnd w:id="12"/>
     </w:p>
     <w:p>
       <w:pPr>
@@ -5472,7 +5741,7 @@
         <w:pStyle w:val="Descripcin"/>
       </w:pPr>
       <w:fldSimple w:instr=" SEQ Ilustración \* ARABIC ">
-        <w:bookmarkStart w:id="12" w:name="_Toc223618251"/>
+        <w:bookmarkStart w:id="13" w:name="_Toc223618251"/>
         <w:r>
           <w:rPr>
             <w:noProof/>
@@ -5483,7 +5752,7 @@
       <w:r>
         <w:t>- Tablero Trello Hito 2 1/2</w:t>
       </w:r>
-      <w:bookmarkEnd w:id="12"/>
+      <w:bookmarkEnd w:id="13"/>
     </w:p>
     <w:p/>
     <w:p>
@@ -5494,6 +5763,7 @@
         <w:rPr>
           <w:noProof/>
         </w:rPr>
+        <w:lastRenderedPageBreak/>
         <w:drawing>
           <wp:inline distT="0" distB="0" distL="0" distR="0" wp14:anchorId="1181729A" wp14:editId="09B5DB6D">
             <wp:extent cx="5724525" cy="2657475"/>
@@ -5542,7 +5812,7 @@
         <w:pStyle w:val="Descripcin"/>
       </w:pPr>
       <w:fldSimple w:instr=" SEQ Ilustración \* ARABIC ">
-        <w:bookmarkStart w:id="13" w:name="_Toc223618252"/>
+        <w:bookmarkStart w:id="14" w:name="_Toc223618252"/>
         <w:r>
           <w:rPr>
             <w:noProof/>
@@ -5553,7 +5823,7 @@
       <w:r>
         <w:t>- Tablero Trello Hito 2 2/2</w:t>
       </w:r>
-      <w:bookmarkEnd w:id="13"/>
+      <w:bookmarkEnd w:id="14"/>
     </w:p>
     <w:p>
       <w:r>
@@ -5564,12 +5834,12 @@
       <w:pPr>
         <w:pStyle w:val="Ttulo2"/>
       </w:pPr>
-      <w:bookmarkStart w:id="14" w:name="_Toc223620055"/>
+      <w:bookmarkStart w:id="15" w:name="_Toc223718674"/>
       <w:r>
         <w:lastRenderedPageBreak/>
         <w:t>Planificación de tareas y toles de equipo</w:t>
       </w:r>
-      <w:bookmarkEnd w:id="14"/>
+      <w:bookmarkEnd w:id="15"/>
     </w:p>
     <w:p>
       <w:pPr>
@@ -5842,7 +6112,7 @@
         <w:pStyle w:val="Descripcin"/>
       </w:pPr>
       <w:fldSimple w:instr=" SEQ Ilustración \* ARABIC ">
-        <w:bookmarkStart w:id="15" w:name="_Toc223618253"/>
+        <w:bookmarkStart w:id="16" w:name="_Toc223618253"/>
         <w:r>
           <w:rPr>
             <w:noProof/>
@@ -5853,7 +6123,7 @@
       <w:r>
         <w:t>- Planificación de Tareas</w:t>
       </w:r>
-      <w:bookmarkEnd w:id="15"/>
+      <w:bookmarkEnd w:id="16"/>
     </w:p>
     <w:tbl>
       <w:tblPr>
@@ -6018,7 +6288,7 @@
         <w:pStyle w:val="Descripcin"/>
       </w:pPr>
       <w:fldSimple w:instr=" SEQ Ilustración \* ARABIC ">
-        <w:bookmarkStart w:id="16" w:name="_Toc223618254"/>
+        <w:bookmarkStart w:id="17" w:name="_Toc223618254"/>
         <w:r>
           <w:rPr>
             <w:noProof/>
@@ -6029,7 +6299,7 @@
       <w:r>
         <w:t>- Roles de equipo</w:t>
       </w:r>
-      <w:bookmarkEnd w:id="16"/>
+      <w:bookmarkEnd w:id="17"/>
     </w:p>
     <w:p>
       <w:r>
@@ -6053,11 +6323,11 @@
       <w:pPr>
         <w:pStyle w:val="Ttulo2"/>
       </w:pPr>
-      <w:bookmarkStart w:id="17" w:name="_Toc223620056"/>
+      <w:bookmarkStart w:id="18" w:name="_Toc223718675"/>
       <w:r>
         <w:t>Público objetivo</w:t>
       </w:r>
-      <w:bookmarkEnd w:id="17"/>
+      <w:bookmarkEnd w:id="18"/>
     </w:p>
     <w:p>
       <w:pPr>
@@ -6089,11 +6359,11 @@
       <w:pPr>
         <w:pStyle w:val="Ttulo2"/>
       </w:pPr>
-      <w:bookmarkStart w:id="18" w:name="_Toc223620057"/>
+      <w:bookmarkStart w:id="19" w:name="_Toc223718676"/>
       <w:r>
         <w:t>Utilidad social</w:t>
       </w:r>
-      <w:bookmarkEnd w:id="18"/>
+      <w:bookmarkEnd w:id="19"/>
     </w:p>
     <w:p>
       <w:pPr>
@@ -6139,11 +6409,11 @@
       <w:pPr>
         <w:pStyle w:val="Ttulo2"/>
       </w:pPr>
-      <w:bookmarkStart w:id="19" w:name="_Toc223620058"/>
+      <w:bookmarkStart w:id="20" w:name="_Toc223718677"/>
       <w:r>
         <w:t>Costes y beneficios</w:t>
       </w:r>
-      <w:bookmarkEnd w:id="19"/>
+      <w:bookmarkEnd w:id="20"/>
     </w:p>
     <w:p>
       <w:pPr>
@@ -6422,11 +6692,11 @@
       <w:pPr>
         <w:pStyle w:val="Ttulo2"/>
       </w:pPr>
-      <w:bookmarkStart w:id="20" w:name="_Toc223620059"/>
+      <w:bookmarkStart w:id="21" w:name="_Toc223718678"/>
       <w:r>
         <w:t>Riesgos derivados de los espacio y equipos de trabajo</w:t>
       </w:r>
-      <w:bookmarkEnd w:id="20"/>
+      <w:bookmarkEnd w:id="21"/>
     </w:p>
     <w:p>
       <w:pPr>
@@ -6577,11 +6847,11 @@
       <w:pPr>
         <w:pStyle w:val="Ttulo2"/>
       </w:pPr>
-      <w:bookmarkStart w:id="21" w:name="_Toc223620060"/>
+      <w:bookmarkStart w:id="22" w:name="_Toc223718679"/>
       <w:r>
         <w:t>Agentes físicos</w:t>
       </w:r>
-      <w:bookmarkEnd w:id="21"/>
+      <w:bookmarkEnd w:id="22"/>
     </w:p>
     <w:p>
       <w:pPr>
@@ -6985,11 +7255,11 @@
       <w:pPr>
         <w:pStyle w:val="Ttulo2"/>
       </w:pPr>
-      <w:bookmarkStart w:id="22" w:name="_Toc223620061"/>
+      <w:bookmarkStart w:id="23" w:name="_Toc223718680"/>
       <w:r>
         <w:t>Riesgos ergonómicos y psicosociales</w:t>
       </w:r>
-      <w:bookmarkEnd w:id="22"/>
+      <w:bookmarkEnd w:id="23"/>
     </w:p>
     <w:p>
       <w:pPr>
@@ -7752,7 +8022,7 @@
   <w:abstractNum w:abstractNumId="2" w15:restartNumberingAfterBreak="0">
     <w:nsid w:val="1D32357D"/>
     <w:multiLevelType w:val="hybridMultilevel"/>
-    <w:tmpl w:val="75440BD4"/>
+    <w:tmpl w:val="13EA34A2"/>
     <w:lvl w:ilvl="0" w:tplc="0C0A0001">
       <w:start w:val="1"/>
       <w:numFmt w:val="bullet"/>
@@ -10363,23 +10633,6 @@
 </file>
 
 <file path=customXml/item2.xml><?xml version="1.0" encoding="utf-8"?>
-<p:properties xmlns:p="http://schemas.microsoft.com/office/2006/metadata/properties" xmlns:xsi="http://www.w3.org/2001/XMLSchema-instance" xmlns:pc="http://schemas.microsoft.com/office/infopath/2007/PartnerControls">
-  <documentManagement>
-    <_activity xmlns="d05fafeb-8cd0-4ca3-bfc2-8403829aa73e" xsi:nil="true"/>
-  </documentManagement>
-</p:properties>
-</file>
-
-<file path=customXml/item3.xml><?xml version="1.0" encoding="utf-8"?>
-<?mso-contentType ?>
-<FormTemplates xmlns="http://schemas.microsoft.com/sharepoint/v3/contenttype/forms">
-  <Display>DocumentLibraryForm</Display>
-  <Edit>DocumentLibraryForm</Edit>
-  <New>DocumentLibraryForm</New>
-</FormTemplates>
-</file>
-
-<file path=customXml/item4.xml><?xml version="1.0" encoding="utf-8"?>
 <ct:contentTypeSchema xmlns:ct="http://schemas.microsoft.com/office/2006/metadata/contentType" xmlns:ma="http://schemas.microsoft.com/office/2006/metadata/properties/metaAttributes" ct:_="" ma:_="" ma:contentTypeName="Documento" ma:contentTypeID="0x0101002F5E8EE332397542B8BB75AF29E80DA2" ma:contentTypeVersion="5" ma:contentTypeDescription="Crear nuevo documento." ma:contentTypeScope="" ma:versionID="4d02e74581b067f40c888b71b534a43b">
   <xsd:schema xmlns:xsd="http://www.w3.org/2001/XMLSchema" xmlns:xs="http://www.w3.org/2001/XMLSchema" xmlns:p="http://schemas.microsoft.com/office/2006/metadata/properties" xmlns:ns3="d05fafeb-8cd0-4ca3-bfc2-8403829aa73e" targetNamespace="http://schemas.microsoft.com/office/2006/metadata/properties" ma:root="true" ma:fieldsID="6f6ea4f18b227e563cf6e8dad0eb12f1" ns3:_="">
     <xsd:import namespace="d05fafeb-8cd0-4ca3-bfc2-8403829aa73e"/>
@@ -10529,6 +10782,23 @@
 </ct:contentTypeSchema>
 </file>
 
+<file path=customXml/item3.xml><?xml version="1.0" encoding="utf-8"?>
+<?mso-contentType ?>
+<FormTemplates xmlns="http://schemas.microsoft.com/sharepoint/v3/contenttype/forms">
+  <Display>DocumentLibraryForm</Display>
+  <Edit>DocumentLibraryForm</Edit>
+  <New>DocumentLibraryForm</New>
+</FormTemplates>
+</file>
+
+<file path=customXml/item4.xml><?xml version="1.0" encoding="utf-8"?>
+<p:properties xmlns:p="http://schemas.microsoft.com/office/2006/metadata/properties" xmlns:xsi="http://www.w3.org/2001/XMLSchema-instance" xmlns:pc="http://schemas.microsoft.com/office/infopath/2007/PartnerControls">
+  <documentManagement>
+    <_activity xmlns="d05fafeb-8cd0-4ca3-bfc2-8403829aa73e" xsi:nil="true"/>
+  </documentManagement>
+</p:properties>
+</file>
+
 <file path=customXml/itemProps1.xml><?xml version="1.0" encoding="utf-8"?>
 <ds:datastoreItem xmlns:ds="http://schemas.openxmlformats.org/officeDocument/2006/customXml" ds:itemID="{84CA4A16-CE6B-4C64-8CA7-CF5CBE9EE313}">
   <ds:schemaRefs>
@@ -10538,24 +10808,6 @@
 </file>
 
 <file path=customXml/itemProps2.xml><?xml version="1.0" encoding="utf-8"?>
-<ds:datastoreItem xmlns:ds="http://schemas.openxmlformats.org/officeDocument/2006/customXml" ds:itemID="{6C973ABE-01AD-4479-91B2-6C831642CD01}">
-  <ds:schemaRefs>
-    <ds:schemaRef ds:uri="http://schemas.microsoft.com/office/2006/metadata/properties"/>
-    <ds:schemaRef ds:uri="http://schemas.microsoft.com/office/infopath/2007/PartnerControls"/>
-    <ds:schemaRef ds:uri="d05fafeb-8cd0-4ca3-bfc2-8403829aa73e"/>
-  </ds:schemaRefs>
-</ds:datastoreItem>
-</file>
-
-<file path=customXml/itemProps3.xml><?xml version="1.0" encoding="utf-8"?>
-<ds:datastoreItem xmlns:ds="http://schemas.openxmlformats.org/officeDocument/2006/customXml" ds:itemID="{9C62D19F-2C4B-4163-B98D-18BF5B309744}">
-  <ds:schemaRefs>
-    <ds:schemaRef ds:uri="http://schemas.microsoft.com/sharepoint/v3/contenttype/forms"/>
-  </ds:schemaRefs>
-</ds:datastoreItem>
-</file>
-
-<file path=customXml/itemProps4.xml><?xml version="1.0" encoding="utf-8"?>
 <ds:datastoreItem xmlns:ds="http://schemas.openxmlformats.org/officeDocument/2006/customXml" ds:itemID="{1DB4DC36-AD7A-4853-9C6B-4ADFFDB99AD0}">
   <ds:schemaRefs>
     <ds:schemaRef ds:uri="http://schemas.microsoft.com/office/2006/metadata/contentType"/>
@@ -10571,4 +10823,22 @@
     <ds:schemaRef ds:uri="http://schemas.microsoft.com/internal/obd"/>
   </ds:schemaRefs>
 </ds:datastoreItem>
+</file>
+
+<file path=customXml/itemProps3.xml><?xml version="1.0" encoding="utf-8"?>
+<ds:datastoreItem xmlns:ds="http://schemas.openxmlformats.org/officeDocument/2006/customXml" ds:itemID="{9C62D19F-2C4B-4163-B98D-18BF5B309744}">
+  <ds:schemaRefs>
+    <ds:schemaRef ds:uri="http://schemas.microsoft.com/sharepoint/v3/contenttype/forms"/>
+  </ds:schemaRefs>
+</ds:datastoreItem>
+</file>
+
+<file path=customXml/itemProps4.xml><?xml version="1.0" encoding="utf-8"?>
+<ds:datastoreItem xmlns:ds="http://schemas.openxmlformats.org/officeDocument/2006/customXml" ds:itemID="{6C973ABE-01AD-4479-91B2-6C831642CD01}">
+  <ds:schemaRefs>
+    <ds:schemaRef ds:uri="http://schemas.microsoft.com/office/2006/metadata/properties"/>
+    <ds:schemaRef ds:uri="http://schemas.microsoft.com/office/infopath/2007/PartnerControls"/>
+    <ds:schemaRef ds:uri="d05fafeb-8cd0-4ca3-bfc2-8403829aa73e"/>
+  </ds:schemaRefs>
+</ds:datastoreItem>
 </file>
--- a/Hito3/Documentación/Hito 3 - word.docx
+++ b/Hito3/Documentación/Hito 3 - word.docx
@@ -1158,17 +1158,12 @@
         <w:t xml:space="preserve"> and IntelliJ IDEA as </w:t>
       </w:r>
       <w:proofErr w:type="spellStart"/>
-      <w:proofErr w:type="gramStart"/>
       <w:r>
         <w:t>an</w:t>
       </w:r>
       <w:proofErr w:type="spellEnd"/>
       <w:r>
-        <w:t xml:space="preserve"> IDE</w:t>
-      </w:r>
-      <w:proofErr w:type="gramEnd"/>
-      <w:r>
-        <w:t xml:space="preserve"> </w:t>
+        <w:t xml:space="preserve"> IDE </w:t>
       </w:r>
       <w:proofErr w:type="spellStart"/>
       <w:r>
@@ -1839,23 +1834,7 @@
                 <w:rFonts w:eastAsia="Aptos"/>
                 <w:noProof/>
               </w:rPr>
-              <w:t>Admin</w:t>
-            </w:r>
-            <w:r>
-              <w:rPr>
-                <w:rStyle w:val="Hipervnculo"/>
-                <w:rFonts w:eastAsia="Aptos"/>
-                <w:noProof/>
-              </w:rPr>
-              <w:t>i</w:t>
-            </w:r>
-            <w:r>
-              <w:rPr>
-                <w:rStyle w:val="Hipervnculo"/>
-                <w:rFonts w:eastAsia="Aptos"/>
-                <w:noProof/>
-              </w:rPr>
-              <w:t>strador</w:t>
+              <w:t>Administrador</w:t>
             </w:r>
             <w:r>
               <w:rPr>
@@ -3313,49 +3292,7 @@
         <w:rPr>
           <w:rFonts w:ascii="Aptos" w:eastAsia="Aptos" w:hAnsi="Aptos" w:cs="Aptos"/>
         </w:rPr>
-        <w:t xml:space="preserve"> toma como premisa la dificultad que presenta para </w:t>
-      </w:r>
-      <w:proofErr w:type="gramStart"/>
-      <w:r>
-        <w:rPr>
-          <w:rFonts w:ascii="Aptos" w:eastAsia="Aptos" w:hAnsi="Aptos" w:cs="Aptos"/>
-        </w:rPr>
-        <w:t>un joven recién alcanzada</w:t>
-      </w:r>
-      <w:proofErr w:type="gramEnd"/>
-      <w:r>
-        <w:rPr>
-          <w:rFonts w:ascii="Aptos" w:eastAsia="Aptos" w:hAnsi="Aptos" w:cs="Aptos"/>
-        </w:rPr>
-        <w:t xml:space="preserve"> la mayoría de edad, encontrar una residencia temporal mientras se cursa el año académico. El resto de </w:t>
-      </w:r>
-      <w:proofErr w:type="gramStart"/>
-      <w:r>
-        <w:rPr>
-          <w:rFonts w:ascii="Aptos" w:eastAsia="Aptos" w:hAnsi="Aptos" w:cs="Aptos"/>
-        </w:rPr>
-        <w:t>páginas</w:t>
-      </w:r>
-      <w:proofErr w:type="gramEnd"/>
-      <w:r>
-        <w:rPr>
-          <w:rFonts w:ascii="Aptos" w:eastAsia="Aptos" w:hAnsi="Aptos" w:cs="Aptos"/>
-        </w:rPr>
-        <w:t xml:space="preserve"> web ofrecen todo tipo de productos inmobiliarios, desde alquiler y compra de pisos para residencia indefinida hasta de naves industriales y oficinas. Alquiler de estudios y habitaciones también está comprendido pero la oferta, aunque sea elevada, se diluye entre el resto de </w:t>
-      </w:r>
-      <w:proofErr w:type="gramStart"/>
-      <w:r>
-        <w:rPr>
-          <w:rFonts w:ascii="Aptos" w:eastAsia="Aptos" w:hAnsi="Aptos" w:cs="Aptos"/>
-        </w:rPr>
-        <w:t>anuncios</w:t>
-      </w:r>
-      <w:proofErr w:type="gramEnd"/>
-      <w:r>
-        <w:rPr>
-          <w:rFonts w:ascii="Aptos" w:eastAsia="Aptos" w:hAnsi="Aptos" w:cs="Aptos"/>
-        </w:rPr>
-        <w:t>. Como resultado, el cliente puede abrumarse y sentirse frustrado con el proceso, sobre todo al tratarse de alguien joven.</w:t>
+        <w:t xml:space="preserve"> toma como premisa la dificultad que presenta para un joven recién alcanzada la mayoría de edad, encontrar una residencia temporal mientras se cursa el año académico. El resto de páginas web ofrecen todo tipo de productos inmobiliarios, desde alquiler y compra de pisos para residencia indefinida hasta de naves industriales y oficinas. Alquiler de estudios y habitaciones también está comprendido pero la oferta, aunque sea elevada, se diluye entre el resto de anuncios. Como resultado, el cliente puede abrumarse y sentirse frustrado con el proceso, sobre todo al tratarse de alguien joven.</w:t>
       </w:r>
     </w:p>
     <w:p>
@@ -5122,15 +5059,28 @@
       <w:pPr>
         <w:pStyle w:val="Descripcin"/>
       </w:pPr>
-      <w:fldSimple w:instr=" SEQ Ilustración \* ARABIC ">
-        <w:bookmarkStart w:id="7" w:name="_Toc223618249"/>
-        <w:r>
-          <w:rPr>
-            <w:noProof/>
-          </w:rPr>
-          <w:t>1</w:t>
-        </w:r>
-      </w:fldSimple>
+      <w:r>
+        <w:fldChar w:fldCharType="begin"/>
+      </w:r>
+      <w:r>
+        <w:instrText xml:space="preserve"> SEQ Ilustración \* ARABIC </w:instrText>
+      </w:r>
+      <w:r>
+        <w:fldChar w:fldCharType="separate"/>
+      </w:r>
+      <w:bookmarkStart w:id="7" w:name="_Toc223618249"/>
+      <w:r>
+        <w:rPr>
+          <w:noProof/>
+        </w:rPr>
+        <w:t>1</w:t>
+      </w:r>
+      <w:r>
+        <w:rPr>
+          <w:noProof/>
+        </w:rPr>
+        <w:fldChar w:fldCharType="end"/>
+      </w:r>
       <w:r>
         <w:t>-</w:t>
       </w:r>
@@ -5211,21 +5161,662 @@
       <w:pPr>
         <w:pStyle w:val="Descripcin"/>
       </w:pPr>
-      <w:fldSimple w:instr=" SEQ Ilustración \* ARABIC ">
-        <w:bookmarkStart w:id="9" w:name="_Toc223618250"/>
-        <w:r>
-          <w:rPr>
-            <w:noProof/>
-          </w:rPr>
-          <w:t>2</w:t>
-        </w:r>
-      </w:fldSimple>
+      <w:r>
+        <w:fldChar w:fldCharType="begin"/>
+      </w:r>
+      <w:r>
+        <w:instrText xml:space="preserve"> SEQ Ilustración \* ARABIC </w:instrText>
+      </w:r>
+      <w:r>
+        <w:fldChar w:fldCharType="separate"/>
+      </w:r>
+      <w:bookmarkStart w:id="9" w:name="_Toc223618250"/>
+      <w:r>
+        <w:rPr>
+          <w:noProof/>
+        </w:rPr>
+        <w:t>2</w:t>
+      </w:r>
+      <w:r>
+        <w:rPr>
+          <w:noProof/>
+        </w:rPr>
+        <w:fldChar w:fldCharType="end"/>
+      </w:r>
       <w:r>
         <w:t>- Diagrama de clases</w:t>
       </w:r>
       <w:bookmarkEnd w:id="9"/>
     </w:p>
     <w:p/>
+    <w:p>
+      <w:pPr>
+        <w:pStyle w:val="Ttulo2"/>
+      </w:pPr>
+      <w:r>
+        <w:lastRenderedPageBreak/>
+        <w:t>Diagrama Entidad-Relación</w:t>
+      </w:r>
+    </w:p>
+    <w:p>
+      <w:r>
+        <w:rPr>
+          <w:noProof/>
+        </w:rPr>
+        <w:drawing>
+          <wp:inline distT="0" distB="0" distL="0" distR="0" wp14:anchorId="52076896" wp14:editId="0B8F0684">
+            <wp:extent cx="5731510" cy="5176520"/>
+            <wp:effectExtent l="0" t="0" r="2540" b="5080"/>
+            <wp:docPr id="117333727" name="Imagen 1"/>
+            <wp:cNvGraphicFramePr>
+              <a:graphicFrameLocks xmlns:a="http://schemas.openxmlformats.org/drawingml/2006/main" noChangeAspect="1"/>
+            </wp:cNvGraphicFramePr>
+            <a:graphic xmlns:a="http://schemas.openxmlformats.org/drawingml/2006/main">
+              <a:graphicData uri="http://schemas.openxmlformats.org/drawingml/2006/picture">
+                <pic:pic xmlns:pic="http://schemas.openxmlformats.org/drawingml/2006/picture">
+                  <pic:nvPicPr>
+                    <pic:cNvPr id="117333727" name="Imagen 117333727"/>
+                    <pic:cNvPicPr/>
+                  </pic:nvPicPr>
+                  <pic:blipFill>
+                    <a:blip r:embed="rId14">
+                      <a:extLst>
+                        <a:ext uri="{28A0092B-C50C-407E-A947-70E740481C1C}">
+                          <a14:useLocalDpi xmlns:a14="http://schemas.microsoft.com/office/drawing/2010/main" val="0"/>
+                        </a:ext>
+                      </a:extLst>
+                    </a:blip>
+                    <a:stretch>
+                      <a:fillRect/>
+                    </a:stretch>
+                  </pic:blipFill>
+                  <pic:spPr>
+                    <a:xfrm>
+                      <a:off x="0" y="0"/>
+                      <a:ext cx="5731510" cy="5176520"/>
+                    </a:xfrm>
+                    <a:prstGeom prst="rect">
+                      <a:avLst/>
+                    </a:prstGeom>
+                  </pic:spPr>
+                </pic:pic>
+              </a:graphicData>
+            </a:graphic>
+          </wp:inline>
+        </w:drawing>
+      </w:r>
+    </w:p>
+    <w:p>
+      <w:pPr>
+        <w:pStyle w:val="Ttulo2"/>
+      </w:pPr>
+      <w:r>
+        <w:t>Modelo Relacional</w:t>
+      </w:r>
+    </w:p>
+    <w:p>
+      <w:pPr>
+        <w:numPr>
+          <w:ilvl w:val="0"/>
+          <w:numId w:val="18"/>
+        </w:numPr>
+      </w:pPr>
+      <w:r>
+        <w:rPr>
+          <w:b/>
+          <w:bCs/>
+        </w:rPr>
+        <w:t>USER</w:t>
+      </w:r>
+      <w:r>
+        <w:t>(</w:t>
+      </w:r>
+      <w:proofErr w:type="spellStart"/>
+      <w:r>
+        <w:rPr>
+          <w:u w:val="single"/>
+        </w:rPr>
+        <w:t>dni</w:t>
+      </w:r>
+      <w:proofErr w:type="spellEnd"/>
+      <w:r>
+        <w:t xml:space="preserve">, </w:t>
+      </w:r>
+      <w:proofErr w:type="spellStart"/>
+      <w:r>
+        <w:t>name</w:t>
+      </w:r>
+      <w:proofErr w:type="spellEnd"/>
+      <w:r>
+        <w:t xml:space="preserve">, </w:t>
+      </w:r>
+      <w:proofErr w:type="spellStart"/>
+      <w:r>
+        <w:t>surnames</w:t>
+      </w:r>
+      <w:proofErr w:type="spellEnd"/>
+      <w:r>
+        <w:t xml:space="preserve">, </w:t>
+      </w:r>
+      <w:proofErr w:type="spellStart"/>
+      <w:r>
+        <w:t>username</w:t>
+      </w:r>
+      <w:proofErr w:type="spellEnd"/>
+      <w:r>
+        <w:t xml:space="preserve">, </w:t>
+      </w:r>
+      <w:proofErr w:type="spellStart"/>
+      <w:r>
+        <w:t>password</w:t>
+      </w:r>
+      <w:proofErr w:type="spellEnd"/>
+      <w:r>
+        <w:t xml:space="preserve">, </w:t>
+      </w:r>
+      <w:proofErr w:type="spellStart"/>
+      <w:r>
+        <w:t>phone</w:t>
+      </w:r>
+      <w:proofErr w:type="spellEnd"/>
+      <w:r>
+        <w:t xml:space="preserve">, email, </w:t>
+      </w:r>
+      <w:proofErr w:type="spellStart"/>
+      <w:r>
+        <w:t>birthdate</w:t>
+      </w:r>
+      <w:proofErr w:type="spellEnd"/>
+      <w:r>
+        <w:t>)</w:t>
+      </w:r>
+    </w:p>
+    <w:p>
+      <w:pPr>
+        <w:numPr>
+          <w:ilvl w:val="0"/>
+          <w:numId w:val="18"/>
+        </w:numPr>
+      </w:pPr>
+      <w:r>
+        <w:rPr>
+          <w:b/>
+          <w:bCs/>
+        </w:rPr>
+        <w:t>TENANT</w:t>
+      </w:r>
+      <w:r>
+        <w:t>(</w:t>
+      </w:r>
+      <w:proofErr w:type="spellStart"/>
+      <w:r>
+        <w:rPr>
+          <w:u w:val="single"/>
+        </w:rPr>
+        <w:t>dni</w:t>
+      </w:r>
+      <w:proofErr w:type="spellEnd"/>
+      <w:r>
+        <w:t xml:space="preserve"> -&gt; USER, </w:t>
+      </w:r>
+      <w:proofErr w:type="spellStart"/>
+      <w:r>
+        <w:t>studentLicense</w:t>
+      </w:r>
+      <w:proofErr w:type="spellEnd"/>
+      <w:r>
+        <w:t>)</w:t>
+      </w:r>
+    </w:p>
+    <w:p>
+      <w:pPr>
+        <w:numPr>
+          <w:ilvl w:val="0"/>
+          <w:numId w:val="18"/>
+        </w:numPr>
+      </w:pPr>
+      <w:r>
+        <w:rPr>
+          <w:b/>
+          <w:bCs/>
+        </w:rPr>
+        <w:t>OWNER</w:t>
+      </w:r>
+      <w:r>
+        <w:t>(</w:t>
+      </w:r>
+      <w:proofErr w:type="spellStart"/>
+      <w:r>
+        <w:rPr>
+          <w:u w:val="single"/>
+        </w:rPr>
+        <w:t>dni</w:t>
+      </w:r>
+      <w:proofErr w:type="spellEnd"/>
+      <w:r>
+        <w:t xml:space="preserve"> -&gt; USER)</w:t>
+      </w:r>
+    </w:p>
+    <w:p>
+      <w:pPr>
+        <w:numPr>
+          <w:ilvl w:val="0"/>
+          <w:numId w:val="18"/>
+        </w:numPr>
+      </w:pPr>
+      <w:r>
+        <w:rPr>
+          <w:b/>
+          <w:bCs/>
+        </w:rPr>
+        <w:t>CONTRACT</w:t>
+      </w:r>
+      <w:r>
+        <w:t>(</w:t>
+      </w:r>
+      <w:proofErr w:type="spellStart"/>
+      <w:r>
+        <w:rPr>
+          <w:u w:val="single"/>
+        </w:rPr>
+        <w:t>signatureDate</w:t>
+      </w:r>
+      <w:proofErr w:type="spellEnd"/>
+      <w:r>
+        <w:t xml:space="preserve">, </w:t>
+      </w:r>
+      <w:r>
+        <w:rPr>
+          <w:u w:val="single"/>
+        </w:rPr>
+        <w:t>(</w:t>
+      </w:r>
+      <w:proofErr w:type="spellStart"/>
+      <w:r>
+        <w:rPr>
+          <w:u w:val="single"/>
+        </w:rPr>
+        <w:t>num</w:t>
+      </w:r>
+      <w:proofErr w:type="spellEnd"/>
+      <w:r>
+        <w:rPr>
+          <w:u w:val="single"/>
+        </w:rPr>
+        <w:t xml:space="preserve">, </w:t>
+      </w:r>
+      <w:proofErr w:type="spellStart"/>
+      <w:r>
+        <w:rPr>
+          <w:u w:val="single"/>
+        </w:rPr>
+        <w:t>type</w:t>
+      </w:r>
+      <w:proofErr w:type="spellEnd"/>
+      <w:r>
+        <w:rPr>
+          <w:u w:val="single"/>
+        </w:rPr>
+        <w:t xml:space="preserve">, </w:t>
+      </w:r>
+      <w:proofErr w:type="spellStart"/>
+      <w:r>
+        <w:rPr>
+          <w:u w:val="single"/>
+        </w:rPr>
+        <w:t>address</w:t>
+      </w:r>
+      <w:proofErr w:type="spellEnd"/>
+      <w:r>
+        <w:t xml:space="preserve">) -&gt; ROOM, </w:t>
+      </w:r>
+      <w:proofErr w:type="spellStart"/>
+      <w:r>
+        <w:rPr>
+          <w:u w:val="single"/>
+        </w:rPr>
+        <w:t>dni</w:t>
+      </w:r>
+      <w:proofErr w:type="spellEnd"/>
+      <w:r>
+        <w:rPr>
+          <w:u w:val="single"/>
+        </w:rPr>
+        <w:t xml:space="preserve"> </w:t>
+      </w:r>
+      <w:r>
+        <w:t xml:space="preserve">-&gt; TENANT, status, </w:t>
+      </w:r>
+      <w:proofErr w:type="spellStart"/>
+      <w:r>
+        <w:t>pricePerMonth</w:t>
+      </w:r>
+      <w:proofErr w:type="spellEnd"/>
+      <w:r>
+        <w:t xml:space="preserve">, </w:t>
+      </w:r>
+      <w:proofErr w:type="spellStart"/>
+      <w:r>
+        <w:t>startingDate</w:t>
+      </w:r>
+      <w:proofErr w:type="spellEnd"/>
+      <w:r>
+        <w:t xml:space="preserve">, </w:t>
+      </w:r>
+      <w:proofErr w:type="spellStart"/>
+      <w:r>
+        <w:t>endingDate</w:t>
+      </w:r>
+      <w:proofErr w:type="spellEnd"/>
+      <w:r>
+        <w:t>)</w:t>
+      </w:r>
+    </w:p>
+    <w:p>
+      <w:pPr>
+        <w:numPr>
+          <w:ilvl w:val="0"/>
+          <w:numId w:val="18"/>
+        </w:numPr>
+      </w:pPr>
+      <w:r>
+        <w:rPr>
+          <w:b/>
+          <w:bCs/>
+        </w:rPr>
+        <w:t>PROPERTY</w:t>
+      </w:r>
+      <w:r>
+        <w:t>(</w:t>
+      </w:r>
+      <w:proofErr w:type="spellStart"/>
+      <w:r>
+        <w:rPr>
+          <w:u w:val="single"/>
+        </w:rPr>
+        <w:t>address</w:t>
+      </w:r>
+      <w:proofErr w:type="spellEnd"/>
+      <w:r>
+        <w:t xml:space="preserve">, </w:t>
+      </w:r>
+      <w:proofErr w:type="spellStart"/>
+      <w:r>
+        <w:t>surface</w:t>
+      </w:r>
+      <w:proofErr w:type="spellEnd"/>
+      <w:r>
+        <w:t xml:space="preserve">, status, </w:t>
+      </w:r>
+      <w:proofErr w:type="spellStart"/>
+      <w:r>
+        <w:t>dni</w:t>
+      </w:r>
+      <w:proofErr w:type="spellEnd"/>
+      <w:r>
+        <w:t xml:space="preserve"> -&gt; OWNER)</w:t>
+      </w:r>
+    </w:p>
+    <w:p>
+      <w:pPr>
+        <w:numPr>
+          <w:ilvl w:val="0"/>
+          <w:numId w:val="18"/>
+        </w:numPr>
+      </w:pPr>
+      <w:r>
+        <w:rPr>
+          <w:b/>
+          <w:bCs/>
+        </w:rPr>
+        <w:t>ROOM</w:t>
+      </w:r>
+      <w:r>
+        <w:t>(</w:t>
+      </w:r>
+      <w:proofErr w:type="spellStart"/>
+      <w:r>
+        <w:rPr>
+          <w:u w:val="single"/>
+        </w:rPr>
+        <w:t>num</w:t>
+      </w:r>
+      <w:proofErr w:type="spellEnd"/>
+      <w:r>
+        <w:rPr>
+          <w:u w:val="single"/>
+        </w:rPr>
+        <w:t xml:space="preserve">, </w:t>
+      </w:r>
+      <w:proofErr w:type="spellStart"/>
+      <w:r>
+        <w:rPr>
+          <w:u w:val="single"/>
+        </w:rPr>
+        <w:t>type</w:t>
+      </w:r>
+      <w:proofErr w:type="spellEnd"/>
+      <w:r>
+        <w:t>,</w:t>
+      </w:r>
+      <w:r>
+        <w:rPr>
+          <w:u w:val="single"/>
+        </w:rPr>
+        <w:t xml:space="preserve"> </w:t>
+      </w:r>
+      <w:proofErr w:type="spellStart"/>
+      <w:r>
+        <w:rPr>
+          <w:u w:val="single"/>
+        </w:rPr>
+        <w:t>address</w:t>
+      </w:r>
+      <w:proofErr w:type="spellEnd"/>
+      <w:r>
+        <w:t xml:space="preserve"> -&gt; PROPERTY, </w:t>
+      </w:r>
+      <w:proofErr w:type="spellStart"/>
+      <w:r>
+        <w:t>surface</w:t>
+      </w:r>
+      <w:proofErr w:type="spellEnd"/>
+      <w:r>
+        <w:t xml:space="preserve">, status, </w:t>
+      </w:r>
+      <w:proofErr w:type="spellStart"/>
+      <w:r>
+        <w:t>pricePerMonth</w:t>
+      </w:r>
+      <w:proofErr w:type="spellEnd"/>
+      <w:r>
+        <w:t>)</w:t>
+      </w:r>
+    </w:p>
+    <w:p>
+      <w:pPr>
+        <w:numPr>
+          <w:ilvl w:val="0"/>
+          <w:numId w:val="18"/>
+        </w:numPr>
+      </w:pPr>
+      <w:r>
+        <w:rPr>
+          <w:b/>
+          <w:bCs/>
+        </w:rPr>
+        <w:t>FURNITURE</w:t>
+      </w:r>
+      <w:r>
+        <w:t>(</w:t>
+      </w:r>
+      <w:proofErr w:type="spellStart"/>
+      <w:r>
+        <w:rPr>
+          <w:u w:val="single"/>
+        </w:rPr>
+        <w:t>num,type</w:t>
+      </w:r>
+      <w:proofErr w:type="spellEnd"/>
+      <w:r>
+        <w:t xml:space="preserve">, </w:t>
+      </w:r>
+      <w:r>
+        <w:rPr>
+          <w:u w:val="single"/>
+        </w:rPr>
+        <w:t>(</w:t>
+      </w:r>
+      <w:proofErr w:type="spellStart"/>
+      <w:r>
+        <w:rPr>
+          <w:u w:val="single"/>
+        </w:rPr>
+        <w:t>num</w:t>
+      </w:r>
+      <w:proofErr w:type="spellEnd"/>
+      <w:r>
+        <w:rPr>
+          <w:u w:val="single"/>
+        </w:rPr>
+        <w:t xml:space="preserve">, </w:t>
+      </w:r>
+      <w:proofErr w:type="spellStart"/>
+      <w:r>
+        <w:rPr>
+          <w:u w:val="single"/>
+        </w:rPr>
+        <w:t>type</w:t>
+      </w:r>
+      <w:proofErr w:type="spellEnd"/>
+      <w:r>
+        <w:rPr>
+          <w:u w:val="single"/>
+        </w:rPr>
+        <w:t xml:space="preserve">, </w:t>
+      </w:r>
+      <w:proofErr w:type="spellStart"/>
+      <w:r>
+        <w:rPr>
+          <w:u w:val="single"/>
+        </w:rPr>
+        <w:t>address</w:t>
+      </w:r>
+      <w:proofErr w:type="spellEnd"/>
+      <w:r>
+        <w:t xml:space="preserve">) -&gt; ROOM, </w:t>
+      </w:r>
+      <w:proofErr w:type="spellStart"/>
+      <w:r>
+        <w:t>qty</w:t>
+      </w:r>
+      <w:proofErr w:type="spellEnd"/>
+      <w:r>
+        <w:t>)</w:t>
+      </w:r>
+    </w:p>
+    <w:p>
+      <w:pPr>
+        <w:pStyle w:val="Prrafodelista"/>
+        <w:numPr>
+          <w:ilvl w:val="0"/>
+          <w:numId w:val="18"/>
+        </w:numPr>
+      </w:pPr>
+      <w:r>
+        <w:rPr>
+          <w:b/>
+          <w:bCs/>
+        </w:rPr>
+        <w:t>REPORTS</w:t>
+      </w:r>
+      <w:r>
+        <w:t>(</w:t>
+      </w:r>
+      <w:proofErr w:type="spellStart"/>
+      <w:r>
+        <w:rPr>
+          <w:u w:val="single"/>
+        </w:rPr>
+        <w:t>reportDate</w:t>
+      </w:r>
+      <w:proofErr w:type="spellEnd"/>
+      <w:r>
+        <w:t xml:space="preserve">, </w:t>
+      </w:r>
+      <w:proofErr w:type="spellStart"/>
+      <w:r>
+        <w:rPr>
+          <w:u w:val="single"/>
+        </w:rPr>
+        <w:t>dni</w:t>
+      </w:r>
+      <w:proofErr w:type="spellEnd"/>
+      <w:r>
+        <w:t xml:space="preserve"> -&gt; USER,  </w:t>
+      </w:r>
+      <w:r>
+        <w:rPr>
+          <w:u w:val="single"/>
+        </w:rPr>
+        <w:t>(</w:t>
+      </w:r>
+      <w:proofErr w:type="spellStart"/>
+      <w:r>
+        <w:rPr>
+          <w:u w:val="single"/>
+        </w:rPr>
+        <w:t>num</w:t>
+      </w:r>
+      <w:proofErr w:type="spellEnd"/>
+      <w:r>
+        <w:rPr>
+          <w:u w:val="single"/>
+        </w:rPr>
+        <w:t xml:space="preserve">, </w:t>
+      </w:r>
+      <w:proofErr w:type="spellStart"/>
+      <w:r>
+        <w:rPr>
+          <w:u w:val="single"/>
+        </w:rPr>
+        <w:t>type</w:t>
+      </w:r>
+      <w:proofErr w:type="spellEnd"/>
+      <w:r>
+        <w:rPr>
+          <w:u w:val="single"/>
+        </w:rPr>
+        <w:t xml:space="preserve">, </w:t>
+      </w:r>
+      <w:proofErr w:type="spellStart"/>
+      <w:r>
+        <w:rPr>
+          <w:u w:val="single"/>
+        </w:rPr>
+        <w:t>address</w:t>
+      </w:r>
+      <w:proofErr w:type="spellEnd"/>
+      <w:r>
+        <w:t xml:space="preserve">) -&gt; ROOM, </w:t>
+      </w:r>
+      <w:proofErr w:type="spellStart"/>
+      <w:r>
+        <w:t>issue</w:t>
+      </w:r>
+      <w:proofErr w:type="spellEnd"/>
+      <w:r>
+        <w:t xml:space="preserve">, </w:t>
+      </w:r>
+      <w:proofErr w:type="spellStart"/>
+      <w:r>
+        <w:t>details</w:t>
+      </w:r>
+      <w:proofErr w:type="spellEnd"/>
+      <w:r>
+        <w:t>, status)</w:t>
+      </w:r>
+    </w:p>
     <w:p>
       <w:pPr>
         <w:pStyle w:val="Ttulo"/>
@@ -5258,21 +5849,7 @@
         <w:rPr>
           <w:rFonts w:ascii="Aptos" w:eastAsia="Aptos" w:hAnsi="Aptos" w:cs="Aptos"/>
         </w:rPr>
-        <w:t xml:space="preserve">Todo proyecto se rige por un modelo de ciclo de vida. Se tratan de esquemas que organizan las diferentes fases del desarrollo, facilitando la gestión </w:t>
-      </w:r>
-      <w:proofErr w:type="gramStart"/>
-      <w:r>
-        <w:rPr>
-          <w:rFonts w:ascii="Aptos" w:eastAsia="Aptos" w:hAnsi="Aptos" w:cs="Aptos"/>
-        </w:rPr>
-        <w:t>del mismo</w:t>
-      </w:r>
-      <w:proofErr w:type="gramEnd"/>
-      <w:r>
-        <w:rPr>
-          <w:rFonts w:ascii="Aptos" w:eastAsia="Aptos" w:hAnsi="Aptos" w:cs="Aptos"/>
-        </w:rPr>
-        <w:t>.</w:t>
+        <w:t>Todo proyecto se rige por un modelo de ciclo de vida. Se tratan de esquemas que organizan las diferentes fases del desarrollo, facilitando la gestión del mismo.</w:t>
       </w:r>
     </w:p>
     <w:p>
@@ -5301,21 +5878,7 @@
         <w:rPr>
           <w:rFonts w:ascii="Aptos" w:eastAsia="Aptos" w:hAnsi="Aptos" w:cs="Aptos"/>
         </w:rPr>
-        <w:t xml:space="preserve">más, se exige entregar prototipos funcionales repartidos en hitos, por </w:t>
-      </w:r>
-      <w:proofErr w:type="gramStart"/>
-      <w:r>
-        <w:rPr>
-          <w:rFonts w:ascii="Aptos" w:eastAsia="Aptos" w:hAnsi="Aptos" w:cs="Aptos"/>
-        </w:rPr>
-        <w:t>tanto</w:t>
-      </w:r>
-      <w:proofErr w:type="gramEnd"/>
-      <w:r>
-        <w:rPr>
-          <w:rFonts w:ascii="Aptos" w:eastAsia="Aptos" w:hAnsi="Aptos" w:cs="Aptos"/>
-        </w:rPr>
-        <w:t xml:space="preserve"> un </w:t>
+        <w:t xml:space="preserve">más, se exige entregar prototipos funcionales repartidos en hitos, por tanto un </w:t>
       </w:r>
       <w:r>
         <w:rPr>
@@ -5708,7 +6271,7 @@
                     <pic:cNvPicPr/>
                   </pic:nvPicPr>
                   <pic:blipFill>
-                    <a:blip r:embed="rId14">
+                    <a:blip r:embed="rId15">
                       <a:extLst>
                         <a:ext uri="{28A0092B-C50C-407E-A947-70E740481C1C}">
                           <a14:useLocalDpi xmlns:a14="http://schemas.microsoft.com/office/drawing/2010/main"/>
@@ -5740,15 +6303,28 @@
       <w:pPr>
         <w:pStyle w:val="Descripcin"/>
       </w:pPr>
-      <w:fldSimple w:instr=" SEQ Ilustración \* ARABIC ">
-        <w:bookmarkStart w:id="13" w:name="_Toc223618251"/>
-        <w:r>
-          <w:rPr>
-            <w:noProof/>
-          </w:rPr>
-          <w:t>3</w:t>
-        </w:r>
-      </w:fldSimple>
+      <w:r>
+        <w:fldChar w:fldCharType="begin"/>
+      </w:r>
+      <w:r>
+        <w:instrText xml:space="preserve"> SEQ Ilustración \* ARABIC </w:instrText>
+      </w:r>
+      <w:r>
+        <w:fldChar w:fldCharType="separate"/>
+      </w:r>
+      <w:bookmarkStart w:id="13" w:name="_Toc223618251"/>
+      <w:r>
+        <w:rPr>
+          <w:noProof/>
+        </w:rPr>
+        <w:t>3</w:t>
+      </w:r>
+      <w:r>
+        <w:rPr>
+          <w:noProof/>
+        </w:rPr>
+        <w:fldChar w:fldCharType="end"/>
+      </w:r>
       <w:r>
         <w:t>- Tablero Trello Hito 2 1/2</w:t>
       </w:r>
@@ -5780,7 +6356,7 @@
                     <pic:cNvPicPr/>
                   </pic:nvPicPr>
                   <pic:blipFill>
-                    <a:blip r:embed="rId15">
+                    <a:blip r:embed="rId16">
                       <a:extLst>
                         <a:ext uri="{28A0092B-C50C-407E-A947-70E740481C1C}">
                           <a14:useLocalDpi xmlns:a14="http://schemas.microsoft.com/office/drawing/2010/main"/>
@@ -5811,15 +6387,28 @@
       <w:pPr>
         <w:pStyle w:val="Descripcin"/>
       </w:pPr>
-      <w:fldSimple w:instr=" SEQ Ilustración \* ARABIC ">
-        <w:bookmarkStart w:id="14" w:name="_Toc223618252"/>
-        <w:r>
-          <w:rPr>
-            <w:noProof/>
-          </w:rPr>
-          <w:t>4</w:t>
-        </w:r>
-      </w:fldSimple>
+      <w:r>
+        <w:fldChar w:fldCharType="begin"/>
+      </w:r>
+      <w:r>
+        <w:instrText xml:space="preserve"> SEQ Ilustración \* ARABIC </w:instrText>
+      </w:r>
+      <w:r>
+        <w:fldChar w:fldCharType="separate"/>
+      </w:r>
+      <w:bookmarkStart w:id="14" w:name="_Toc223618252"/>
+      <w:r>
+        <w:rPr>
+          <w:noProof/>
+        </w:rPr>
+        <w:t>4</w:t>
+      </w:r>
+      <w:r>
+        <w:rPr>
+          <w:noProof/>
+        </w:rPr>
+        <w:fldChar w:fldCharType="end"/>
+      </w:r>
       <w:r>
         <w:t>- Tablero Trello Hito 2 2/2</w:t>
       </w:r>
@@ -5850,21 +6439,7 @@
         <w:rPr>
           <w:rFonts w:ascii="Aptos" w:eastAsia="Aptos" w:hAnsi="Aptos" w:cs="Aptos"/>
         </w:rPr>
-        <w:t xml:space="preserve">En las primeras iteraciones del proyecto la mayoría de </w:t>
-      </w:r>
-      <w:proofErr w:type="gramStart"/>
-      <w:r>
-        <w:rPr>
-          <w:rFonts w:ascii="Aptos" w:eastAsia="Aptos" w:hAnsi="Aptos" w:cs="Aptos"/>
-        </w:rPr>
-        <w:t>roles</w:t>
-      </w:r>
-      <w:proofErr w:type="gramEnd"/>
-      <w:r>
-        <w:rPr>
-          <w:rFonts w:ascii="Aptos" w:eastAsia="Aptos" w:hAnsi="Aptos" w:cs="Aptos"/>
-        </w:rPr>
-        <w:t xml:space="preserve"> y tareas son compartidas, ya que todos estamos participando conjuntamente en todo tipo de tareas y no necesitamos aún a nadie que haga el rol de jefe de proyecto. En iteraciones más avanzadas tendremos roles y tareas más diferenciadas.</w:t>
+        <w:t>En las primeras iteraciones del proyecto la mayoría de roles y tareas son compartidas, ya que todos estamos participando conjuntamente en todo tipo de tareas y no necesitamos aún a nadie que haga el rol de jefe de proyecto. En iteraciones más avanzadas tendremos roles y tareas más diferenciadas.</w:t>
       </w:r>
     </w:p>
     <w:tbl>
@@ -6111,15 +6686,28 @@
       <w:pPr>
         <w:pStyle w:val="Descripcin"/>
       </w:pPr>
-      <w:fldSimple w:instr=" SEQ Ilustración \* ARABIC ">
-        <w:bookmarkStart w:id="16" w:name="_Toc223618253"/>
-        <w:r>
-          <w:rPr>
-            <w:noProof/>
-          </w:rPr>
-          <w:t>5</w:t>
-        </w:r>
-      </w:fldSimple>
+      <w:r>
+        <w:fldChar w:fldCharType="begin"/>
+      </w:r>
+      <w:r>
+        <w:instrText xml:space="preserve"> SEQ Ilustración \* ARABIC </w:instrText>
+      </w:r>
+      <w:r>
+        <w:fldChar w:fldCharType="separate"/>
+      </w:r>
+      <w:bookmarkStart w:id="16" w:name="_Toc223618253"/>
+      <w:r>
+        <w:rPr>
+          <w:noProof/>
+        </w:rPr>
+        <w:t>5</w:t>
+      </w:r>
+      <w:r>
+        <w:rPr>
+          <w:noProof/>
+        </w:rPr>
+        <w:fldChar w:fldCharType="end"/>
+      </w:r>
       <w:r>
         <w:t>- Planificación de Tareas</w:t>
       </w:r>
@@ -6287,15 +6875,28 @@
       <w:pPr>
         <w:pStyle w:val="Descripcin"/>
       </w:pPr>
-      <w:fldSimple w:instr=" SEQ Ilustración \* ARABIC ">
-        <w:bookmarkStart w:id="17" w:name="_Toc223618254"/>
-        <w:r>
-          <w:rPr>
-            <w:noProof/>
-          </w:rPr>
-          <w:t>6</w:t>
-        </w:r>
-      </w:fldSimple>
+      <w:r>
+        <w:fldChar w:fldCharType="begin"/>
+      </w:r>
+      <w:r>
+        <w:instrText xml:space="preserve"> SEQ Ilustración \* ARABIC </w:instrText>
+      </w:r>
+      <w:r>
+        <w:fldChar w:fldCharType="separate"/>
+      </w:r>
+      <w:bookmarkStart w:id="17" w:name="_Toc223618254"/>
+      <w:r>
+        <w:rPr>
+          <w:noProof/>
+        </w:rPr>
+        <w:t>6</w:t>
+      </w:r>
+      <w:r>
+        <w:rPr>
+          <w:noProof/>
+        </w:rPr>
+        <w:fldChar w:fldCharType="end"/>
+      </w:r>
       <w:r>
         <w:t>- Roles de equipo</w:t>
       </w:r>
@@ -6374,21 +6975,7 @@
         <w:rPr>
           <w:rFonts w:ascii="Aptos" w:eastAsia="Aptos" w:hAnsi="Aptos" w:cs="Aptos"/>
         </w:rPr>
-        <w:t xml:space="preserve">Trabajamos para ayudar a los estudiantes a encontrar pisos durante su año lectivo. El resto de </w:t>
-      </w:r>
-      <w:proofErr w:type="gramStart"/>
-      <w:r>
-        <w:rPr>
-          <w:rFonts w:ascii="Aptos" w:eastAsia="Aptos" w:hAnsi="Aptos" w:cs="Aptos"/>
-        </w:rPr>
-        <w:t>buscadores</w:t>
-      </w:r>
-      <w:proofErr w:type="gramEnd"/>
-      <w:r>
-        <w:rPr>
-          <w:rFonts w:ascii="Aptos" w:eastAsia="Aptos" w:hAnsi="Aptos" w:cs="Aptos"/>
-        </w:rPr>
-        <w:t xml:space="preserve"> abarcan todo el mercado inmobiliario, no filtrando correctamente las posibles conexiones con centros de interés.</w:t>
+        <w:t>Trabajamos para ayudar a los estudiantes a encontrar pisos durante su año lectivo. El resto de buscadores abarcan todo el mercado inmobiliario, no filtrando correctamente las posibles conexiones con centros de interés.</w:t>
       </w:r>
     </w:p>
     <w:p>
@@ -6451,7 +7038,7 @@
         </w:rPr>
         <w:t xml:space="preserve">Alquiler de oficinas </w:t>
       </w:r>
-      <w:hyperlink r:id="rId16">
+      <w:hyperlink r:id="rId17">
         <w:r>
           <w:rPr>
             <w:rStyle w:val="Hipervnculo"/>
@@ -6585,21 +7172,7 @@
         <w:rPr>
           <w:rFonts w:ascii="Aptos" w:eastAsia="Aptos" w:hAnsi="Aptos" w:cs="Aptos"/>
         </w:rPr>
-        <w:t xml:space="preserve">Plan de Hostinger Cloud </w:t>
-      </w:r>
-      <w:proofErr w:type="gramStart"/>
-      <w:r>
-        <w:rPr>
-          <w:rFonts w:ascii="Aptos" w:eastAsia="Aptos" w:hAnsi="Aptos" w:cs="Aptos"/>
-        </w:rPr>
-        <w:t>Startup</w:t>
-      </w:r>
-      <w:proofErr w:type="gramEnd"/>
-      <w:r>
-        <w:rPr>
-          <w:rFonts w:ascii="Aptos" w:eastAsia="Aptos" w:hAnsi="Aptos" w:cs="Aptos"/>
-        </w:rPr>
-        <w:t xml:space="preserve"> 12 meses: 119,88€</w:t>
+        <w:t>Plan de Hostinger Cloud Startup 12 meses: 119,88€</w:t>
       </w:r>
     </w:p>
     <w:p>
@@ -7462,7 +8035,7 @@
         </w:rPr>
         <w:t xml:space="preserve"> </w:t>
       </w:r>
-      <w:hyperlink r:id="rId17">
+      <w:hyperlink r:id="rId18">
         <w:r>
           <w:rPr>
             <w:rStyle w:val="Hipervnculo"/>
@@ -7504,7 +8077,7 @@
         </w:rPr>
         <w:t xml:space="preserve">IES Mutxamel. </w:t>
       </w:r>
-      <w:hyperlink r:id="rId18">
+      <w:hyperlink r:id="rId19">
         <w:r>
           <w:rPr>
             <w:rStyle w:val="Hipervnculo"/>
@@ -7546,7 +8119,7 @@
         </w:rPr>
         <w:t xml:space="preserve">IES Mutxamel. </w:t>
       </w:r>
-      <w:hyperlink r:id="rId19">
+      <w:hyperlink r:id="rId20">
         <w:r>
           <w:rPr>
             <w:rStyle w:val="Hipervnculo"/>
@@ -7580,7 +8153,7 @@
         </w:rPr>
         <w:t xml:space="preserve">. </w:t>
       </w:r>
-      <w:hyperlink r:id="rId20">
+      <w:hyperlink r:id="rId21">
         <w:r>
           <w:rPr>
             <w:rStyle w:val="Hipervnculo"/>
@@ -7592,8 +8165,8 @@
     </w:p>
     <w:p/>
     <w:sectPr>
-      <w:headerReference w:type="default" r:id="rId21"/>
-      <w:footerReference w:type="default" r:id="rId22"/>
+      <w:headerReference w:type="default" r:id="rId22"/>
+      <w:footerReference w:type="default" r:id="rId23"/>
       <w:pgSz w:w="11906" w:h="16838"/>
       <w:pgMar w:top="1440" w:right="1440" w:bottom="1440" w:left="1440" w:header="720" w:footer="720" w:gutter="0"/>
       <w:cols w:space="720"/>
@@ -8698,6 +9271,155 @@
     </w:lvl>
   </w:abstractNum>
   <w:abstractNum w:abstractNumId="8" w15:restartNumberingAfterBreak="0">
+    <w:nsid w:val="415B04F2"/>
+    <w:multiLevelType w:val="multilevel"/>
+    <w:tmpl w:val="DF6E2130"/>
+    <w:lvl w:ilvl="0">
+      <w:start w:val="1"/>
+      <w:numFmt w:val="bullet"/>
+      <w:lvlText w:val=""/>
+      <w:lvlJc w:val="left"/>
+      <w:pPr>
+        <w:tabs>
+          <w:tab w:val="num" w:pos="720"/>
+        </w:tabs>
+        <w:ind w:left="720" w:hanging="360"/>
+      </w:pPr>
+      <w:rPr>
+        <w:rFonts w:ascii="Symbol" w:hAnsi="Symbol" w:hint="default"/>
+        <w:sz w:val="20"/>
+      </w:rPr>
+    </w:lvl>
+    <w:lvl w:ilvl="1" w:tentative="1">
+      <w:start w:val="1"/>
+      <w:numFmt w:val="bullet"/>
+      <w:lvlText w:val="o"/>
+      <w:lvlJc w:val="left"/>
+      <w:pPr>
+        <w:tabs>
+          <w:tab w:val="num" w:pos="1440"/>
+        </w:tabs>
+        <w:ind w:left="1440" w:hanging="360"/>
+      </w:pPr>
+      <w:rPr>
+        <w:rFonts w:ascii="Courier New" w:hAnsi="Courier New" w:hint="default"/>
+        <w:sz w:val="20"/>
+      </w:rPr>
+    </w:lvl>
+    <w:lvl w:ilvl="2" w:tentative="1">
+      <w:start w:val="1"/>
+      <w:numFmt w:val="bullet"/>
+      <w:lvlText w:val=""/>
+      <w:lvlJc w:val="left"/>
+      <w:pPr>
+        <w:tabs>
+          <w:tab w:val="num" w:pos="2160"/>
+        </w:tabs>
+        <w:ind w:left="2160" w:hanging="360"/>
+      </w:pPr>
+      <w:rPr>
+        <w:rFonts w:ascii="Wingdings" w:hAnsi="Wingdings" w:hint="default"/>
+        <w:sz w:val="20"/>
+      </w:rPr>
+    </w:lvl>
+    <w:lvl w:ilvl="3" w:tentative="1">
+      <w:start w:val="1"/>
+      <w:numFmt w:val="bullet"/>
+      <w:lvlText w:val=""/>
+      <w:lvlJc w:val="left"/>
+      <w:pPr>
+        <w:tabs>
+          <w:tab w:val="num" w:pos="2880"/>
+        </w:tabs>
+        <w:ind w:left="2880" w:hanging="360"/>
+      </w:pPr>
+      <w:rPr>
+        <w:rFonts w:ascii="Wingdings" w:hAnsi="Wingdings" w:hint="default"/>
+        <w:sz w:val="20"/>
+      </w:rPr>
+    </w:lvl>
+    <w:lvl w:ilvl="4" w:tentative="1">
+      <w:start w:val="1"/>
+      <w:numFmt w:val="bullet"/>
+      <w:lvlText w:val=""/>
+      <w:lvlJc w:val="left"/>
+      <w:pPr>
+        <w:tabs>
+          <w:tab w:val="num" w:pos="3600"/>
+        </w:tabs>
+        <w:ind w:left="3600" w:hanging="360"/>
+      </w:pPr>
+      <w:rPr>
+        <w:rFonts w:ascii="Wingdings" w:hAnsi="Wingdings" w:hint="default"/>
+        <w:sz w:val="20"/>
+      </w:rPr>
+    </w:lvl>
+    <w:lvl w:ilvl="5" w:tentative="1">
+      <w:start w:val="1"/>
+      <w:numFmt w:val="bullet"/>
+      <w:lvlText w:val=""/>
+      <w:lvlJc w:val="left"/>
+      <w:pPr>
+        <w:tabs>
+          <w:tab w:val="num" w:pos="4320"/>
+        </w:tabs>
+        <w:ind w:left="4320" w:hanging="360"/>
+      </w:pPr>
+      <w:rPr>
+        <w:rFonts w:ascii="Wingdings" w:hAnsi="Wingdings" w:hint="default"/>
+        <w:sz w:val="20"/>
+      </w:rPr>
+    </w:lvl>
+    <w:lvl w:ilvl="6" w:tentative="1">
+      <w:start w:val="1"/>
+      <w:numFmt w:val="bullet"/>
+      <w:lvlText w:val=""/>
+      <w:lvlJc w:val="left"/>
+      <w:pPr>
+        <w:tabs>
+          <w:tab w:val="num" w:pos="5040"/>
+        </w:tabs>
+        <w:ind w:left="5040" w:hanging="360"/>
+      </w:pPr>
+      <w:rPr>
+        <w:rFonts w:ascii="Wingdings" w:hAnsi="Wingdings" w:hint="default"/>
+        <w:sz w:val="20"/>
+      </w:rPr>
+    </w:lvl>
+    <w:lvl w:ilvl="7" w:tentative="1">
+      <w:start w:val="1"/>
+      <w:numFmt w:val="bullet"/>
+      <w:lvlText w:val=""/>
+      <w:lvlJc w:val="left"/>
+      <w:pPr>
+        <w:tabs>
+          <w:tab w:val="num" w:pos="5760"/>
+        </w:tabs>
+        <w:ind w:left="5760" w:hanging="360"/>
+      </w:pPr>
+      <w:rPr>
+        <w:rFonts w:ascii="Wingdings" w:hAnsi="Wingdings" w:hint="default"/>
+        <w:sz w:val="20"/>
+      </w:rPr>
+    </w:lvl>
+    <w:lvl w:ilvl="8" w:tentative="1">
+      <w:start w:val="1"/>
+      <w:numFmt w:val="bullet"/>
+      <w:lvlText w:val=""/>
+      <w:lvlJc w:val="left"/>
+      <w:pPr>
+        <w:tabs>
+          <w:tab w:val="num" w:pos="6480"/>
+        </w:tabs>
+        <w:ind w:left="6480" w:hanging="360"/>
+      </w:pPr>
+      <w:rPr>
+        <w:rFonts w:ascii="Wingdings" w:hAnsi="Wingdings" w:hint="default"/>
+        <w:sz w:val="20"/>
+      </w:rPr>
+    </w:lvl>
+  </w:abstractNum>
+  <w:abstractNum w:abstractNumId="9" w15:restartNumberingAfterBreak="0">
     <w:nsid w:val="41CDF0A9"/>
     <w:multiLevelType w:val="hybridMultilevel"/>
     <w:tmpl w:val="AEB25D38"/>
@@ -8783,7 +9505,7 @@
       </w:pPr>
     </w:lvl>
   </w:abstractNum>
-  <w:abstractNum w:abstractNumId="9" w15:restartNumberingAfterBreak="0">
+  <w:abstractNum w:abstractNumId="10" w15:restartNumberingAfterBreak="0">
     <w:nsid w:val="4B227C16"/>
     <w:multiLevelType w:val="hybridMultilevel"/>
     <w:tmpl w:val="69CE6CCC"/>
@@ -8896,7 +9618,7 @@
       </w:rPr>
     </w:lvl>
   </w:abstractNum>
-  <w:abstractNum w:abstractNumId="10" w15:restartNumberingAfterBreak="0">
+  <w:abstractNum w:abstractNumId="11" w15:restartNumberingAfterBreak="0">
     <w:nsid w:val="4E0A65EB"/>
     <w:multiLevelType w:val="hybridMultilevel"/>
     <w:tmpl w:val="E68E67B0"/>
@@ -9009,7 +9731,7 @@
       </w:rPr>
     </w:lvl>
   </w:abstractNum>
-  <w:abstractNum w:abstractNumId="11" w15:restartNumberingAfterBreak="0">
+  <w:abstractNum w:abstractNumId="12" w15:restartNumberingAfterBreak="0">
     <w:nsid w:val="573BA664"/>
     <w:multiLevelType w:val="multilevel"/>
     <w:tmpl w:val="1BFE550E"/>
@@ -9095,7 +9817,7 @@
       </w:pPr>
     </w:lvl>
   </w:abstractNum>
-  <w:abstractNum w:abstractNumId="12" w15:restartNumberingAfterBreak="0">
+  <w:abstractNum w:abstractNumId="13" w15:restartNumberingAfterBreak="0">
     <w:nsid w:val="5A6F4870"/>
     <w:multiLevelType w:val="hybridMultilevel"/>
     <w:tmpl w:val="94AE46AA"/>
@@ -9208,7 +9930,7 @@
       </w:rPr>
     </w:lvl>
   </w:abstractNum>
-  <w:abstractNum w:abstractNumId="13" w15:restartNumberingAfterBreak="0">
+  <w:abstractNum w:abstractNumId="14" w15:restartNumberingAfterBreak="0">
     <w:nsid w:val="5E20A2D6"/>
     <w:multiLevelType w:val="hybridMultilevel"/>
     <w:tmpl w:val="5956AD64"/>
@@ -9321,7 +10043,7 @@
       </w:rPr>
     </w:lvl>
   </w:abstractNum>
-  <w:abstractNum w:abstractNumId="14" w15:restartNumberingAfterBreak="0">
+  <w:abstractNum w:abstractNumId="15" w15:restartNumberingAfterBreak="0">
     <w:nsid w:val="61EE0F9E"/>
     <w:multiLevelType w:val="multilevel"/>
     <w:tmpl w:val="C5E6BF1E"/>
@@ -9407,7 +10129,7 @@
       </w:pPr>
     </w:lvl>
   </w:abstractNum>
-  <w:abstractNum w:abstractNumId="15" w15:restartNumberingAfterBreak="0">
+  <w:abstractNum w:abstractNumId="16" w15:restartNumberingAfterBreak="0">
     <w:nsid w:val="6E6F6B00"/>
     <w:multiLevelType w:val="hybridMultilevel"/>
     <w:tmpl w:val="65D885F8"/>
@@ -9520,7 +10242,7 @@
       </w:rPr>
     </w:lvl>
   </w:abstractNum>
-  <w:abstractNum w:abstractNumId="16" w15:restartNumberingAfterBreak="0">
+  <w:abstractNum w:abstractNumId="17" w15:restartNumberingAfterBreak="0">
     <w:nsid w:val="7B622CB4"/>
     <w:multiLevelType w:val="hybridMultilevel"/>
     <w:tmpl w:val="86B0A450"/>
@@ -9640,25 +10362,25 @@
     <w:abstractNumId w:val="7"/>
   </w:num>
   <w:num w:numId="3" w16cid:durableId="425276251">
-    <w:abstractNumId w:val="10"/>
+    <w:abstractNumId w:val="11"/>
   </w:num>
   <w:num w:numId="4" w16cid:durableId="267660733">
     <w:abstractNumId w:val="6"/>
   </w:num>
   <w:num w:numId="5" w16cid:durableId="1476215397">
-    <w:abstractNumId w:val="9"/>
+    <w:abstractNumId w:val="10"/>
   </w:num>
   <w:num w:numId="6" w16cid:durableId="1959069539">
     <w:abstractNumId w:val="0"/>
   </w:num>
   <w:num w:numId="7" w16cid:durableId="361321672">
-    <w:abstractNumId w:val="15"/>
+    <w:abstractNumId w:val="16"/>
   </w:num>
   <w:num w:numId="8" w16cid:durableId="2057123933">
-    <w:abstractNumId w:val="8"/>
+    <w:abstractNumId w:val="9"/>
   </w:num>
   <w:num w:numId="9" w16cid:durableId="1011220778">
-    <w:abstractNumId w:val="12"/>
+    <w:abstractNumId w:val="13"/>
   </w:num>
   <w:num w:numId="10" w16cid:durableId="740562609">
     <w:abstractNumId w:val="3"/>
@@ -9670,19 +10392,22 @@
     <w:abstractNumId w:val="5"/>
   </w:num>
   <w:num w:numId="13" w16cid:durableId="516777353">
-    <w:abstractNumId w:val="11"/>
+    <w:abstractNumId w:val="12"/>
   </w:num>
   <w:num w:numId="14" w16cid:durableId="921599014">
-    <w:abstractNumId w:val="13"/>
+    <w:abstractNumId w:val="14"/>
   </w:num>
   <w:num w:numId="15" w16cid:durableId="1471242181">
-    <w:abstractNumId w:val="14"/>
+    <w:abstractNumId w:val="15"/>
   </w:num>
   <w:num w:numId="16" w16cid:durableId="1280255786">
     <w:abstractNumId w:val="2"/>
   </w:num>
   <w:num w:numId="17" w16cid:durableId="1111163449">
-    <w:abstractNumId w:val="16"/>
+    <w:abstractNumId w:val="17"/>
+  </w:num>
+  <w:num w:numId="18" w16cid:durableId="1473985840">
+    <w:abstractNumId w:val="8"/>
   </w:num>
 </w:numbering>
 </file>
@@ -10130,7 +10855,6 @@
   <w:style w:type="character" w:default="1" w:styleId="Fuentedeprrafopredeter">
     <w:name w:val="Default Paragraph Font"/>
     <w:uiPriority w:val="1"/>
-    <w:semiHidden/>
     <w:unhideWhenUsed/>
   </w:style>
   <w:style w:type="table" w:default="1" w:styleId="Tablanormal">
@@ -10633,6 +11357,23 @@
 </file>
 
 <file path=customXml/item2.xml><?xml version="1.0" encoding="utf-8"?>
+<p:properties xmlns:p="http://schemas.microsoft.com/office/2006/metadata/properties" xmlns:xsi="http://www.w3.org/2001/XMLSchema-instance" xmlns:pc="http://schemas.microsoft.com/office/infopath/2007/PartnerControls">
+  <documentManagement>
+    <_activity xmlns="d05fafeb-8cd0-4ca3-bfc2-8403829aa73e" xsi:nil="true"/>
+  </documentManagement>
+</p:properties>
+</file>
+
+<file path=customXml/item3.xml><?xml version="1.0" encoding="utf-8"?>
+<?mso-contentType ?>
+<FormTemplates xmlns="http://schemas.microsoft.com/sharepoint/v3/contenttype/forms">
+  <Display>DocumentLibraryForm</Display>
+  <Edit>DocumentLibraryForm</Edit>
+  <New>DocumentLibraryForm</New>
+</FormTemplates>
+</file>
+
+<file path=customXml/item4.xml><?xml version="1.0" encoding="utf-8"?>
 <ct:contentTypeSchema xmlns:ct="http://schemas.microsoft.com/office/2006/metadata/contentType" xmlns:ma="http://schemas.microsoft.com/office/2006/metadata/properties/metaAttributes" ct:_="" ma:_="" ma:contentTypeName="Documento" ma:contentTypeID="0x0101002F5E8EE332397542B8BB75AF29E80DA2" ma:contentTypeVersion="5" ma:contentTypeDescription="Crear nuevo documento." ma:contentTypeScope="" ma:versionID="4d02e74581b067f40c888b71b534a43b">
   <xsd:schema xmlns:xsd="http://www.w3.org/2001/XMLSchema" xmlns:xs="http://www.w3.org/2001/XMLSchema" xmlns:p="http://schemas.microsoft.com/office/2006/metadata/properties" xmlns:ns3="d05fafeb-8cd0-4ca3-bfc2-8403829aa73e" targetNamespace="http://schemas.microsoft.com/office/2006/metadata/properties" ma:root="true" ma:fieldsID="6f6ea4f18b227e563cf6e8dad0eb12f1" ns3:_="">
     <xsd:import namespace="d05fafeb-8cd0-4ca3-bfc2-8403829aa73e"/>
@@ -10782,23 +11523,6 @@
 </ct:contentTypeSchema>
 </file>
 
-<file path=customXml/item3.xml><?xml version="1.0" encoding="utf-8"?>
-<?mso-contentType ?>
-<FormTemplates xmlns="http://schemas.microsoft.com/sharepoint/v3/contenttype/forms">
-  <Display>DocumentLibraryForm</Display>
-  <Edit>DocumentLibraryForm</Edit>
-  <New>DocumentLibraryForm</New>
-</FormTemplates>
-</file>
-
-<file path=customXml/item4.xml><?xml version="1.0" encoding="utf-8"?>
-<p:properties xmlns:p="http://schemas.microsoft.com/office/2006/metadata/properties" xmlns:xsi="http://www.w3.org/2001/XMLSchema-instance" xmlns:pc="http://schemas.microsoft.com/office/infopath/2007/PartnerControls">
-  <documentManagement>
-    <_activity xmlns="d05fafeb-8cd0-4ca3-bfc2-8403829aa73e" xsi:nil="true"/>
-  </documentManagement>
-</p:properties>
-</file>
-
 <file path=customXml/itemProps1.xml><?xml version="1.0" encoding="utf-8"?>
 <ds:datastoreItem xmlns:ds="http://schemas.openxmlformats.org/officeDocument/2006/customXml" ds:itemID="{84CA4A16-CE6B-4C64-8CA7-CF5CBE9EE313}">
   <ds:schemaRefs>
@@ -10808,6 +11532,24 @@
 </file>
 
 <file path=customXml/itemProps2.xml><?xml version="1.0" encoding="utf-8"?>
+<ds:datastoreItem xmlns:ds="http://schemas.openxmlformats.org/officeDocument/2006/customXml" ds:itemID="{6C973ABE-01AD-4479-91B2-6C831642CD01}">
+  <ds:schemaRefs>
+    <ds:schemaRef ds:uri="http://schemas.microsoft.com/office/2006/metadata/properties"/>
+    <ds:schemaRef ds:uri="http://schemas.microsoft.com/office/infopath/2007/PartnerControls"/>
+    <ds:schemaRef ds:uri="d05fafeb-8cd0-4ca3-bfc2-8403829aa73e"/>
+  </ds:schemaRefs>
+</ds:datastoreItem>
+</file>
+
+<file path=customXml/itemProps3.xml><?xml version="1.0" encoding="utf-8"?>
+<ds:datastoreItem xmlns:ds="http://schemas.openxmlformats.org/officeDocument/2006/customXml" ds:itemID="{9C62D19F-2C4B-4163-B98D-18BF5B309744}">
+  <ds:schemaRefs>
+    <ds:schemaRef ds:uri="http://schemas.microsoft.com/sharepoint/v3/contenttype/forms"/>
+  </ds:schemaRefs>
+</ds:datastoreItem>
+</file>
+
+<file path=customXml/itemProps4.xml><?xml version="1.0" encoding="utf-8"?>
 <ds:datastoreItem xmlns:ds="http://schemas.openxmlformats.org/officeDocument/2006/customXml" ds:itemID="{1DB4DC36-AD7A-4853-9C6B-4ADFFDB99AD0}">
   <ds:schemaRefs>
     <ds:schemaRef ds:uri="http://schemas.microsoft.com/office/2006/metadata/contentType"/>
@@ -10823,22 +11565,4 @@
     <ds:schemaRef ds:uri="http://schemas.microsoft.com/internal/obd"/>
   </ds:schemaRefs>
 </ds:datastoreItem>
-</file>
-
-<file path=customXml/itemProps3.xml><?xml version="1.0" encoding="utf-8"?>
-<ds:datastoreItem xmlns:ds="http://schemas.openxmlformats.org/officeDocument/2006/customXml" ds:itemID="{9C62D19F-2C4B-4163-B98D-18BF5B309744}">
-  <ds:schemaRefs>
-    <ds:schemaRef ds:uri="http://schemas.microsoft.com/sharepoint/v3/contenttype/forms"/>
-  </ds:schemaRefs>
-</ds:datastoreItem>
-</file>
-
-<file path=customXml/itemProps4.xml><?xml version="1.0" encoding="utf-8"?>
-<ds:datastoreItem xmlns:ds="http://schemas.openxmlformats.org/officeDocument/2006/customXml" ds:itemID="{6C973ABE-01AD-4479-91B2-6C831642CD01}">
-  <ds:schemaRefs>
-    <ds:schemaRef ds:uri="http://schemas.microsoft.com/office/2006/metadata/properties"/>
-    <ds:schemaRef ds:uri="http://schemas.microsoft.com/office/infopath/2007/PartnerControls"/>
-    <ds:schemaRef ds:uri="d05fafeb-8cd0-4ca3-bfc2-8403829aa73e"/>
-  </ds:schemaRefs>
-</ds:datastoreItem>
 </file>
--- a/Hito3/Documentación/Hito 3 - word.docx
+++ b/Hito3/Documentación/Hito 3 - word.docx
@@ -82,7 +82,13 @@
         <w:rPr>
           <w:rStyle w:val="Ttulodellibro"/>
         </w:rPr>
-        <w:t xml:space="preserve"> Hito 2</w:t>
+        <w:t xml:space="preserve"> Hito </w:t>
+      </w:r>
+      <w:r>
+        <w:rPr>
+          <w:rStyle w:val="Ttulodellibro"/>
+        </w:rPr>
+        <w:t>3</w:t>
       </w:r>
     </w:p>
     <w:p/>
@@ -5059,28 +5065,15 @@
       <w:pPr>
         <w:pStyle w:val="Descripcin"/>
       </w:pPr>
-      <w:r>
-        <w:fldChar w:fldCharType="begin"/>
-      </w:r>
-      <w:r>
-        <w:instrText xml:space="preserve"> SEQ Ilustración \* ARABIC </w:instrText>
-      </w:r>
-      <w:r>
-        <w:fldChar w:fldCharType="separate"/>
-      </w:r>
-      <w:bookmarkStart w:id="7" w:name="_Toc223618249"/>
-      <w:r>
-        <w:rPr>
-          <w:noProof/>
-        </w:rPr>
-        <w:t>1</w:t>
-      </w:r>
-      <w:r>
-        <w:rPr>
-          <w:noProof/>
-        </w:rPr>
-        <w:fldChar w:fldCharType="end"/>
-      </w:r>
+      <w:fldSimple w:instr=" SEQ Ilustración \* ARABIC ">
+        <w:bookmarkStart w:id="7" w:name="_Toc223618249"/>
+        <w:r>
+          <w:rPr>
+            <w:noProof/>
+          </w:rPr>
+          <w:t>1</w:t>
+        </w:r>
+      </w:fldSimple>
       <w:r>
         <w:t>-</w:t>
       </w:r>
@@ -5161,28 +5154,15 @@
       <w:pPr>
         <w:pStyle w:val="Descripcin"/>
       </w:pPr>
-      <w:r>
-        <w:fldChar w:fldCharType="begin"/>
-      </w:r>
-      <w:r>
-        <w:instrText xml:space="preserve"> SEQ Ilustración \* ARABIC </w:instrText>
-      </w:r>
-      <w:r>
-        <w:fldChar w:fldCharType="separate"/>
-      </w:r>
-      <w:bookmarkStart w:id="9" w:name="_Toc223618250"/>
-      <w:r>
-        <w:rPr>
-          <w:noProof/>
-        </w:rPr>
-        <w:t>2</w:t>
-      </w:r>
-      <w:r>
-        <w:rPr>
-          <w:noProof/>
-        </w:rPr>
-        <w:fldChar w:fldCharType="end"/>
-      </w:r>
+      <w:fldSimple w:instr=" SEQ Ilustración \* ARABIC ">
+        <w:bookmarkStart w:id="9" w:name="_Toc223618250"/>
+        <w:r>
+          <w:rPr>
+            <w:noProof/>
+          </w:rPr>
+          <w:t>2</w:t>
+        </w:r>
+      </w:fldSimple>
       <w:r>
         <w:t>- Diagrama de clases</w:t>
       </w:r>
@@ -5351,13 +5331,20 @@
       <w:proofErr w:type="spellStart"/>
       <w:r>
         <w:rPr>
+          <w:color w:val="EE0000"/>
           <w:u w:val="single"/>
         </w:rPr>
         <w:t>dni</w:t>
       </w:r>
       <w:proofErr w:type="spellEnd"/>
       <w:r>
-        <w:t xml:space="preserve"> -&gt; USER, </w:t>
+        <w:rPr>
+          <w:color w:val="EE0000"/>
+        </w:rPr>
+        <w:t xml:space="preserve"> </w:t>
+      </w:r>
+      <w:r>
+        <w:t xml:space="preserve">-&gt; USER, </w:t>
       </w:r>
       <w:proofErr w:type="spellStart"/>
       <w:r>
@@ -5388,6 +5375,7 @@
       <w:proofErr w:type="spellStart"/>
       <w:r>
         <w:rPr>
+          <w:color w:val="EE0000"/>
           <w:u w:val="single"/>
         </w:rPr>
         <w:t>dni</w:t>
@@ -5434,6 +5422,7 @@
       <w:proofErr w:type="spellStart"/>
       <w:r>
         <w:rPr>
+          <w:color w:val="EE0000"/>
           <w:u w:val="single"/>
         </w:rPr>
         <w:t>num</w:t>
@@ -5441,6 +5430,7 @@
       <w:proofErr w:type="spellEnd"/>
       <w:r>
         <w:rPr>
+          <w:color w:val="EE0000"/>
           <w:u w:val="single"/>
         </w:rPr>
         <w:t xml:space="preserve">, </w:t>
@@ -5448,6 +5438,7 @@
       <w:proofErr w:type="spellStart"/>
       <w:r>
         <w:rPr>
+          <w:color w:val="EE0000"/>
           <w:u w:val="single"/>
         </w:rPr>
         <w:t>type</w:t>
@@ -5455,6 +5446,7 @@
       <w:proofErr w:type="spellEnd"/>
       <w:r>
         <w:rPr>
+          <w:color w:val="EE0000"/>
           <w:u w:val="single"/>
         </w:rPr>
         <w:t xml:space="preserve">, </w:t>
@@ -5462,6 +5454,7 @@
       <w:proofErr w:type="spellStart"/>
       <w:r>
         <w:rPr>
+          <w:color w:val="EE0000"/>
           <w:u w:val="single"/>
         </w:rPr>
         <w:t>address</w:t>
@@ -5473,6 +5466,7 @@
       <w:proofErr w:type="spellStart"/>
       <w:r>
         <w:rPr>
+          <w:color w:val="EE0000"/>
           <w:u w:val="single"/>
         </w:rPr>
         <w:t>dni</w:t>
@@ -5550,11 +5544,20 @@
       </w:r>
       <w:proofErr w:type="spellStart"/>
       <w:r>
+        <w:rPr>
+          <w:color w:val="EE0000"/>
+        </w:rPr>
         <w:t>dni</w:t>
       </w:r>
       <w:proofErr w:type="spellEnd"/>
       <w:r>
-        <w:t xml:space="preserve"> -&gt; OWNER)</w:t>
+        <w:rPr>
+          <w:color w:val="EE0000"/>
+        </w:rPr>
+        <w:t xml:space="preserve"> </w:t>
+      </w:r>
+      <w:r>
+        <w:t>-&gt; OWNER)</w:t>
       </w:r>
     </w:p>
     <w:p>
@@ -5608,6 +5611,7 @@
       <w:proofErr w:type="spellStart"/>
       <w:r>
         <w:rPr>
+          <w:color w:val="EE0000"/>
           <w:u w:val="single"/>
         </w:rPr>
         <w:t>address</w:t>
@@ -5670,6 +5674,7 @@
       <w:proofErr w:type="spellStart"/>
       <w:r>
         <w:rPr>
+          <w:color w:val="EE0000"/>
           <w:u w:val="single"/>
         </w:rPr>
         <w:t>num</w:t>
@@ -5677,6 +5682,7 @@
       <w:proofErr w:type="spellEnd"/>
       <w:r>
         <w:rPr>
+          <w:color w:val="EE0000"/>
           <w:u w:val="single"/>
         </w:rPr>
         <w:t xml:space="preserve">, </w:t>
@@ -5684,6 +5690,7 @@
       <w:proofErr w:type="spellStart"/>
       <w:r>
         <w:rPr>
+          <w:color w:val="EE0000"/>
           <w:u w:val="single"/>
         </w:rPr>
         <w:t>type</w:t>
@@ -5691,6 +5698,7 @@
       <w:proofErr w:type="spellEnd"/>
       <w:r>
         <w:rPr>
+          <w:color w:val="EE0000"/>
           <w:u w:val="single"/>
         </w:rPr>
         <w:t xml:space="preserve">, </w:t>
@@ -5698,6 +5706,7 @@
       <w:proofErr w:type="spellStart"/>
       <w:r>
         <w:rPr>
+          <w:color w:val="EE0000"/>
           <w:u w:val="single"/>
         </w:rPr>
         <w:t>address</w:t>
@@ -5764,6 +5773,7 @@
       <w:proofErr w:type="spellStart"/>
       <w:r>
         <w:rPr>
+          <w:color w:val="EE0000"/>
           <w:u w:val="single"/>
         </w:rPr>
         <w:t>num</w:t>
@@ -5771,6 +5781,7 @@
       <w:proofErr w:type="spellEnd"/>
       <w:r>
         <w:rPr>
+          <w:color w:val="EE0000"/>
           <w:u w:val="single"/>
         </w:rPr>
         <w:t xml:space="preserve">, </w:t>
@@ -5778,6 +5789,7 @@
       <w:proofErr w:type="spellStart"/>
       <w:r>
         <w:rPr>
+          <w:color w:val="EE0000"/>
           <w:u w:val="single"/>
         </w:rPr>
         <w:t>type</w:t>
@@ -5785,6 +5797,7 @@
       <w:proofErr w:type="spellEnd"/>
       <w:r>
         <w:rPr>
+          <w:color w:val="EE0000"/>
           <w:u w:val="single"/>
         </w:rPr>
         <w:t xml:space="preserve">, </w:t>
@@ -5792,6 +5805,7 @@
       <w:proofErr w:type="spellStart"/>
       <w:r>
         <w:rPr>
+          <w:color w:val="EE0000"/>
           <w:u w:val="single"/>
         </w:rPr>
         <w:t>address</w:t>
@@ -6231,7 +6245,7 @@
       </w:r>
       <w:proofErr w:type="spellEnd"/>
       <w:r>
-        <w:t xml:space="preserve"> (Hito 2)</w:t>
+        <w:t xml:space="preserve"> </w:t>
       </w:r>
       <w:bookmarkEnd w:id="12"/>
     </w:p>
@@ -6303,28 +6317,15 @@
       <w:pPr>
         <w:pStyle w:val="Descripcin"/>
       </w:pPr>
-      <w:r>
-        <w:fldChar w:fldCharType="begin"/>
-      </w:r>
-      <w:r>
-        <w:instrText xml:space="preserve"> SEQ Ilustración \* ARABIC </w:instrText>
-      </w:r>
-      <w:r>
-        <w:fldChar w:fldCharType="separate"/>
-      </w:r>
-      <w:bookmarkStart w:id="13" w:name="_Toc223618251"/>
-      <w:r>
-        <w:rPr>
-          <w:noProof/>
-        </w:rPr>
-        <w:t>3</w:t>
-      </w:r>
-      <w:r>
-        <w:rPr>
-          <w:noProof/>
-        </w:rPr>
-        <w:fldChar w:fldCharType="end"/>
-      </w:r>
+      <w:fldSimple w:instr=" SEQ Ilustración \* ARABIC ">
+        <w:bookmarkStart w:id="13" w:name="_Toc223618251"/>
+        <w:r>
+          <w:rPr>
+            <w:noProof/>
+          </w:rPr>
+          <w:t>3</w:t>
+        </w:r>
+      </w:fldSimple>
       <w:r>
         <w:t>- Tablero Trello Hito 2 1/2</w:t>
       </w:r>
@@ -6387,28 +6388,15 @@
       <w:pPr>
         <w:pStyle w:val="Descripcin"/>
       </w:pPr>
-      <w:r>
-        <w:fldChar w:fldCharType="begin"/>
-      </w:r>
-      <w:r>
-        <w:instrText xml:space="preserve"> SEQ Ilustración \* ARABIC </w:instrText>
-      </w:r>
-      <w:r>
-        <w:fldChar w:fldCharType="separate"/>
-      </w:r>
-      <w:bookmarkStart w:id="14" w:name="_Toc223618252"/>
-      <w:r>
-        <w:rPr>
-          <w:noProof/>
-        </w:rPr>
-        <w:t>4</w:t>
-      </w:r>
-      <w:r>
-        <w:rPr>
-          <w:noProof/>
-        </w:rPr>
-        <w:fldChar w:fldCharType="end"/>
-      </w:r>
+      <w:fldSimple w:instr=" SEQ Ilustración \* ARABIC ">
+        <w:bookmarkStart w:id="14" w:name="_Toc223618252"/>
+        <w:r>
+          <w:rPr>
+            <w:noProof/>
+          </w:rPr>
+          <w:t>4</w:t>
+        </w:r>
+      </w:fldSimple>
       <w:r>
         <w:t>- Tablero Trello Hito 2 2/2</w:t>
       </w:r>
@@ -6578,7 +6566,10 @@
               <w:jc w:val="center"/>
             </w:pPr>
             <w:r>
-              <w:t>HITO1</w:t>
+              <w:t>HITO</w:t>
+            </w:r>
+            <w:r>
+              <w:t>2</w:t>
             </w:r>
           </w:p>
         </w:tc>
@@ -6592,27 +6583,21 @@
             </w:pPr>
             <w:r>
               <w:rPr>
-                <w:rFonts w:ascii="Arial" w:eastAsia="Arial" w:hAnsi="Arial" w:cs="Arial"/>
-                <w:sz w:val="20"/>
-                <w:szCs w:val="20"/>
+                <w:rFonts w:eastAsia="Arial" w:cs="Arial"/>
               </w:rPr>
               <w:t xml:space="preserve">Creación de </w:t>
             </w:r>
             <w:proofErr w:type="spellStart"/>
             <w:r>
               <w:rPr>
-                <w:rFonts w:ascii="Arial" w:eastAsia="Arial" w:hAnsi="Arial" w:cs="Arial"/>
-                <w:sz w:val="20"/>
-                <w:szCs w:val="20"/>
+                <w:rFonts w:eastAsia="Arial" w:cs="Arial"/>
               </w:rPr>
               <w:t>github</w:t>
             </w:r>
             <w:proofErr w:type="spellEnd"/>
             <w:r>
               <w:rPr>
-                <w:rFonts w:ascii="Arial" w:eastAsia="Arial" w:hAnsi="Arial" w:cs="Arial"/>
-                <w:sz w:val="20"/>
-                <w:szCs w:val="20"/>
+                <w:rFonts w:eastAsia="Arial" w:cs="Arial"/>
               </w:rPr>
               <w:t>, escribir introducción, descripción de ciclo de vida y plan de negocios</w:t>
             </w:r>
@@ -6629,9 +6614,7 @@
             </w:pPr>
             <w:r>
               <w:rPr>
-                <w:rFonts w:ascii="Arial" w:eastAsia="Arial" w:hAnsi="Arial" w:cs="Arial"/>
-                <w:sz w:val="20"/>
-                <w:szCs w:val="20"/>
+                <w:rFonts w:eastAsia="Arial" w:cs="Arial"/>
               </w:rPr>
               <w:t>Diagrama de casos de uso, documento prevención riesgos laborales</w:t>
             </w:r>
@@ -6648,9 +6631,7 @@
             </w:pPr>
             <w:r>
               <w:rPr>
-                <w:rFonts w:ascii="Arial" w:eastAsia="Arial" w:hAnsi="Arial" w:cs="Arial"/>
-                <w:sz w:val="20"/>
-                <w:szCs w:val="20"/>
+                <w:rFonts w:eastAsia="Arial" w:cs="Arial"/>
               </w:rPr>
               <w:t>Diagrama de casos de uso. Creación de logo y color corporativo.</w:t>
             </w:r>
@@ -6667,9 +6648,7 @@
             </w:pPr>
             <w:r>
               <w:rPr>
-                <w:rFonts w:ascii="Arial" w:eastAsia="Arial" w:hAnsi="Arial" w:cs="Arial"/>
-                <w:sz w:val="20"/>
-                <w:szCs w:val="20"/>
+                <w:rFonts w:eastAsia="Arial" w:cs="Arial"/>
               </w:rPr>
               <w:t>Documento requisitos funcionales, metodología ágil y planificación de tareas y roles.</w:t>
             </w:r>
@@ -6681,33 +6660,115 @@
           </w:p>
         </w:tc>
       </w:tr>
+      <w:tr>
+        <w:trPr>
+          <w:trHeight w:val="300"/>
+        </w:trPr>
+        <w:tc>
+          <w:tcPr>
+            <w:tcW w:w="1995" w:type="dxa"/>
+            <w:vAlign w:val="center"/>
+          </w:tcPr>
+          <w:p>
+            <w:pPr>
+              <w:jc w:val="center"/>
+            </w:pPr>
+            <w:r>
+              <w:t>HITO 3</w:t>
+            </w:r>
+          </w:p>
+        </w:tc>
+        <w:tc>
+          <w:tcPr>
+            <w:tcW w:w="1611" w:type="dxa"/>
+          </w:tcPr>
+          <w:p>
+            <w:pPr>
+              <w:spacing w:after="159" w:line="276" w:lineRule="auto"/>
+              <w:rPr>
+                <w:rFonts w:eastAsia="Arial" w:cs="Arial"/>
+              </w:rPr>
+            </w:pPr>
+            <w:r>
+              <w:rPr>
+                <w:rFonts w:eastAsia="Arial" w:cs="Arial"/>
+              </w:rPr>
+              <w:t>Diseño y creación de base de datos</w:t>
+            </w:r>
+          </w:p>
+        </w:tc>
+        <w:tc>
+          <w:tcPr>
+            <w:tcW w:w="1803" w:type="dxa"/>
+          </w:tcPr>
+          <w:p>
+            <w:pPr>
+              <w:spacing w:after="159" w:line="276" w:lineRule="auto"/>
+              <w:rPr>
+                <w:rFonts w:eastAsia="Arial" w:cs="Arial"/>
+              </w:rPr>
+            </w:pPr>
+            <w:r>
+              <w:rPr>
+                <w:rFonts w:eastAsia="Arial" w:cs="Arial"/>
+              </w:rPr>
+              <w:t>Diseño y creación de página web</w:t>
+            </w:r>
+          </w:p>
+        </w:tc>
+        <w:tc>
+          <w:tcPr>
+            <w:tcW w:w="1803" w:type="dxa"/>
+          </w:tcPr>
+          <w:p>
+            <w:pPr>
+              <w:spacing w:after="159" w:line="276" w:lineRule="auto"/>
+              <w:rPr>
+                <w:rFonts w:eastAsia="Arial" w:cs="Arial"/>
+              </w:rPr>
+            </w:pPr>
+            <w:r>
+              <w:rPr>
+                <w:rFonts w:eastAsia="Arial" w:cs="Arial"/>
+              </w:rPr>
+              <w:t>Diseño y creación de página web</w:t>
+            </w:r>
+          </w:p>
+        </w:tc>
+        <w:tc>
+          <w:tcPr>
+            <w:tcW w:w="1803" w:type="dxa"/>
+          </w:tcPr>
+          <w:p>
+            <w:pPr>
+              <w:spacing w:after="159" w:line="276" w:lineRule="auto"/>
+              <w:rPr>
+                <w:rFonts w:eastAsia="Arial" w:cs="Arial"/>
+              </w:rPr>
+            </w:pPr>
+            <w:r>
+              <w:rPr>
+                <w:rFonts w:eastAsia="Arial" w:cs="Arial"/>
+              </w:rPr>
+              <w:t>Diseño y creación de base de datos</w:t>
+            </w:r>
+          </w:p>
+        </w:tc>
+      </w:tr>
     </w:tbl>
     <w:p>
       <w:pPr>
         <w:pStyle w:val="Descripcin"/>
       </w:pPr>
-      <w:r>
-        <w:fldChar w:fldCharType="begin"/>
-      </w:r>
-      <w:r>
-        <w:instrText xml:space="preserve"> SEQ Ilustración \* ARABIC </w:instrText>
-      </w:r>
-      <w:r>
-        <w:fldChar w:fldCharType="separate"/>
-      </w:r>
-      <w:bookmarkStart w:id="16" w:name="_Toc223618253"/>
-      <w:r>
-        <w:rPr>
-          <w:noProof/>
-        </w:rPr>
-        <w:t>5</w:t>
-      </w:r>
-      <w:r>
-        <w:rPr>
-          <w:noProof/>
-        </w:rPr>
-        <w:fldChar w:fldCharType="end"/>
-      </w:r>
+      <w:fldSimple w:instr=" SEQ Ilustración \* ARABIC ">
+        <w:bookmarkStart w:id="16" w:name="_Toc223618253"/>
+        <w:r>
+          <w:rPr>
+            <w:noProof/>
+          </w:rPr>
+          <w:t>5</w:t>
+        </w:r>
+      </w:fldSimple>
       <w:r>
         <w:t>- Planificación de Tareas</w:t>
       </w:r>
@@ -6870,33 +6931,99 @@
           </w:p>
         </w:tc>
       </w:tr>
+      <w:tr>
+        <w:trPr>
+          <w:trHeight w:val="960"/>
+        </w:trPr>
+        <w:tc>
+          <w:tcPr>
+            <w:tcW w:w="1803" w:type="dxa"/>
+            <w:vAlign w:val="center"/>
+          </w:tcPr>
+          <w:p>
+            <w:pPr>
+              <w:jc w:val="center"/>
+            </w:pPr>
+            <w:r>
+              <w:t>HITO 3</w:t>
+            </w:r>
+          </w:p>
+        </w:tc>
+        <w:tc>
+          <w:tcPr>
+            <w:tcW w:w="1803" w:type="dxa"/>
+            <w:vAlign w:val="center"/>
+          </w:tcPr>
+          <w:p>
+            <w:pPr>
+              <w:keepNext/>
+              <w:jc w:val="center"/>
+            </w:pPr>
+            <w:r>
+              <w:t>Administrador de base de datos</w:t>
+            </w:r>
+          </w:p>
+        </w:tc>
+        <w:tc>
+          <w:tcPr>
+            <w:tcW w:w="1803" w:type="dxa"/>
+            <w:vAlign w:val="center"/>
+          </w:tcPr>
+          <w:p>
+            <w:pPr>
+              <w:keepNext/>
+              <w:jc w:val="center"/>
+            </w:pPr>
+            <w:r>
+              <w:t>Diseñador Web</w:t>
+            </w:r>
+          </w:p>
+        </w:tc>
+        <w:tc>
+          <w:tcPr>
+            <w:tcW w:w="1803" w:type="dxa"/>
+            <w:vAlign w:val="center"/>
+          </w:tcPr>
+          <w:p>
+            <w:pPr>
+              <w:keepNext/>
+              <w:jc w:val="center"/>
+            </w:pPr>
+            <w:r>
+              <w:t>Diseñador Web</w:t>
+            </w:r>
+          </w:p>
+        </w:tc>
+        <w:tc>
+          <w:tcPr>
+            <w:tcW w:w="1803" w:type="dxa"/>
+            <w:vAlign w:val="center"/>
+          </w:tcPr>
+          <w:p>
+            <w:pPr>
+              <w:keepNext/>
+              <w:jc w:val="center"/>
+            </w:pPr>
+            <w:r>
+              <w:t>Administrador de base de datos</w:t>
+            </w:r>
+          </w:p>
+        </w:tc>
+      </w:tr>
     </w:tbl>
     <w:p>
       <w:pPr>
         <w:pStyle w:val="Descripcin"/>
       </w:pPr>
-      <w:r>
-        <w:fldChar w:fldCharType="begin"/>
-      </w:r>
-      <w:r>
-        <w:instrText xml:space="preserve"> SEQ Ilustración \* ARABIC </w:instrText>
-      </w:r>
-      <w:r>
-        <w:fldChar w:fldCharType="separate"/>
-      </w:r>
-      <w:bookmarkStart w:id="17" w:name="_Toc223618254"/>
-      <w:r>
-        <w:rPr>
-          <w:noProof/>
-        </w:rPr>
-        <w:t>6</w:t>
-      </w:r>
-      <w:r>
-        <w:rPr>
-          <w:noProof/>
-        </w:rPr>
-        <w:fldChar w:fldCharType="end"/>
-      </w:r>
+      <w:fldSimple w:instr=" SEQ Ilustración \* ARABIC ">
+        <w:bookmarkStart w:id="17" w:name="_Toc223618254"/>
+        <w:r>
+          <w:rPr>
+            <w:noProof/>
+          </w:rPr>
+          <w:t>6</w:t>
+        </w:r>
+      </w:fldSimple>
       <w:r>
         <w:t>- Roles de equipo</w:t>
       </w:r>
@@ -10855,6 +10982,7 @@
   <w:style w:type="character" w:default="1" w:styleId="Fuentedeprrafopredeter">
     <w:name w:val="Default Paragraph Font"/>
     <w:uiPriority w:val="1"/>
+    <w:semiHidden/>
     <w:unhideWhenUsed/>
   </w:style>
   <w:style w:type="table" w:default="1" w:styleId="Tablanormal">
@@ -11353,10 +11481,6 @@
 </file>
 
 <file path=customXml/item1.xml><?xml version="1.0" encoding="utf-8"?>
-<b:Sources xmlns:b="http://schemas.openxmlformats.org/officeDocument/2006/bibliography" xmlns="http://schemas.openxmlformats.org/officeDocument/2006/bibliography" SelectedStyle="\APASixthEditionOfficeOnline.xsl" StyleName="APA" Version="6"/>
-</file>
-
-<file path=customXml/item2.xml><?xml version="1.0" encoding="utf-8"?>
 <p:properties xmlns:p="http://schemas.microsoft.com/office/2006/metadata/properties" xmlns:xsi="http://www.w3.org/2001/XMLSchema-instance" xmlns:pc="http://schemas.microsoft.com/office/infopath/2007/PartnerControls">
   <documentManagement>
     <_activity xmlns="d05fafeb-8cd0-4ca3-bfc2-8403829aa73e" xsi:nil="true"/>
@@ -11364,16 +11488,11 @@
 </p:properties>
 </file>
 
-<file path=customXml/item3.xml><?xml version="1.0" encoding="utf-8"?>
-<?mso-contentType ?>
-<FormTemplates xmlns="http://schemas.microsoft.com/sharepoint/v3/contenttype/forms">
-  <Display>DocumentLibraryForm</Display>
-  <Edit>DocumentLibraryForm</Edit>
-  <New>DocumentLibraryForm</New>
-</FormTemplates>
+<file path=customXml/item2.xml><?xml version="1.0" encoding="utf-8"?>
+<b:Sources xmlns:b="http://schemas.openxmlformats.org/officeDocument/2006/bibliography" xmlns="http://schemas.openxmlformats.org/officeDocument/2006/bibliography" SelectedStyle="\APASixthEditionOfficeOnline.xsl" StyleName="APA" Version="6"/>
 </file>
 
-<file path=customXml/item4.xml><?xml version="1.0" encoding="utf-8"?>
+<file path=customXml/item3.xml><?xml version="1.0" encoding="utf-8"?>
 <ct:contentTypeSchema xmlns:ct="http://schemas.microsoft.com/office/2006/metadata/contentType" xmlns:ma="http://schemas.microsoft.com/office/2006/metadata/properties/metaAttributes" ct:_="" ma:_="" ma:contentTypeName="Documento" ma:contentTypeID="0x0101002F5E8EE332397542B8BB75AF29E80DA2" ma:contentTypeVersion="5" ma:contentTypeDescription="Crear nuevo documento." ma:contentTypeScope="" ma:versionID="4d02e74581b067f40c888b71b534a43b">
   <xsd:schema xmlns:xsd="http://www.w3.org/2001/XMLSchema" xmlns:xs="http://www.w3.org/2001/XMLSchema" xmlns:p="http://schemas.microsoft.com/office/2006/metadata/properties" xmlns:ns3="d05fafeb-8cd0-4ca3-bfc2-8403829aa73e" targetNamespace="http://schemas.microsoft.com/office/2006/metadata/properties" ma:root="true" ma:fieldsID="6f6ea4f18b227e563cf6e8dad0eb12f1" ns3:_="">
     <xsd:import namespace="d05fafeb-8cd0-4ca3-bfc2-8403829aa73e"/>
@@ -11523,15 +11642,16 @@
 </ct:contentTypeSchema>
 </file>
 
-<file path=customXml/itemProps1.xml><?xml version="1.0" encoding="utf-8"?>
-<ds:datastoreItem xmlns:ds="http://schemas.openxmlformats.org/officeDocument/2006/customXml" ds:itemID="{84CA4A16-CE6B-4C64-8CA7-CF5CBE9EE313}">
-  <ds:schemaRefs>
-    <ds:schemaRef ds:uri="http://schemas.openxmlformats.org/officeDocument/2006/bibliography"/>
-  </ds:schemaRefs>
-</ds:datastoreItem>
+<file path=customXml/item4.xml><?xml version="1.0" encoding="utf-8"?>
+<?mso-contentType ?>
+<FormTemplates xmlns="http://schemas.microsoft.com/sharepoint/v3/contenttype/forms">
+  <Display>DocumentLibraryForm</Display>
+  <Edit>DocumentLibraryForm</Edit>
+  <New>DocumentLibraryForm</New>
+</FormTemplates>
 </file>
 
-<file path=customXml/itemProps2.xml><?xml version="1.0" encoding="utf-8"?>
+<file path=customXml/itemProps1.xml><?xml version="1.0" encoding="utf-8"?>
 <ds:datastoreItem xmlns:ds="http://schemas.openxmlformats.org/officeDocument/2006/customXml" ds:itemID="{6C973ABE-01AD-4479-91B2-6C831642CD01}">
   <ds:schemaRefs>
     <ds:schemaRef ds:uri="http://schemas.microsoft.com/office/2006/metadata/properties"/>
@@ -11541,15 +11661,15 @@
 </ds:datastoreItem>
 </file>
 
-<file path=customXml/itemProps3.xml><?xml version="1.0" encoding="utf-8"?>
-<ds:datastoreItem xmlns:ds="http://schemas.openxmlformats.org/officeDocument/2006/customXml" ds:itemID="{9C62D19F-2C4B-4163-B98D-18BF5B309744}">
+<file path=customXml/itemProps2.xml><?xml version="1.0" encoding="utf-8"?>
+<ds:datastoreItem xmlns:ds="http://schemas.openxmlformats.org/officeDocument/2006/customXml" ds:itemID="{84CA4A16-CE6B-4C64-8CA7-CF5CBE9EE313}">
   <ds:schemaRefs>
-    <ds:schemaRef ds:uri="http://schemas.microsoft.com/sharepoint/v3/contenttype/forms"/>
+    <ds:schemaRef ds:uri="http://schemas.openxmlformats.org/officeDocument/2006/bibliography"/>
   </ds:schemaRefs>
 </ds:datastoreItem>
 </file>
 
-<file path=customXml/itemProps4.xml><?xml version="1.0" encoding="utf-8"?>
+<file path=customXml/itemProps3.xml><?xml version="1.0" encoding="utf-8"?>
 <ds:datastoreItem xmlns:ds="http://schemas.openxmlformats.org/officeDocument/2006/customXml" ds:itemID="{1DB4DC36-AD7A-4853-9C6B-4ADFFDB99AD0}">
   <ds:schemaRefs>
     <ds:schemaRef ds:uri="http://schemas.microsoft.com/office/2006/metadata/contentType"/>
@@ -11565,4 +11685,12 @@
     <ds:schemaRef ds:uri="http://schemas.microsoft.com/internal/obd"/>
   </ds:schemaRefs>
 </ds:datastoreItem>
+</file>
+
+<file path=customXml/itemProps4.xml><?xml version="1.0" encoding="utf-8"?>
+<ds:datastoreItem xmlns:ds="http://schemas.openxmlformats.org/officeDocument/2006/customXml" ds:itemID="{9C62D19F-2C4B-4163-B98D-18BF5B309744}">
+  <ds:schemaRefs>
+    <ds:schemaRef ds:uri="http://schemas.microsoft.com/sharepoint/v3/contenttype/forms"/>
+  </ds:schemaRefs>
+</ds:datastoreItem>
 </file>
--- a/Hito3/Documentación/Hito 3 - word.docx
+++ b/Hito3/Documentación/Hito 3 - word.docx
@@ -2568,7 +2568,6 @@
       </w:pPr>
       <w:bookmarkStart w:id="6" w:name="_Toc225415561"/>
       <w:r>
-        <w:lastRenderedPageBreak/>
         <w:t>Diagrama Entidad-Relación</w:t>
       </w:r>
       <w:bookmarkEnd w:id="6"/>
@@ -3584,8 +3583,9 @@
       <w:headerReference w:type="default" r:id="rId22"/>
       <w:footerReference w:type="default" r:id="rId23"/>
       <w:pgSz w:w="11906" w:h="16838"/>
-      <w:pgMar w:top="1440" w:right="1440" w:bottom="1440" w:left="1440" w:header="720" w:footer="720" w:gutter="0"/>
+      <w:pgMar w:top="1440" w:right="1440" w:bottom="1440" w:left="1440" w:header="283" w:footer="720" w:gutter="0"/>
       <w:cols w:space="720"/>
+      <w:titlePg/>
       <w:docGrid w:linePitch="360"/>
     </w:sectPr>
   </w:body>
@@ -3724,50 +3724,229 @@
 <w:hdr xmlns:wpc="http://schemas.microsoft.com/office/word/2010/wordprocessingCanvas" xmlns:cx="http://schemas.microsoft.com/office/drawing/2014/chartex" xmlns:cx1="http://schemas.microsoft.com/office/drawing/2015/9/8/chartex" xmlns:cx2="http://schemas.microsoft.com/office/drawing/2015/10/21/chartex" xmlns:cx3="http://schemas.microsoft.com/office/drawing/2016/5/9/chartex" xmlns:cx4="http://schemas.microsoft.com/office/drawing/2016/5/10/chartex" xmlns:cx5="http://schemas.microsoft.com/office/drawing/2016/5/11/chartex" xmlns:cx6="http://schemas.microsoft.com/office/drawing/2016/5/12/chartex" xmlns:cx7="http://schemas.microsoft.com/office/drawing/2016/5/13/chartex" xmlns:cx8="http://schemas.microsoft.com/office/drawing/2016/5/14/chartex" xmlns:mc="http://schemas.openxmlformats.org/markup-compatibility/2006" xmlns:aink="http://schemas.microsoft.com/office/drawing/2016/ink" xmlns:am3d="http://schemas.microsoft.com/office/drawing/2017/model3d" xmlns:o="urn:schemas-microsoft-com:office:office" xmlns:oel="http://schemas.microsoft.com/office/2019/extlst" xmlns:r="http://schemas.openxmlformats.org/officeDocument/2006/relationships" xmlns:m="http://schemas.openxmlformats.org/officeDocument/2006/math" xmlns:v="urn:schemas-microsoft-com:vml" xmlns:wp14="http://schemas.microsoft.com/office/word/2010/wordprocessingDrawing" xmlns:wp="http://schemas.openxmlformats.org/drawingml/2006/wordprocessingDrawing" xmlns:w10="urn:schemas-microsoft-com:office:word" xmlns:w="http://schemas.openxmlformats.org/wordprocessingml/2006/main" xmlns:w14="http://schemas.microsoft.com/office/word/2010/wordml" xmlns:w15="http://schemas.microsoft.com/office/word/2012/wordml" xmlns:w16cex="http://schemas.microsoft.com/office/word/2018/wordml/cex" xmlns:w16cid="http://schemas.microsoft.com/office/word/2016/wordml/cid" xmlns:w16="http://schemas.microsoft.com/office/word/2018/wordml" xmlns:w16du="http://schemas.microsoft.com/office/word/2023/wordml/word16du" xmlns:w16sdtdh="http://schemas.microsoft.com/office/word/2020/wordml/sdtdatahash" xmlns:w16sdtfl="http://schemas.microsoft.com/office/word/2024/wordml/sdtformatlock" xmlns:w16se="http://schemas.microsoft.com/office/word/2015/wordml/symex" xmlns:wpg="http://schemas.microsoft.com/office/word/2010/wordprocessingGroup" xmlns:wpi="http://schemas.microsoft.com/office/word/2010/wordprocessingInk" xmlns:wne="http://schemas.microsoft.com/office/word/2006/wordml" xmlns:wps="http://schemas.microsoft.com/office/word/2010/wordprocessingShape" mc:Ignorable="w14 w15 w16se w16cid w16 w16cex w16sdtdh w16sdtfl w16du wp14">
   <w:tbl>
     <w:tblPr>
-      <w:tblW w:w="0" w:type="auto"/>
-      <w:tblLook w:val="06A0" w:firstRow="1" w:lastRow="0" w:firstColumn="1" w:lastColumn="0" w:noHBand="1" w:noVBand="1"/>
+      <w:tblW w:w="6596" w:type="pct"/>
+      <w:jc w:val="center"/>
+      <w:tblCellMar>
+        <w:top w:w="144" w:type="dxa"/>
+        <w:left w:w="115" w:type="dxa"/>
+        <w:bottom w:w="144" w:type="dxa"/>
+        <w:right w:w="115" w:type="dxa"/>
+      </w:tblCellMar>
+      <w:tblLook w:val="04A0" w:firstRow="1" w:lastRow="0" w:firstColumn="1" w:lastColumn="0" w:noHBand="0" w:noVBand="1"/>
     </w:tblPr>
     <w:tblGrid>
-      <w:gridCol w:w="3005"/>
-      <w:gridCol w:w="3005"/>
-      <w:gridCol w:w="3005"/>
+      <w:gridCol w:w="3969"/>
+      <w:gridCol w:w="3969"/>
+      <w:gridCol w:w="3969"/>
     </w:tblGrid>
     <w:tr>
       <w:trPr>
-        <w:trHeight w:val="300"/>
+        <w:trHeight w:val="510"/>
+        <w:jc w:val="center"/>
       </w:trPr>
+      <w:sdt>
+        <w:sdtPr>
+          <w:rPr>
+            <w:caps/>
+            <w:color w:val="FFFFFF" w:themeColor="background1"/>
+          </w:rPr>
+          <w:alias w:val="Título"/>
+          <w:tag w:val=""/>
+          <w:id w:val="126446070"/>
+          <w:placeholder>
+            <w:docPart w:val="3B1F2B3B428F4E99B64548C5837A006A"/>
+          </w:placeholder>
+          <w:dataBinding w:prefixMappings="xmlns:ns0='http://purl.org/dc/elements/1.1/' xmlns:ns1='http://schemas.openxmlformats.org/package/2006/metadata/core-properties' " w:xpath="/ns1:coreProperties[1]/ns0:title[1]" w:storeItemID="{6C3C8BC8-F283-45AE-878A-BAB7291924A1}"/>
+          <w:text/>
+        </w:sdtPr>
+        <w:sdtContent>
+          <w:tc>
+            <w:tcPr>
+              <w:tcW w:w="3969" w:type="dxa"/>
+              <w:shd w:val="clear" w:color="auto" w:fill="267068"/>
+              <w:vAlign w:val="center"/>
+            </w:tcPr>
+            <w:p>
+              <w:pPr>
+                <w:pStyle w:val="Encabezado"/>
+                <w:tabs>
+                  <w:tab w:val="clear" w:pos="4680"/>
+                  <w:tab w:val="clear" w:pos="9360"/>
+                </w:tabs>
+                <w:rPr>
+                  <w:caps/>
+                  <w:color w:val="FFFFFF" w:themeColor="background1"/>
+                  <w:sz w:val="18"/>
+                  <w:szCs w:val="18"/>
+                </w:rPr>
+              </w:pPr>
+              <w:r>
+                <w:rPr>
+                  <w:caps/>
+                  <w:color w:val="FFFFFF" w:themeColor="background1"/>
+                </w:rPr>
+                <w:t xml:space="preserve">                   </w:t>
+              </w:r>
+              <w:r>
+                <w:rPr>
+                  <w:caps/>
+                  <w:color w:val="FFFFFF" w:themeColor="background1"/>
+                </w:rPr>
+                <w:t>ROOMIE</w:t>
+              </w:r>
+            </w:p>
+          </w:tc>
+        </w:sdtContent>
+      </w:sdt>
       <w:tc>
         <w:tcPr>
-          <w:tcW w:w="3005" w:type="dxa"/>
+          <w:tcW w:w="3969" w:type="dxa"/>
+          <w:shd w:val="clear" w:color="auto" w:fill="267068"/>
+          <w:vAlign w:val="center"/>
         </w:tcPr>
         <w:p>
           <w:pPr>
             <w:pStyle w:val="Encabezado"/>
-            <w:ind w:left="-115"/>
+            <w:tabs>
+              <w:tab w:val="clear" w:pos="4680"/>
+              <w:tab w:val="clear" w:pos="9360"/>
+            </w:tabs>
+            <w:jc w:val="center"/>
+            <w:rPr>
+              <w:caps/>
+              <w:color w:val="FFFFFF" w:themeColor="background1"/>
+            </w:rPr>
+          </w:pPr>
+          <w:r>
+            <w:rPr>
+              <w:caps/>
+              <w:color w:val="FFFFFF" w:themeColor="background1"/>
+            </w:rPr>
+            <w:t>Proyecto intermodular</w:t>
+          </w:r>
+        </w:p>
+      </w:tc>
+      <w:tc>
+        <w:tcPr>
+          <w:tcW w:w="3969" w:type="dxa"/>
+          <w:shd w:val="clear" w:color="auto" w:fill="267068"/>
+          <w:vAlign w:val="center"/>
+        </w:tcPr>
+        <w:p>
+          <w:pPr>
+            <w:pStyle w:val="Encabezado"/>
+            <w:tabs>
+              <w:tab w:val="clear" w:pos="4680"/>
+              <w:tab w:val="clear" w:pos="9360"/>
+            </w:tabs>
+            <w:jc w:val="right"/>
+            <w:rPr>
+              <w:caps/>
+              <w:color w:val="FFFFFF" w:themeColor="background1"/>
+            </w:rPr>
+          </w:pPr>
+          <w:r>
+            <w:rPr>
+              <w:caps/>
+              <w:color w:val="FFFFFF" w:themeColor="background1"/>
+            </w:rPr>
+            <w:t>adrián, eric, denis, ángel</w:t>
+          </w:r>
+          <w:r>
+            <w:rPr>
+              <w:caps/>
+              <w:color w:val="FFFFFF" w:themeColor="background1"/>
+            </w:rPr>
+            <w:t xml:space="preserve">  </w:t>
+          </w:r>
+        </w:p>
+      </w:tc>
+    </w:tr>
+    <w:tr>
+      <w:trPr>
+        <w:trHeight w:hRule="exact" w:val="57"/>
+        <w:jc w:val="center"/>
+      </w:trPr>
+      <w:tc>
+        <w:tcPr>
+          <w:tcW w:w="3969" w:type="dxa"/>
+          <w:shd w:val="clear" w:color="auto" w:fill="FFC000"/>
+          <w:tcMar>
+            <w:top w:w="0" w:type="dxa"/>
+            <w:bottom w:w="0" w:type="dxa"/>
+          </w:tcMar>
+        </w:tcPr>
+        <w:p>
+          <w:pPr>
+            <w:pStyle w:val="Encabezado"/>
+            <w:tabs>
+              <w:tab w:val="clear" w:pos="4680"/>
+              <w:tab w:val="clear" w:pos="9360"/>
+            </w:tabs>
+            <w:rPr>
+              <w:caps/>
+              <w:color w:val="FFFFFF" w:themeColor="background1"/>
+              <w:sz w:val="18"/>
+              <w:szCs w:val="18"/>
+            </w:rPr>
           </w:pPr>
         </w:p>
       </w:tc>
       <w:tc>
         <w:tcPr>
-          <w:tcW w:w="3005" w:type="dxa"/>
+          <w:tcW w:w="3969" w:type="dxa"/>
+          <w:shd w:val="clear" w:color="auto" w:fill="FFC000"/>
         </w:tcPr>
         <w:p>
           <w:pPr>
             <w:pStyle w:val="Encabezado"/>
-            <w:jc w:val="center"/>
+            <w:tabs>
+              <w:tab w:val="clear" w:pos="4680"/>
+              <w:tab w:val="clear" w:pos="9360"/>
+              <w:tab w:val="left" w:pos="1323"/>
+            </w:tabs>
+            <w:rPr>
+              <w:caps/>
+              <w:color w:val="FFFFFF" w:themeColor="background1"/>
+              <w:sz w:val="18"/>
+              <w:szCs w:val="18"/>
+            </w:rPr>
           </w:pPr>
         </w:p>
       </w:tc>
       <w:tc>
         <w:tcPr>
-          <w:tcW w:w="3005" w:type="dxa"/>
+          <w:tcW w:w="3969" w:type="dxa"/>
+          <w:shd w:val="clear" w:color="auto" w:fill="FFC000"/>
+          <w:tcMar>
+            <w:top w:w="0" w:type="dxa"/>
+            <w:bottom w:w="0" w:type="dxa"/>
+          </w:tcMar>
         </w:tcPr>
         <w:p>
           <w:pPr>
             <w:pStyle w:val="Encabezado"/>
-            <w:ind w:right="-115"/>
-            <w:jc w:val="right"/>
+            <w:tabs>
+              <w:tab w:val="clear" w:pos="4680"/>
+              <w:tab w:val="clear" w:pos="9360"/>
+              <w:tab w:val="left" w:pos="1323"/>
+            </w:tabs>
+            <w:rPr>
+              <w:caps/>
+              <w:color w:val="FFFFFF" w:themeColor="background1"/>
+              <w:sz w:val="18"/>
+              <w:szCs w:val="18"/>
+            </w:rPr>
           </w:pPr>
+          <w:r>
+            <w:rPr>
+              <w:caps/>
+              <w:color w:val="FFFFFF" w:themeColor="background1"/>
+              <w:sz w:val="18"/>
+              <w:szCs w:val="18"/>
+            </w:rPr>
+            <w:tab/>
+          </w:r>
         </w:p>
       </w:tc>
     </w:tr>
@@ -6512,6 +6691,7 @@
   <w:style w:type="paragraph" w:styleId="Encabezado">
     <w:name w:val="header"/>
     <w:basedOn w:val="Normal"/>
+    <w:link w:val="EncabezadoCar"/>
     <w:uiPriority w:val="99"/>
     <w:unhideWhenUsed/>
     <w:rsid w:val="56BA3FB1"/>
@@ -6707,7 +6887,622 @@
       <w:lang w:eastAsia="es-ES"/>
     </w:rPr>
   </w:style>
+  <w:style w:type="character" w:customStyle="1" w:styleId="EncabezadoCar">
+    <w:name w:val="Encabezado Car"/>
+    <w:basedOn w:val="Fuentedeprrafopredeter"/>
+    <w:link w:val="Encabezado"/>
+    <w:uiPriority w:val="99"/>
+    <w:rsid w:val="00EC5D7E"/>
+  </w:style>
+  <w:style w:type="character" w:customStyle="1" w:styleId="Textodemarcadordeposicin">
+    <w:name w:val="Texto de marcador de posición"/>
+    <w:basedOn w:val="Fuentedeprrafopredeter"/>
+    <w:uiPriority w:val="99"/>
+    <w:semiHidden/>
+    <w:rsid w:val="009957E9"/>
+    <w:rPr>
+      <w:color w:val="808080"/>
+    </w:rPr>
+  </w:style>
 </w:styles>
+</file>
+
+<file path=word/glossary/document.xml><?xml version="1.0" encoding="utf-8"?>
+<w:glossaryDocument xmlns:wpc="http://schemas.microsoft.com/office/word/2010/wordprocessingCanvas" xmlns:cx="http://schemas.microsoft.com/office/drawing/2014/chartex" xmlns:cx1="http://schemas.microsoft.com/office/drawing/2015/9/8/chartex" xmlns:cx2="http://schemas.microsoft.com/office/drawing/2015/10/21/chartex" xmlns:cx3="http://schemas.microsoft.com/office/drawing/2016/5/9/chartex" xmlns:cx4="http://schemas.microsoft.com/office/drawing/2016/5/10/chartex" xmlns:cx5="http://schemas.microsoft.com/office/drawing/2016/5/11/chartex" xmlns:cx6="http://schemas.microsoft.com/office/drawing/2016/5/12/chartex" xmlns:cx7="http://schemas.microsoft.com/office/drawing/2016/5/13/chartex" xmlns:cx8="http://schemas.microsoft.com/office/drawing/2016/5/14/chartex" xmlns:mc="http://schemas.openxmlformats.org/markup-compatibility/2006" xmlns:aink="http://schemas.microsoft.com/office/drawing/2016/ink" xmlns:am3d="http://schemas.microsoft.com/office/drawing/2017/model3d" xmlns:o="urn:schemas-microsoft-com:office:office" xmlns:oel="http://schemas.microsoft.com/office/2019/extlst" xmlns:r="http://schemas.openxmlformats.org/officeDocument/2006/relationships" xmlns:m="http://schemas.openxmlformats.org/officeDocument/2006/math" xmlns:v="urn:schemas-microsoft-com:vml" xmlns:wp14="http://schemas.microsoft.com/office/word/2010/wordprocessingDrawing" xmlns:wp="http://schemas.openxmlformats.org/drawingml/2006/wordprocessingDrawing" xmlns:w10="urn:schemas-microsoft-com:office:word" xmlns:w="http://schemas.openxmlformats.org/wordprocessingml/2006/main" xmlns:w14="http://schemas.microsoft.com/office/word/2010/wordml" xmlns:w15="http://schemas.microsoft.com/office/word/2012/wordml" xmlns:w16cex="http://schemas.microsoft.com/office/word/2018/wordml/cex" xmlns:w16cid="http://schemas.microsoft.com/office/word/2016/wordml/cid" xmlns:w16="http://schemas.microsoft.com/office/word/2018/wordml" xmlns:w16du="http://schemas.microsoft.com/office/word/2023/wordml/word16du" xmlns:w16sdtdh="http://schemas.microsoft.com/office/word/2020/wordml/sdtdatahash" xmlns:w16sdtfl="http://schemas.microsoft.com/office/word/2024/wordml/sdtformatlock" xmlns:w16se="http://schemas.microsoft.com/office/word/2015/wordml/symex" xmlns:wpg="http://schemas.microsoft.com/office/word/2010/wordprocessingGroup" xmlns:wpi="http://schemas.microsoft.com/office/word/2010/wordprocessingInk" xmlns:wne="http://schemas.microsoft.com/office/word/2006/wordml" xmlns:wps="http://schemas.microsoft.com/office/word/2010/wordprocessingShape" mc:Ignorable="w14 w15 w16se w16cid w16 w16cex w16sdtdh w16sdtfl w16du wp14">
+  <w:docParts>
+    <w:docPart>
+      <w:docPartPr>
+        <w:name w:val="3B1F2B3B428F4E99B64548C5837A006A"/>
+        <w:category>
+          <w:name w:val="General"/>
+          <w:gallery w:val="placeholder"/>
+        </w:category>
+        <w:types>
+          <w:type w:val="bbPlcHdr"/>
+        </w:types>
+        <w:behaviors>
+          <w:behavior w:val="content"/>
+        </w:behaviors>
+        <w:guid w:val="{08ED938C-4DBA-4039-809C-3158A9DF7DE4}"/>
+      </w:docPartPr>
+      <w:docPartBody>
+        <w:p>
+          <w:pPr>
+            <w:pStyle w:val="3B1F2B3B428F4E99B64548C5837A006A"/>
+          </w:pPr>
+          <w:r>
+            <w:rPr>
+              <w:caps/>
+              <w:color w:val="FFFFFF" w:themeColor="background1"/>
+              <w:sz w:val="18"/>
+              <w:szCs w:val="18"/>
+            </w:rPr>
+            <w:t>[Título del documento]</w:t>
+          </w:r>
+        </w:p>
+      </w:docPartBody>
+    </w:docPart>
+  </w:docParts>
+</w:glossaryDocument>
+</file>
+
+<file path=word/glossary/fontTable.xml><?xml version="1.0" encoding="utf-8"?>
+<w:fonts xmlns:mc="http://schemas.openxmlformats.org/markup-compatibility/2006" xmlns:r="http://schemas.openxmlformats.org/officeDocument/2006/relationships" xmlns:w="http://schemas.openxmlformats.org/wordprocessingml/2006/main" xmlns:w14="http://schemas.microsoft.com/office/word/2010/wordml" xmlns:w15="http://schemas.microsoft.com/office/word/2012/wordml" xmlns:w16cex="http://schemas.microsoft.com/office/word/2018/wordml/cex" xmlns:w16cid="http://schemas.microsoft.com/office/word/2016/wordml/cid" xmlns:w16="http://schemas.microsoft.com/office/word/2018/wordml" xmlns:w16du="http://schemas.microsoft.com/office/word/2023/wordml/word16du" xmlns:w16sdtdh="http://schemas.microsoft.com/office/word/2020/wordml/sdtdatahash" xmlns:w16sdtfl="http://schemas.microsoft.com/office/word/2024/wordml/sdtformatlock" xmlns:w16se="http://schemas.microsoft.com/office/word/2015/wordml/symex" mc:Ignorable="w14 w15 w16se w16cid w16 w16cex w16sdtdh w16sdtfl w16du">
+  <w:font w:name="Times New Roman">
+    <w:panose1 w:val="02020603050405020304"/>
+    <w:charset w:val="00"/>
+    <w:family w:val="roman"/>
+    <w:pitch w:val="variable"/>
+    <w:sig w:usb0="E0002EFF" w:usb1="C000785B" w:usb2="00000009" w:usb3="00000000" w:csb0="000001FF" w:csb1="00000000"/>
+  </w:font>
+  <w:font w:name="Symbol">
+    <w:panose1 w:val="05050102010706020507"/>
+    <w:charset w:val="02"/>
+    <w:family w:val="roman"/>
+    <w:pitch w:val="variable"/>
+    <w:sig w:usb0="00000000" w:usb1="10000000" w:usb2="00000000" w:usb3="00000000" w:csb0="80000000" w:csb1="00000000"/>
+  </w:font>
+  <w:font w:name="Courier New">
+    <w:panose1 w:val="02070309020205020404"/>
+    <w:charset w:val="00"/>
+    <w:family w:val="modern"/>
+    <w:pitch w:val="fixed"/>
+    <w:sig w:usb0="E0002EFF" w:usb1="C0007843" w:usb2="00000009" w:usb3="00000000" w:csb0="000001FF" w:csb1="00000000"/>
+  </w:font>
+  <w:font w:name="Wingdings">
+    <w:panose1 w:val="05000000000000000000"/>
+    <w:charset w:val="02"/>
+    <w:family w:val="auto"/>
+    <w:pitch w:val="variable"/>
+    <w:sig w:usb0="00000000" w:usb1="10000000" w:usb2="00000000" w:usb3="00000000" w:csb0="80000000" w:csb1="00000000"/>
+  </w:font>
+  <w:font w:name="Aptos">
+    <w:charset w:val="00"/>
+    <w:family w:val="swiss"/>
+    <w:pitch w:val="variable"/>
+    <w:sig w:usb0="20000287" w:usb1="00000003" w:usb2="00000000" w:usb3="00000000" w:csb0="0000019F" w:csb1="00000000"/>
+  </w:font>
+  <w:font w:name="Aptos Display">
+    <w:charset w:val="00"/>
+    <w:family w:val="swiss"/>
+    <w:pitch w:val="variable"/>
+    <w:sig w:usb0="20000287" w:usb1="00000003" w:usb2="00000000" w:usb3="00000000" w:csb0="0000019F" w:csb1="00000000"/>
+  </w:font>
+</w:fonts>
+</file>
+
+<file path=word/glossary/settings.xml><?xml version="1.0" encoding="utf-8"?>
+<w:settings xmlns:mc="http://schemas.openxmlformats.org/markup-compatibility/2006" xmlns:o="urn:schemas-microsoft-com:office:office" xmlns:r="http://schemas.openxmlformats.org/officeDocument/2006/relationships" xmlns:m="http://schemas.openxmlformats.org/officeDocument/2006/math" xmlns:v="urn:schemas-microsoft-com:vml" xmlns:w10="urn:schemas-microsoft-com:office:word" xmlns:w="http://schemas.openxmlformats.org/wordprocessingml/2006/main" xmlns:w14="http://schemas.microsoft.com/office/word/2010/wordml" xmlns:w15="http://schemas.microsoft.com/office/word/2012/wordml" xmlns:w16cex="http://schemas.microsoft.com/office/word/2018/wordml/cex" xmlns:w16cid="http://schemas.microsoft.com/office/word/2016/wordml/cid" xmlns:w16="http://schemas.microsoft.com/office/word/2018/wordml" xmlns:w16du="http://schemas.microsoft.com/office/word/2023/wordml/word16du" xmlns:w16sdtdh="http://schemas.microsoft.com/office/word/2020/wordml/sdtdatahash" xmlns:w16sdtfl="http://schemas.microsoft.com/office/word/2024/wordml/sdtformatlock" xmlns:w16se="http://schemas.microsoft.com/office/word/2015/wordml/symex" xmlns:sl="http://schemas.openxmlformats.org/schemaLibrary/2006/main" mc:Ignorable="w14 w15 w16se w16cid w16 w16cex w16sdtdh w16sdtfl w16du">
+  <w:view w:val="normal"/>
+  <w:defaultTabStop w:val="708"/>
+  <w:hyphenationZone w:val="425"/>
+  <w:characterSpacingControl w:val="doNotCompress"/>
+  <w:compat>
+    <w:useFELayout/>
+    <w:compatSetting w:name="compatibilityMode" w:uri="http://schemas.microsoft.com/office/word" w:val="15"/>
+    <w:compatSetting w:name="overrideTableStyleFontSizeAndJustification" w:uri="http://schemas.microsoft.com/office/word" w:val="1"/>
+    <w:compatSetting w:name="enableOpenTypeFeatures" w:uri="http://schemas.microsoft.com/office/word" w:val="1"/>
+    <w:compatSetting w:name="doNotFlipMirrorIndents" w:uri="http://schemas.microsoft.com/office/word" w:val="1"/>
+    <w:compatSetting w:name="differentiateMultirowTableHeaders" w:uri="http://schemas.microsoft.com/office/word" w:val="1"/>
+    <w:compatSetting w:name="useWord2013TrackBottomHyphenation" w:uri="http://schemas.microsoft.com/office/word" w:val="0"/>
+  </w:compat>
+  <w:rsids>
+    <w:rsidRoot w:val="007B029A"/>
+    <w:rsid w:val="003A1DA0"/>
+    <w:rsid w:val="007B029A"/>
+    <w:rsid w:val="00E1461B"/>
+  </w:rsids>
+  <m:mathPr>
+    <m:mathFont m:val="Cambria Math"/>
+    <m:brkBin m:val="before"/>
+    <m:brkBinSub m:val="--"/>
+    <m:smallFrac m:val="0"/>
+    <m:dispDef/>
+    <m:lMargin m:val="0"/>
+    <m:rMargin m:val="0"/>
+    <m:defJc m:val="centerGroup"/>
+    <m:wrapIndent m:val="1440"/>
+    <m:intLim m:val="subSup"/>
+    <m:naryLim m:val="undOvr"/>
+  </m:mathPr>
+  <w:themeFontLang w:val="es-ES"/>
+  <w:clrSchemeMapping w:bg1="light1" w:t1="dark1" w:bg2="light2" w:t2="dark2" w:accent1="accent1" w:accent2="accent2" w:accent3="accent3" w:accent4="accent4" w:accent5="accent5" w:accent6="accent6" w:hyperlink="hyperlink" w:followedHyperlink="followedHyperlink"/>
+  <w:decimalSymbol w:val=","/>
+  <w:listSeparator w:val=";"/>
+  <w15:chartTrackingRefBased/>
+</w:settings>
+</file>
+
+<file path=word/glossary/styles.xml><?xml version="1.0" encoding="utf-8"?>
+<w:styles xmlns:mc="http://schemas.openxmlformats.org/markup-compatibility/2006" xmlns:r="http://schemas.openxmlformats.org/officeDocument/2006/relationships" xmlns:w="http://schemas.openxmlformats.org/wordprocessingml/2006/main" xmlns:w14="http://schemas.microsoft.com/office/word/2010/wordml" xmlns:w15="http://schemas.microsoft.com/office/word/2012/wordml" xmlns:w16cex="http://schemas.microsoft.com/office/word/2018/wordml/cex" xmlns:w16cid="http://schemas.microsoft.com/office/word/2016/wordml/cid" xmlns:w16="http://schemas.microsoft.com/office/word/2018/wordml" xmlns:w16du="http://schemas.microsoft.com/office/word/2023/wordml/word16du" xmlns:w16sdtdh="http://schemas.microsoft.com/office/word/2020/wordml/sdtdatahash" xmlns:w16sdtfl="http://schemas.microsoft.com/office/word/2024/wordml/sdtformatlock" xmlns:w16se="http://schemas.microsoft.com/office/word/2015/wordml/symex" mc:Ignorable="w14 w15 w16se w16cid w16 w16cex w16sdtdh w16sdtfl w16du">
+  <w:docDefaults>
+    <w:rPrDefault>
+      <w:rPr>
+        <w:rFonts w:asciiTheme="minorHAnsi" w:eastAsiaTheme="minorEastAsia" w:hAnsiTheme="minorHAnsi" w:cstheme="minorBidi"/>
+        <w:kern w:val="2"/>
+        <w:sz w:val="24"/>
+        <w:szCs w:val="24"/>
+        <w:lang w:val="es-ES" w:eastAsia="es-ES" w:bidi="ar-SA"/>
+        <w14:ligatures w14:val="standardContextual"/>
+      </w:rPr>
+    </w:rPrDefault>
+    <w:pPrDefault>
+      <w:pPr>
+        <w:spacing w:after="160" w:line="278" w:lineRule="auto"/>
+      </w:pPr>
+    </w:pPrDefault>
+  </w:docDefaults>
+  <w:latentStyles w:defLockedState="0" w:defUIPriority="99" w:defSemiHidden="0" w:defUnhideWhenUsed="0" w:defQFormat="0" w:count="376">
+    <w:lsdException w:name="Normal" w:uiPriority="0" w:qFormat="1"/>
+    <w:lsdException w:name="heading 1" w:uiPriority="9" w:qFormat="1"/>
+    <w:lsdException w:name="heading 2" w:semiHidden="1" w:uiPriority="9" w:unhideWhenUsed="1" w:qFormat="1"/>
+    <w:lsdException w:name="heading 3" w:semiHidden="1" w:uiPriority="9" w:unhideWhenUsed="1" w:qFormat="1"/>
+    <w:lsdException w:name="heading 4" w:semiHidden="1" w:uiPriority="9" w:unhideWhenUsed="1" w:qFormat="1"/>
+    <w:lsdException w:name="heading 5" w:semiHidden="1" w:uiPriority="9" w:unhideWhenUsed="1" w:qFormat="1"/>
+    <w:lsdException w:name="heading 6" w:semiHidden="1" w:uiPriority="9" w:unhideWhenUsed="1" w:qFormat="1"/>
+    <w:lsdException w:name="heading 7" w:semiHidden="1" w:uiPriority="9" w:unhideWhenUsed="1" w:qFormat="1"/>
+    <w:lsdException w:name="heading 8" w:semiHidden="1" w:uiPriority="9" w:unhideWhenUsed="1" w:qFormat="1"/>
+    <w:lsdException w:name="heading 9" w:semiHidden="1" w:uiPriority="9" w:unhideWhenUsed="1" w:qFormat="1"/>
+    <w:lsdException w:name="index 1" w:semiHidden="1" w:unhideWhenUsed="1"/>
+    <w:lsdException w:name="index 2" w:semiHidden="1" w:unhideWhenUsed="1"/>
+    <w:lsdException w:name="index 3" w:semiHidden="1" w:unhideWhenUsed="1"/>
+    <w:lsdException w:name="index 4" w:semiHidden="1" w:unhideWhenUsed="1"/>
+    <w:lsdException w:name="index 5" w:semiHidden="1" w:unhideWhenUsed="1"/>
+    <w:lsdException w:name="index 6" w:semiHidden="1" w:unhideWhenUsed="1"/>
+    <w:lsdException w:name="index 7" w:semiHidden="1" w:unhideWhenUsed="1"/>
+    <w:lsdException w:name="index 8" w:semiHidden="1" w:unhideWhenUsed="1"/>
+    <w:lsdException w:name="index 9" w:semiHidden="1" w:unhideWhenUsed="1"/>
+    <w:lsdException w:name="toc 1" w:semiHidden="1" w:uiPriority="39" w:unhideWhenUsed="1"/>
+    <w:lsdException w:name="toc 2" w:semiHidden="1" w:uiPriority="39" w:unhideWhenUsed="1"/>
+    <w:lsdException w:name="toc 3" w:semiHidden="1" w:uiPriority="39" w:unhideWhenUsed="1"/>
+    <w:lsdException w:name="toc 4" w:semiHidden="1" w:uiPriority="39" w:unhideWhenUsed="1"/>
+    <w:lsdException w:name="toc 5" w:semiHidden="1" w:uiPriority="39" w:unhideWhenUsed="1"/>
+    <w:lsdException w:name="toc 6" w:semiHidden="1" w:uiPriority="39" w:unhideWhenUsed="1"/>
+    <w:lsdException w:name="toc 7" w:semiHidden="1" w:uiPriority="39" w:unhideWhenUsed="1"/>
+    <w:lsdException w:name="toc 8" w:semiHidden="1" w:uiPriority="39" w:unhideWhenUsed="1"/>
+    <w:lsdException w:name="toc 9" w:semiHidden="1" w:uiPriority="39" w:unhideWhenUsed="1"/>
+    <w:lsdException w:name="Normal Indent" w:semiHidden="1" w:unhideWhenUsed="1"/>
+    <w:lsdException w:name="footnote text" w:semiHidden="1" w:unhideWhenUsed="1"/>
+    <w:lsdException w:name="annotation text" w:semiHidden="1" w:unhideWhenUsed="1"/>
+    <w:lsdException w:name="header" w:semiHidden="1" w:unhideWhenUsed="1"/>
+    <w:lsdException w:name="footer" w:semiHidden="1" w:unhideWhenUsed="1"/>
+    <w:lsdException w:name="index heading" w:semiHidden="1" w:unhideWhenUsed="1"/>
+    <w:lsdException w:name="caption" w:semiHidden="1" w:uiPriority="35" w:unhideWhenUsed="1" w:qFormat="1"/>
+    <w:lsdException w:name="table of figures" w:semiHidden="1" w:unhideWhenUsed="1"/>
+    <w:lsdException w:name="envelope address" w:semiHidden="1" w:unhideWhenUsed="1"/>
+    <w:lsdException w:name="envelope return" w:semiHidden="1" w:unhideWhenUsed="1"/>
+    <w:lsdException w:name="footnote reference" w:semiHidden="1" w:unhideWhenUsed="1"/>
+    <w:lsdException w:name="annotation reference" w:semiHidden="1" w:unhideWhenUsed="1"/>
+    <w:lsdException w:name="line number" w:semiHidden="1" w:unhideWhenUsed="1"/>
+    <w:lsdException w:name="page number" w:semiHidden="1" w:unhideWhenUsed="1"/>
+    <w:lsdException w:name="endnote reference" w:semiHidden="1" w:unhideWhenUsed="1"/>
+    <w:lsdException w:name="endnote text" w:semiHidden="1" w:unhideWhenUsed="1"/>
+    <w:lsdException w:name="table of authorities" w:semiHidden="1" w:unhideWhenUsed="1"/>
+    <w:lsdException w:name="macro" w:semiHidden="1" w:unhideWhenUsed="1"/>
+    <w:lsdException w:name="toa heading" w:semiHidden="1" w:unhideWhenUsed="1"/>
+    <w:lsdException w:name="List" w:semiHidden="1" w:unhideWhenUsed="1"/>
+    <w:lsdException w:name="List Bullet" w:semiHidden="1" w:unhideWhenUsed="1"/>
+    <w:lsdException w:name="List Number" w:semiHidden="1" w:unhideWhenUsed="1"/>
+    <w:lsdException w:name="List 2" w:semiHidden="1" w:unhideWhenUsed="1"/>
+    <w:lsdException w:name="List 3" w:semiHidden="1" w:unhideWhenUsed="1"/>
+    <w:lsdException w:name="List 4" w:semiHidden="1" w:unhideWhenUsed="1"/>
+    <w:lsdException w:name="List 5" w:semiHidden="1" w:unhideWhenUsed="1"/>
+    <w:lsdException w:name="List Bullet 2" w:semiHidden="1" w:unhideWhenUsed="1"/>
+    <w:lsdException w:name="List Bullet 3" w:semiHidden="1" w:unhideWhenUsed="1"/>
+    <w:lsdException w:name="List Bullet 4" w:semiHidden="1" w:unhideWhenUsed="1"/>
+    <w:lsdException w:name="List Bullet 5" w:semiHidden="1" w:unhideWhenUsed="1"/>
+    <w:lsdException w:name="List Number 2" w:semiHidden="1" w:unhideWhenUsed="1"/>
+    <w:lsdException w:name="List Number 3" w:semiHidden="1" w:unhideWhenUsed="1"/>
+    <w:lsdException w:name="List Number 4" w:semiHidden="1" w:unhideWhenUsed="1"/>
+    <w:lsdException w:name="List Number 5" w:semiHidden="1" w:unhideWhenUsed="1"/>
+    <w:lsdException w:name="Title" w:uiPriority="10" w:qFormat="1"/>
+    <w:lsdException w:name="Closing" w:semiHidden="1" w:unhideWhenUsed="1"/>
+    <w:lsdException w:name="Signature" w:semiHidden="1" w:unhideWhenUsed="1"/>
+    <w:lsdException w:name="Default Paragraph Font" w:semiHidden="1" w:uiPriority="1" w:unhideWhenUsed="1"/>
+    <w:lsdException w:name="Body Text" w:semiHidden="1" w:unhideWhenUsed="1"/>
+    <w:lsdException w:name="Body Text Indent" w:semiHidden="1" w:unhideWhenUsed="1"/>
+    <w:lsdException w:name="List Continue" w:semiHidden="1" w:unhideWhenUsed="1"/>
+    <w:lsdException w:name="List Continue 2" w:semiHidden="1" w:unhideWhenUsed="1"/>
+    <w:lsdException w:name="List Continue 3" w:semiHidden="1" w:unhideWhenUsed="1"/>
+    <w:lsdException w:name="List Continue 4" w:semiHidden="1" w:unhideWhenUsed="1"/>
+    <w:lsdException w:name="List Continue 5" w:semiHidden="1" w:unhideWhenUsed="1"/>
+    <w:lsdException w:name="Message Header" w:semiHidden="1" w:unhideWhenUsed="1"/>
+    <w:lsdException w:name="Subtitle" w:uiPriority="11" w:qFormat="1"/>
+    <w:lsdException w:name="Salutation" w:semiHidden="1" w:unhideWhenUsed="1"/>
+    <w:lsdException w:name="Date" w:semiHidden="1" w:unhideWhenUsed="1"/>
+    <w:lsdException w:name="Body Text First Indent" w:semiHidden="1" w:unhideWhenUsed="1"/>
+    <w:lsdException w:name="Body Text First Indent 2" w:semiHidden="1" w:unhideWhenUsed="1"/>
+    <w:lsdException w:name="Note Heading" w:semiHidden="1" w:unhideWhenUsed="1"/>
+    <w:lsdException w:name="Body Text 2" w:semiHidden="1" w:unhideWhenUsed="1"/>
+    <w:lsdException w:name="Body Text 3" w:semiHidden="1" w:unhideWhenUsed="1"/>
+    <w:lsdException w:name="Body Text Indent 2" w:semiHidden="1" w:unhideWhenUsed="1"/>
+    <w:lsdException w:name="Body Text Indent 3" w:semiHidden="1" w:unhideWhenUsed="1"/>
+    <w:lsdException w:name="Block Text" w:semiHidden="1" w:unhideWhenUsed="1"/>
+    <w:lsdException w:name="Hyperlink" w:semiHidden="1" w:unhideWhenUsed="1"/>
+    <w:lsdException w:name="FollowedHyperlink" w:semiHidden="1" w:unhideWhenUsed="1"/>
+    <w:lsdException w:name="Strong" w:uiPriority="22" w:qFormat="1"/>
+    <w:lsdException w:name="Emphasis" w:uiPriority="20" w:qFormat="1"/>
+    <w:lsdException w:name="Document Map" w:semiHidden="1" w:unhideWhenUsed="1"/>
+    <w:lsdException w:name="Plain Text" w:semiHidden="1" w:unhideWhenUsed="1"/>
+    <w:lsdException w:name="E-mail Signature" w:semiHidden="1" w:unhideWhenUsed="1"/>
+    <w:lsdException w:name="HTML Top of Form" w:semiHidden="1" w:unhideWhenUsed="1"/>
+    <w:lsdException w:name="HTML Bottom of Form" w:semiHidden="1" w:unhideWhenUsed="1"/>
+    <w:lsdException w:name="Normal (Web)" w:semiHidden="1" w:unhideWhenUsed="1"/>
+    <w:lsdException w:name="HTML Acronym" w:semiHidden="1" w:unhideWhenUsed="1"/>
+    <w:lsdException w:name="HTML Address" w:semiHidden="1" w:unhideWhenUsed="1"/>
+    <w:lsdException w:name="HTML Cite" w:semiHidden="1" w:unhideWhenUsed="1"/>
+    <w:lsdException w:name="HTML Code" w:semiHidden="1" w:unhideWhenUsed="1"/>
+    <w:lsdException w:name="HTML Definition" w:semiHidden="1" w:unhideWhenUsed="1"/>
+    <w:lsdException w:name="HTML Keyboard" w:semiHidden="1" w:unhideWhenUsed="1"/>
+    <w:lsdException w:name="HTML Preformatted" w:semiHidden="1" w:unhideWhenUsed="1"/>
+    <w:lsdException w:name="HTML Sample" w:semiHidden="1" w:unhideWhenUsed="1"/>
+    <w:lsdException w:name="HTML Typewriter" w:semiHidden="1" w:unhideWhenUsed="1"/>
+    <w:lsdException w:name="HTML Variable" w:semiHidden="1" w:unhideWhenUsed="1"/>
+    <w:lsdException w:name="Normal Table" w:semiHidden="1" w:unhideWhenUsed="1"/>
+    <w:lsdException w:name="annotation subject" w:semiHidden="1" w:unhideWhenUsed="1"/>
+    <w:lsdException w:name="No List" w:semiHidden="1" w:unhideWhenUsed="1"/>
+    <w:lsdException w:name="Outline List 1" w:semiHidden="1" w:unhideWhenUsed="1"/>
+    <w:lsdException w:name="Outline List 2" w:semiHidden="1" w:unhideWhenUsed="1"/>
+    <w:lsdException w:name="Outline List 3" w:semiHidden="1" w:unhideWhenUsed="1"/>
+    <w:lsdException w:name="Table Simple 1" w:semiHidden="1" w:unhideWhenUsed="1"/>
+    <w:lsdException w:name="Table Simple 2" w:semiHidden="1" w:unhideWhenUsed="1"/>
+    <w:lsdException w:name="Table Simple 3" w:semiHidden="1" w:unhideWhenUsed="1"/>
+    <w:lsdException w:name="Table Classic 1" w:semiHidden="1" w:unhideWhenUsed="1"/>
+    <w:lsdException w:name="Table Classic 2" w:semiHidden="1" w:unhideWhenUsed="1"/>
+    <w:lsdException w:name="Table Classic 3" w:semiHidden="1" w:unhideWhenUsed="1"/>
+    <w:lsdException w:name="Table Classic 4" w:semiHidden="1" w:unhideWhenUsed="1"/>
+    <w:lsdException w:name="Table Colorful 1" w:semiHidden="1" w:unhideWhenUsed="1"/>
+    <w:lsdException w:name="Table Colorful 2" w:semiHidden="1" w:unhideWhenUsed="1"/>
+    <w:lsdException w:name="Table Colorful 3" w:semiHidden="1" w:unhideWhenUsed="1"/>
+    <w:lsdException w:name="Table Columns 1" w:semiHidden="1" w:unhideWhenUsed="1"/>
+    <w:lsdException w:name="Table Columns 2" w:semiHidden="1" w:unhideWhenUsed="1"/>
+    <w:lsdException w:name="Table Columns 3" w:semiHidden="1" w:unhideWhenUsed="1"/>
+    <w:lsdException w:name="Table Columns 4" w:semiHidden="1" w:unhideWhenUsed="1"/>
+    <w:lsdException w:name="Table Columns 5" w:semiHidden="1" w:unhideWhenUsed="1"/>
+    <w:lsdException w:name="Table Grid 1" w:semiHidden="1" w:unhideWhenUsed="1"/>
+    <w:lsdException w:name="Table Grid 2" w:semiHidden="1" w:unhideWhenUsed="1"/>
+    <w:lsdException w:name="Table Grid 3" w:semiHidden="1" w:unhideWhenUsed="1"/>
+    <w:lsdException w:name="Table Grid 4" w:semiHidden="1" w:unhideWhenUsed="1"/>
+    <w:lsdException w:name="Table Grid 5" w:semiHidden="1" w:unhideWhenUsed="1"/>
+    <w:lsdException w:name="Table Grid 6" w:semiHidden="1" w:unhideWhenUsed="1"/>
+    <w:lsdException w:name="Table Grid 7" w:semiHidden="1" w:unhideWhenUsed="1"/>
+    <w:lsdException w:name="Table Grid 8" w:semiHidden="1" w:unhideWhenUsed="1"/>
+    <w:lsdException w:name="Table List 1" w:semiHidden="1" w:unhideWhenUsed="1"/>
+    <w:lsdException w:name="Table List 2" w:semiHidden="1" w:unhideWhenUsed="1"/>
+    <w:lsdException w:name="Table List 3" w:semiHidden="1" w:unhideWhenUsed="1"/>
+    <w:lsdException w:name="Table List 4" w:semiHidden="1" w:unhideWhenUsed="1"/>
+    <w:lsdException w:name="Table List 5" w:semiHidden="1" w:unhideWhenUsed="1"/>
+    <w:lsdException w:name="Table List 6" w:semiHidden="1" w:unhideWhenUsed="1"/>
+    <w:lsdException w:name="Table List 7" w:semiHidden="1" w:unhideWhenUsed="1"/>
+    <w:lsdException w:name="Table List 8" w:semiHidden="1" w:unhideWhenUsed="1"/>
+    <w:lsdException w:name="Table 3D effects 1" w:semiHidden="1" w:unhideWhenUsed="1"/>
+    <w:lsdException w:name="Table 3D effects 2" w:semiHidden="1" w:unhideWhenUsed="1"/>
+    <w:lsdException w:name="Table 3D effects 3" w:semiHidden="1" w:unhideWhenUsed="1"/>
+    <w:lsdException w:name="Table Contemporary" w:semiHidden="1" w:unhideWhenUsed="1"/>
+    <w:lsdException w:name="Table Elegant" w:semiHidden="1" w:unhideWhenUsed="1"/>
+    <w:lsdException w:name="Table Professional" w:semiHidden="1" w:unhideWhenUsed="1"/>
+    <w:lsdException w:name="Table Subtle 1" w:semiHidden="1" w:unhideWhenUsed="1"/>
+    <w:lsdException w:name="Table Subtle 2" w:semiHidden="1" w:unhideWhenUsed="1"/>
+    <w:lsdException w:name="Table Web 1" w:semiHidden="1" w:unhideWhenUsed="1"/>
+    <w:lsdException w:name="Table Web 2" w:semiHidden="1" w:unhideWhenUsed="1"/>
+    <w:lsdException w:name="Table Web 3" w:semiHidden="1" w:unhideWhenUsed="1"/>
+    <w:lsdException w:name="Balloon Text" w:semiHidden="1" w:unhideWhenUsed="1"/>
+    <w:lsdException w:name="Table Grid" w:uiPriority="39"/>
+    <w:lsdException w:name="Table Theme" w:semiHidden="1" w:unhideWhenUsed="1"/>
+    <w:lsdException w:name="Placeholder Text" w:semiHidden="1"/>
+    <w:lsdException w:name="No Spacing" w:uiPriority="1" w:qFormat="1"/>
+    <w:lsdException w:name="Light Shading" w:uiPriority="60"/>
+    <w:lsdException w:name="Light List" w:uiPriority="61"/>
+    <w:lsdException w:name="Light Grid" w:uiPriority="62"/>
+    <w:lsdException w:name="Medium Shading 1" w:uiPriority="63"/>
+    <w:lsdException w:name="Medium Shading 2" w:uiPriority="64"/>
+    <w:lsdException w:name="Medium List 1" w:uiPriority="65"/>
+    <w:lsdException w:name="Medium List 2" w:uiPriority="66"/>
+    <w:lsdException w:name="Medium Grid 1" w:uiPriority="67"/>
+    <w:lsdException w:name="Medium Grid 2" w:uiPriority="68"/>
+    <w:lsdException w:name="Medium Grid 3" w:uiPriority="69"/>
+    <w:lsdException w:name="Dark List" w:uiPriority="70"/>
+    <w:lsdException w:name="Colorful Shading" w:uiPriority="71"/>
+    <w:lsdException w:name="Colorful List" w:uiPriority="72"/>
+    <w:lsdException w:name="Colorful Grid" w:uiPriority="73"/>
+    <w:lsdException w:name="Light Shading Accent 1" w:uiPriority="60"/>
+    <w:lsdException w:name="Light List Accent 1" w:uiPriority="61"/>
+    <w:lsdException w:name="Light Grid Accent 1" w:uiPriority="62"/>
+    <w:lsdException w:name="Medium Shading 1 Accent 1" w:uiPriority="63"/>
+    <w:lsdException w:name="Medium Shading 2 Accent 1" w:uiPriority="64"/>
+    <w:lsdException w:name="Medium List 1 Accent 1" w:uiPriority="65"/>
+    <w:lsdException w:name="Revision" w:semiHidden="1"/>
+    <w:lsdException w:name="List Paragraph" w:uiPriority="34" w:qFormat="1"/>
+    <w:lsdException w:name="Quote" w:uiPriority="29" w:qFormat="1"/>
+    <w:lsdException w:name="Intense Quote" w:uiPriority="30" w:qFormat="1"/>
+    <w:lsdException w:name="Medium List 2 Accent 1" w:uiPriority="66"/>
+    <w:lsdException w:name="Medium Grid 1 Accent 1" w:uiPriority="67"/>
+    <w:lsdException w:name="Medium Grid 2 Accent 1" w:uiPriority="68"/>
+    <w:lsdException w:name="Medium Grid 3 Accent 1" w:uiPriority="69"/>
+    <w:lsdException w:name="Dark List Accent 1" w:uiPriority="70"/>
+    <w:lsdException w:name="Colorful Shading Accent 1" w:uiPriority="71"/>
+    <w:lsdException w:name="Colorful List Accent 1" w:uiPriority="72"/>
+    <w:lsdException w:name="Colorful Grid Accent 1" w:uiPriority="73"/>
+    <w:lsdException w:name="Light Shading Accent 2" w:uiPriority="60"/>
+    <w:lsdException w:name="Light List Accent 2" w:uiPriority="61"/>
+    <w:lsdException w:name="Light Grid Accent 2" w:uiPriority="62"/>
+    <w:lsdException w:name="Medium Shading 1 Accent 2" w:uiPriority="63"/>
+    <w:lsdException w:name="Medium Shading 2 Accent 2" w:uiPriority="64"/>
+    <w:lsdException w:name="Medium List 1 Accent 2" w:uiPriority="65"/>
+    <w:lsdException w:name="Medium List 2 Accent 2" w:uiPriority="66"/>
+    <w:lsdException w:name="Medium Grid 1 Accent 2" w:uiPriority="67"/>
+    <w:lsdException w:name="Medium Grid 2 Accent 2" w:uiPriority="68"/>
+    <w:lsdException w:name="Medium Grid 3 Accent 2" w:uiPriority="69"/>
+    <w:lsdException w:name="Dark List Accent 2" w:uiPriority="70"/>
+    <w:lsdException w:name="Colorful Shading Accent 2" w:uiPriority="71"/>
+    <w:lsdException w:name="Colorful List Accent 2" w:uiPriority="72"/>
+    <w:lsdException w:name="Colorful Grid Accent 2" w:uiPriority="73"/>
+    <w:lsdException w:name="Light Shading Accent 3" w:uiPriority="60"/>
+    <w:lsdException w:name="Light List Accent 3" w:uiPriority="61"/>
+    <w:lsdException w:name="Light Grid Accent 3" w:uiPriority="62"/>
+    <w:lsdException w:name="Medium Shading 1 Accent 3" w:uiPriority="63"/>
+    <w:lsdException w:name="Medium Shading 2 Accent 3" w:uiPriority="64"/>
+    <w:lsdException w:name="Medium List 1 Accent 3" w:uiPriority="65"/>
+    <w:lsdException w:name="Medium List 2 Accent 3" w:uiPriority="66"/>
+    <w:lsdException w:name="Medium Grid 1 Accent 3" w:uiPriority="67"/>
+    <w:lsdException w:name="Medium Grid 2 Accent 3" w:uiPriority="68"/>
+    <w:lsdException w:name="Medium Grid 3 Accent 3" w:uiPriority="69"/>
+    <w:lsdException w:name="Dark List Accent 3" w:uiPriority="70"/>
+    <w:lsdException w:name="Colorful Shading Accent 3" w:uiPriority="71"/>
+    <w:lsdException w:name="Colorful List Accent 3" w:uiPriority="72"/>
+    <w:lsdException w:name="Colorful Grid Accent 3" w:uiPriority="73"/>
+    <w:lsdException w:name="Light Shading Accent 4" w:uiPriority="60"/>
+    <w:lsdException w:name="Light List Accent 4" w:uiPriority="61"/>
+    <w:lsdException w:name="Light Grid Accent 4" w:uiPriority="62"/>
+    <w:lsdException w:name="Medium Shading 1 Accent 4" w:uiPriority="63"/>
+    <w:lsdException w:name="Medium Shading 2 Accent 4" w:uiPriority="64"/>
+    <w:lsdException w:name="Medium List 1 Accent 4" w:uiPriority="65"/>
+    <w:lsdException w:name="Medium List 2 Accent 4" w:uiPriority="66"/>
+    <w:lsdException w:name="Medium Grid 1 Accent 4" w:uiPriority="67"/>
+    <w:lsdException w:name="Medium Grid 2 Accent 4" w:uiPriority="68"/>
+    <w:lsdException w:name="Medium Grid 3 Accent 4" w:uiPriority="69"/>
+    <w:lsdException w:name="Dark List Accent 4" w:uiPriority="70"/>
+    <w:lsdException w:name="Colorful Shading Accent 4" w:uiPriority="71"/>
+    <w:lsdException w:name="Colorful List Accent 4" w:uiPriority="72"/>
+    <w:lsdException w:name="Colorful Grid Accent 4" w:uiPriority="73"/>
+    <w:lsdException w:name="Light Shading Accent 5" w:uiPriority="60"/>
+    <w:lsdException w:name="Light List Accent 5" w:uiPriority="61"/>
+    <w:lsdException w:name="Light Grid Accent 5" w:uiPriority="62"/>
+    <w:lsdException w:name="Medium Shading 1 Accent 5" w:uiPriority="63"/>
+    <w:lsdException w:name="Medium Shading 2 Accent 5" w:uiPriority="64"/>
+    <w:lsdException w:name="Medium List 1 Accent 5" w:uiPriority="65"/>
+    <w:lsdException w:name="Medium List 2 Accent 5" w:uiPriority="66"/>
+    <w:lsdException w:name="Medium Grid 1 Accent 5" w:uiPriority="67"/>
+    <w:lsdException w:name="Medium Grid 2 Accent 5" w:uiPriority="68"/>
+    <w:lsdException w:name="Medium Grid 3 Accent 5" w:uiPriority="69"/>
+    <w:lsdException w:name="Dark List Accent 5" w:uiPriority="70"/>
+    <w:lsdException w:name="Colorful Shading Accent 5" w:uiPriority="71"/>
+    <w:lsdException w:name="Colorful List Accent 5" w:uiPriority="72"/>
+    <w:lsdException w:name="Colorful Grid Accent 5" w:uiPriority="73"/>
+    <w:lsdException w:name="Light Shading Accent 6" w:uiPriority="60"/>
+    <w:lsdException w:name="Light List Accent 6" w:uiPriority="61"/>
+    <w:lsdException w:name="Light Grid Accent 6" w:uiPriority="62"/>
+    <w:lsdException w:name="Medium Shading 1 Accent 6" w:uiPriority="63"/>
+    <w:lsdException w:name="Medium Shading 2 Accent 6" w:uiPriority="64"/>
+    <w:lsdException w:name="Medium List 1 Accent 6" w:uiPriority="65"/>
+    <w:lsdException w:name="Medium List 2 Accent 6" w:uiPriority="66"/>
+    <w:lsdException w:name="Medium Grid 1 Accent 6" w:uiPriority="67"/>
+    <w:lsdException w:name="Medium Grid 2 Accent 6" w:uiPriority="68"/>
+    <w:lsdException w:name="Medium Grid 3 Accent 6" w:uiPriority="69"/>
+    <w:lsdException w:name="Dark List Accent 6" w:uiPriority="70"/>
+    <w:lsdException w:name="Colorful Shading Accent 6" w:uiPriority="71"/>
+    <w:lsdException w:name="Colorful List Accent 6" w:uiPriority="72"/>
+    <w:lsdException w:name="Colorful Grid Accent 6" w:uiPriority="73"/>
+    <w:lsdException w:name="Subtle Emphasis" w:uiPriority="19" w:qFormat="1"/>
+    <w:lsdException w:name="Intense Emphasis" w:uiPriority="21" w:qFormat="1"/>
+    <w:lsdException w:name="Subtle Reference" w:uiPriority="31" w:qFormat="1"/>
+    <w:lsdException w:name="Intense Reference" w:uiPriority="32" w:qFormat="1"/>
+    <w:lsdException w:name="Book Title" w:uiPriority="33" w:qFormat="1"/>
+    <w:lsdException w:name="Bibliography" w:semiHidden="1" w:uiPriority="37" w:unhideWhenUsed="1"/>
+    <w:lsdException w:name="TOC Heading" w:semiHidden="1" w:uiPriority="39" w:unhideWhenUsed="1" w:qFormat="1"/>
+    <w:lsdException w:name="Plain Table 1" w:uiPriority="41"/>
+    <w:lsdException w:name="Plain Table 2" w:uiPriority="42"/>
+    <w:lsdException w:name="Plain Table 3" w:uiPriority="43"/>
+    <w:lsdException w:name="Plain Table 4" w:uiPriority="44"/>
+    <w:lsdException w:name="Plain Table 5" w:uiPriority="45"/>
+    <w:lsdException w:name="Grid Table Light" w:uiPriority="40"/>
+    <w:lsdException w:name="Grid Table 1 Light" w:uiPriority="46"/>
+    <w:lsdException w:name="Grid Table 2" w:uiPriority="47"/>
+    <w:lsdException w:name="Grid Table 3" w:uiPriority="48"/>
+    <w:lsdException w:name="Grid Table 4" w:uiPriority="49"/>
+    <w:lsdException w:name="Grid Table 5 Dark" w:uiPriority="50"/>
+    <w:lsdException w:name="Grid Table 6 Colorful" w:uiPriority="51"/>
+    <w:lsdException w:name="Grid Table 7 Colorful" w:uiPriority="52"/>
+    <w:lsdException w:name="Grid Table 1 Light Accent 1" w:uiPriority="46"/>
+    <w:lsdException w:name="Grid Table 2 Accent 1" w:uiPriority="47"/>
+    <w:lsdException w:name="Grid Table 3 Accent 1" w:uiPriority="48"/>
+    <w:lsdException w:name="Grid Table 4 Accent 1" w:uiPriority="49"/>
+    <w:lsdException w:name="Grid Table 5 Dark Accent 1" w:uiPriority="50"/>
+    <w:lsdException w:name="Grid Table 6 Colorful Accent 1" w:uiPriority="51"/>
+    <w:lsdException w:name="Grid Table 7 Colorful Accent 1" w:uiPriority="52"/>
+    <w:lsdException w:name="Grid Table 1 Light Accent 2" w:uiPriority="46"/>
+    <w:lsdException w:name="Grid Table 2 Accent 2" w:uiPriority="47"/>
+    <w:lsdException w:name="Grid Table 3 Accent 2" w:uiPriority="48"/>
+    <w:lsdException w:name="Grid Table 4 Accent 2" w:uiPriority="49"/>
+    <w:lsdException w:name="Grid Table 5 Dark Accent 2" w:uiPriority="50"/>
+    <w:lsdException w:name="Grid Table 6 Colorful Accent 2" w:uiPriority="51"/>
+    <w:lsdException w:name="Grid Table 7 Colorful Accent 2" w:uiPriority="52"/>
+    <w:lsdException w:name="Grid Table 1 Light Accent 3" w:uiPriority="46"/>
+    <w:lsdException w:name="Grid Table 2 Accent 3" w:uiPriority="47"/>
+    <w:lsdException w:name="Grid Table 3 Accent 3" w:uiPriority="48"/>
+    <w:lsdException w:name="Grid Table 4 Accent 3" w:uiPriority="49"/>
+    <w:lsdException w:name="Grid Table 5 Dark Accent 3" w:uiPriority="50"/>
+    <w:lsdException w:name="Grid Table 6 Colorful Accent 3" w:uiPriority="51"/>
+    <w:lsdException w:name="Grid Table 7 Colorful Accent 3" w:uiPriority="52"/>
+    <w:lsdException w:name="Grid Table 1 Light Accent 4" w:uiPriority="46"/>
+    <w:lsdException w:name="Grid Table 2 Accent 4" w:uiPriority="47"/>
+    <w:lsdException w:name="Grid Table 3 Accent 4" w:uiPriority="48"/>
+    <w:lsdException w:name="Grid Table 4 Accent 4" w:uiPriority="49"/>
+    <w:lsdException w:name="Grid Table 5 Dark Accent 4" w:uiPriority="50"/>
+    <w:lsdException w:name="Grid Table 6 Colorful Accent 4" w:uiPriority="51"/>
+    <w:lsdException w:name="Grid Table 7 Colorful Accent 4" w:uiPriority="52"/>
+    <w:lsdException w:name="Grid Table 1 Light Accent 5" w:uiPriority="46"/>
+    <w:lsdException w:name="Grid Table 2 Accent 5" w:uiPriority="47"/>
+    <w:lsdException w:name="Grid Table 3 Accent 5" w:uiPriority="48"/>
+    <w:lsdException w:name="Grid Table 4 Accent 5" w:uiPriority="49"/>
+    <w:lsdException w:name="Grid Table 5 Dark Accent 5" w:uiPriority="50"/>
+    <w:lsdException w:name="Grid Table 6 Colorful Accent 5" w:uiPriority="51"/>
+    <w:lsdException w:name="Grid Table 7 Colorful Accent 5" w:uiPriority="52"/>
+    <w:lsdException w:name="Grid Table 1 Light Accent 6" w:uiPriority="46"/>
+    <w:lsdException w:name="Grid Table 2 Accent 6" w:uiPriority="47"/>
+    <w:lsdException w:name="Grid Table 3 Accent 6" w:uiPriority="48"/>
+    <w:lsdException w:name="Grid Table 4 Accent 6" w:uiPriority="49"/>
+    <w:lsdException w:name="Grid Table 5 Dark Accent 6" w:uiPriority="50"/>
+    <w:lsdException w:name="Grid Table 6 Colorful Accent 6" w:uiPriority="51"/>
+    <w:lsdException w:name="Grid Table 7 Colorful Accent 6" w:uiPriority="52"/>
+    <w:lsdException w:name="List Table 1 Light" w:uiPriority="46"/>
+    <w:lsdException w:name="List Table 2" w:uiPriority="47"/>
+    <w:lsdException w:name="List Table 3" w:uiPriority="48"/>
+    <w:lsdException w:name="List Table 4" w:uiPriority="49"/>
+    <w:lsdException w:name="List Table 5 Dark" w:uiPriority="50"/>
+    <w:lsdException w:name="List Table 6 Colorful" w:uiPriority="51"/>
+    <w:lsdException w:name="List Table 7 Colorful" w:uiPriority="52"/>
+    <w:lsdException w:name="List Table 1 Light Accent 1" w:uiPriority="46"/>
+    <w:lsdException w:name="List Table 2 Accent 1" w:uiPriority="47"/>
+    <w:lsdException w:name="List Table 3 Accent 1" w:uiPriority="48"/>
+    <w:lsdException w:name="List Table 4 Accent 1" w:uiPriority="49"/>
+    <w:lsdException w:name="List Table 5 Dark Accent 1" w:uiPriority="50"/>
+    <w:lsdException w:name="List Table 6 Colorful Accent 1" w:uiPriority="51"/>
+    <w:lsdException w:name="List Table 7 Colorful Accent 1" w:uiPriority="52"/>
+    <w:lsdException w:name="List Table 1 Light Accent 2" w:uiPriority="46"/>
+    <w:lsdException w:name="List Table 2 Accent 2" w:uiPriority="47"/>
+    <w:lsdException w:name="List Table 3 Accent 2" w:uiPriority="48"/>
+    <w:lsdException w:name="List Table 4 Accent 2" w:uiPriority="49"/>
+    <w:lsdException w:name="List Table 5 Dark Accent 2" w:uiPriority="50"/>
+    <w:lsdException w:name="List Table 6 Colorful Accent 2" w:uiPriority="51"/>
+    <w:lsdException w:name="List Table 7 Colorful Accent 2" w:uiPriority="52"/>
+    <w:lsdException w:name="List Table 1 Light Accent 3" w:uiPriority="46"/>
+    <w:lsdException w:name="List Table 2 Accent 3" w:uiPriority="47"/>
+    <w:lsdException w:name="List Table 3 Accent 3" w:uiPriority="48"/>
+    <w:lsdException w:name="List Table 4 Accent 3" w:uiPriority="49"/>
+    <w:lsdException w:name="List Table 5 Dark Accent 3" w:uiPriority="50"/>
+    <w:lsdException w:name="List Table 6 Colorful Accent 3" w:uiPriority="51"/>
+    <w:lsdException w:name="List Table 7 Colorful Accent 3" w:uiPriority="52"/>
+    <w:lsdException w:name="List Table 1 Light Accent 4" w:uiPriority="46"/>
+    <w:lsdException w:name="List Table 2 Accent 4" w:uiPriority="47"/>
+    <w:lsdException w:name="List Table 3 Accent 4" w:uiPriority="48"/>
+    <w:lsdException w:name="List Table 4 Accent 4" w:uiPriority="49"/>
+    <w:lsdException w:name="List Table 5 Dark Accent 4" w:uiPriority="50"/>
+    <w:lsdException w:name="List Table 6 Colorful Accent 4" w:uiPriority="51"/>
+    <w:lsdException w:name="List Table 7 Colorful Accent 4" w:uiPriority="52"/>
+    <w:lsdException w:name="List Table 1 Light Accent 5" w:uiPriority="46"/>
+    <w:lsdException w:name="List Table 2 Accent 5" w:uiPriority="47"/>
+    <w:lsdException w:name="List Table 3 Accent 5" w:uiPriority="48"/>
+    <w:lsdException w:name="List Table 4 Accent 5" w:uiPriority="49"/>
+    <w:lsdException w:name="List Table 5 Dark Accent 5" w:uiPriority="50"/>
+    <w:lsdException w:name="List Table 6 Colorful Accent 5" w:uiPriority="51"/>
+    <w:lsdException w:name="List Table 7 Colorful Accent 5" w:uiPriority="52"/>
+    <w:lsdException w:name="List Table 1 Light Accent 6" w:uiPriority="46"/>
+    <w:lsdException w:name="List Table 2 Accent 6" w:uiPriority="47"/>
+    <w:lsdException w:name="List Table 3 Accent 6" w:uiPriority="48"/>
+    <w:lsdException w:name="List Table 4 Accent 6" w:uiPriority="49"/>
+    <w:lsdException w:name="List Table 5 Dark Accent 6" w:uiPriority="50"/>
+    <w:lsdException w:name="List Table 6 Colorful Accent 6" w:uiPriority="51"/>
+    <w:lsdException w:name="List Table 7 Colorful Accent 6" w:uiPriority="52"/>
+    <w:lsdException w:name="Mention" w:semiHidden="1" w:unhideWhenUsed="1"/>
+    <w:lsdException w:name="Smart Hyperlink" w:semiHidden="1" w:unhideWhenUsed="1"/>
+    <w:lsdException w:name="Hashtag" w:semiHidden="1" w:unhideWhenUsed="1"/>
+    <w:lsdException w:name="Unresolved Mention" w:semiHidden="1" w:unhideWhenUsed="1"/>
+    <w:lsdException w:name="Smart Link" w:semiHidden="1" w:unhideWhenUsed="1"/>
+  </w:latentStyles>
+  <w:style w:type="paragraph" w:default="1" w:styleId="Normal">
+    <w:name w:val="Normal"/>
+    <w:qFormat/>
+  </w:style>
+  <w:style w:type="character" w:default="1" w:styleId="Fuentedeprrafopredeter">
+    <w:name w:val="Default Paragraph Font"/>
+    <w:uiPriority w:val="1"/>
+    <w:semiHidden/>
+    <w:unhideWhenUsed/>
+  </w:style>
+  <w:style w:type="table" w:default="1" w:styleId="Tablanormal">
+    <w:name w:val="Normal Table"/>
+    <w:uiPriority w:val="99"/>
+    <w:semiHidden/>
+    <w:unhideWhenUsed/>
+    <w:tblPr>
+      <w:tblInd w:w="0" w:type="dxa"/>
+      <w:tblCellMar>
+        <w:top w:w="0" w:type="dxa"/>
+        <w:left w:w="108" w:type="dxa"/>
+        <w:bottom w:w="0" w:type="dxa"/>
+        <w:right w:w="108" w:type="dxa"/>
+      </w:tblCellMar>
+    </w:tblPr>
+  </w:style>
+  <w:style w:type="numbering" w:default="1" w:styleId="Sinlista">
+    <w:name w:val="No List"/>
+    <w:uiPriority w:val="99"/>
+    <w:semiHidden/>
+    <w:unhideWhenUsed/>
+  </w:style>
+  <w:style w:type="paragraph" w:customStyle="1" w:styleId="9A41ACAE8A044B51B2AFD94CD96FC6EC">
+    <w:name w:val="9A41ACAE8A044B51B2AFD94CD96FC6EC"/>
+    <w:rsid w:val="007B029A"/>
+  </w:style>
+  <w:style w:type="character" w:customStyle="1" w:styleId="Textodemarcadordeposicin">
+    <w:name w:val="Texto de marcador de posición"/>
+    <w:basedOn w:val="Fuentedeprrafopredeter"/>
+    <w:uiPriority w:val="99"/>
+    <w:semiHidden/>
+    <w:rsid w:val="007B029A"/>
+    <w:rPr>
+      <w:color w:val="808080"/>
+    </w:rPr>
+  </w:style>
+  <w:style w:type="paragraph" w:customStyle="1" w:styleId="A81238E9B2D441C497084D5A3EF669A0">
+    <w:name w:val="A81238E9B2D441C497084D5A3EF669A0"/>
+    <w:rsid w:val="007B029A"/>
+  </w:style>
+  <w:style w:type="paragraph" w:customStyle="1" w:styleId="0975767BE7914BE490ECBDD9B59B0CF7">
+    <w:name w:val="0975767BE7914BE490ECBDD9B59B0CF7"/>
+    <w:rsid w:val="007B029A"/>
+  </w:style>
+  <w:style w:type="paragraph" w:customStyle="1" w:styleId="344CF292CADA48EE940650ECCD0D83BD">
+    <w:name w:val="344CF292CADA48EE940650ECCD0D83BD"/>
+    <w:rsid w:val="007B029A"/>
+  </w:style>
+  <w:style w:type="paragraph" w:customStyle="1" w:styleId="7AB304605745462780FC7DE552C29B85">
+    <w:name w:val="7AB304605745462780FC7DE552C29B85"/>
+    <w:rsid w:val="007B029A"/>
+  </w:style>
+  <w:style w:type="paragraph" w:customStyle="1" w:styleId="3B1F2B3B428F4E99B64548C5837A006A">
+    <w:name w:val="3B1F2B3B428F4E99B64548C5837A006A"/>
+    <w:rsid w:val="007B029A"/>
+  </w:style>
+</w:styles>
+</file>
+
+<file path=word/glossary/webSettings.xml><?xml version="1.0" encoding="utf-8"?>
+<w:webSettings xmlns:mc="http://schemas.openxmlformats.org/markup-compatibility/2006" xmlns:r="http://schemas.openxmlformats.org/officeDocument/2006/relationships" xmlns:w="http://schemas.openxmlformats.org/wordprocessingml/2006/main" xmlns:w14="http://schemas.microsoft.com/office/word/2010/wordml" xmlns:w15="http://schemas.microsoft.com/office/word/2012/wordml" xmlns:w16cex="http://schemas.microsoft.com/office/word/2018/wordml/cex" xmlns:w16cid="http://schemas.microsoft.com/office/word/2016/wordml/cid" xmlns:w16="http://schemas.microsoft.com/office/word/2018/wordml" xmlns:w16du="http://schemas.microsoft.com/office/word/2023/wordml/word16du" xmlns:w16sdtdh="http://schemas.microsoft.com/office/word/2020/wordml/sdtdatahash" xmlns:w16sdtfl="http://schemas.microsoft.com/office/word/2024/wordml/sdtformatlock" xmlns:w16se="http://schemas.microsoft.com/office/word/2015/wordml/symex" mc:Ignorable="w14 w15 w16se w16cid w16 w16cex w16sdtdh w16sdtfl w16du">
+  <w:optimizeForBrowser/>
+  <w:allowPNG/>
+</w:webSettings>
 </file>
 
 <file path=word/theme/theme1.xml><?xml version="1.0" encoding="utf-8"?>

--- a/Hito3/Documentación/Hito 3 - word.docx
+++ b/Hito3/Documentación/Hito 3 - word.docx
@@ -1464,6 +1464,13 @@
     </w:p>
     <w:sdt>
       <w:sdtPr>
+        <w:rPr>
+          <w:rFonts w:asciiTheme="minorHAnsi" w:eastAsiaTheme="minorHAnsi" w:hAnsiTheme="minorHAnsi" w:cstheme="minorBidi"/>
+          <w:color w:val="auto"/>
+          <w:sz w:val="24"/>
+          <w:szCs w:val="24"/>
+          <w:lang w:eastAsia="en-US"/>
+        </w:rPr>
         <w:id w:val="605929184"/>
         <w:docPartObj>
           <w:docPartGallery w:val="Table of Contents"/>
@@ -1472,13 +1479,8 @@
       </w:sdtPr>
       <w:sdtEndPr>
         <w:rPr>
-          <w:rFonts w:asciiTheme="minorHAnsi" w:eastAsiaTheme="minorHAnsi" w:hAnsiTheme="minorHAnsi" w:cstheme="minorBidi"/>
           <w:b/>
           <w:bCs/>
-          <w:color w:val="auto"/>
-          <w:sz w:val="24"/>
-          <w:szCs w:val="24"/>
-          <w:lang w:eastAsia="en-US"/>
         </w:rPr>
       </w:sdtEndPr>
       <w:sdtContent>
@@ -3346,6 +3348,9 @@
     </w:p>
     <w:p>
       <w:r>
+        <w:rPr>
+          <w:noProof/>
+        </w:rPr>
         <w:drawing>
           <wp:inline distT="0" distB="0" distL="0" distR="0" wp14:anchorId="58707F15" wp14:editId="742A4966">
             <wp:extent cx="5731510" cy="3385820"/>
@@ -3385,6 +3390,9 @@
     </w:p>
     <w:p>
       <w:r>
+        <w:rPr>
+          <w:noProof/>
+        </w:rPr>
         <w:drawing>
           <wp:inline distT="0" distB="0" distL="0" distR="0" wp14:anchorId="31B4B006" wp14:editId="4E75F549">
             <wp:extent cx="5731510" cy="2457450"/>
@@ -3424,6 +3432,9 @@
     </w:p>
     <w:p>
       <w:r>
+        <w:rPr>
+          <w:noProof/>
+        </w:rPr>
         <w:lastRenderedPageBreak/>
         <w:drawing>
           <wp:inline distT="0" distB="0" distL="0" distR="0" wp14:anchorId="3BDCA59B" wp14:editId="26A68F68">
@@ -3464,6 +3475,9 @@
     </w:p>
     <w:p>
       <w:r>
+        <w:rPr>
+          <w:noProof/>
+        </w:rPr>
         <w:drawing>
           <wp:inline distT="0" distB="0" distL="0" distR="0" wp14:anchorId="3ECE8FFD" wp14:editId="57FBE996">
             <wp:extent cx="5731510" cy="1355725"/>
@@ -3503,6 +3517,9 @@
     </w:p>
     <w:p>
       <w:r>
+        <w:rPr>
+          <w:noProof/>
+        </w:rPr>
         <w:drawing>
           <wp:inline distT="0" distB="0" distL="0" distR="0" wp14:anchorId="2C8A9A3D" wp14:editId="6ABB1CCF">
             <wp:extent cx="5731510" cy="2136775"/>
@@ -3542,6 +3559,9 @@
     </w:p>
     <w:p>
       <w:r>
+        <w:rPr>
+          <w:noProof/>
+        </w:rPr>
         <w:drawing>
           <wp:inline distT="0" distB="0" distL="0" distR="0" wp14:anchorId="6E92D327" wp14:editId="4E12BDF9">
             <wp:extent cx="5731510" cy="2012315"/>
@@ -3759,6 +3779,7 @@
           <w:dataBinding w:prefixMappings="xmlns:ns0='http://purl.org/dc/elements/1.1/' xmlns:ns1='http://schemas.openxmlformats.org/package/2006/metadata/core-properties' " w:xpath="/ns1:coreProperties[1]/ns0:title[1]" w:storeItemID="{6C3C8BC8-F283-45AE-878A-BAB7291924A1}"/>
           <w:text/>
         </w:sdtPr>
+        <w:sdtEndPr/>
         <w:sdtContent>
           <w:tc>
             <w:tcPr>
@@ -3780,13 +3801,6 @@
                   <w:szCs w:val="18"/>
                 </w:rPr>
               </w:pPr>
-              <w:r>
-                <w:rPr>
-                  <w:caps/>
-                  <w:color w:val="FFFFFF" w:themeColor="background1"/>
-                </w:rPr>
-                <w:t xml:space="preserve">                   </w:t>
-              </w:r>
               <w:r>
                 <w:rPr>
                   <w:caps/>
@@ -7009,7 +7023,10 @@
   <w:rsids>
     <w:rsidRoot w:val="007B029A"/>
     <w:rsid w:val="003A1DA0"/>
+    <w:rsid w:val="005D1D05"/>
     <w:rsid w:val="007B029A"/>
+    <w:rsid w:val="00806C91"/>
+    <w:rsid w:val="008567C7"/>
     <w:rsid w:val="00E1461B"/>
   </w:rsids>
   <m:mathPr>
@@ -7461,36 +7478,6 @@
     <w:semiHidden/>
     <w:unhideWhenUsed/>
   </w:style>
-  <w:style w:type="paragraph" w:customStyle="1" w:styleId="9A41ACAE8A044B51B2AFD94CD96FC6EC">
-    <w:name w:val="9A41ACAE8A044B51B2AFD94CD96FC6EC"/>
-    <w:rsid w:val="007B029A"/>
-  </w:style>
-  <w:style w:type="character" w:customStyle="1" w:styleId="Textodemarcadordeposicin">
-    <w:name w:val="Texto de marcador de posición"/>
-    <w:basedOn w:val="Fuentedeprrafopredeter"/>
-    <w:uiPriority w:val="99"/>
-    <w:semiHidden/>
-    <w:rsid w:val="007B029A"/>
-    <w:rPr>
-      <w:color w:val="808080"/>
-    </w:rPr>
-  </w:style>
-  <w:style w:type="paragraph" w:customStyle="1" w:styleId="A81238E9B2D441C497084D5A3EF669A0">
-    <w:name w:val="A81238E9B2D441C497084D5A3EF669A0"/>
-    <w:rsid w:val="007B029A"/>
-  </w:style>
-  <w:style w:type="paragraph" w:customStyle="1" w:styleId="0975767BE7914BE490ECBDD9B59B0CF7">
-    <w:name w:val="0975767BE7914BE490ECBDD9B59B0CF7"/>
-    <w:rsid w:val="007B029A"/>
-  </w:style>
-  <w:style w:type="paragraph" w:customStyle="1" w:styleId="344CF292CADA48EE940650ECCD0D83BD">
-    <w:name w:val="344CF292CADA48EE940650ECCD0D83BD"/>
-    <w:rsid w:val="007B029A"/>
-  </w:style>
-  <w:style w:type="paragraph" w:customStyle="1" w:styleId="7AB304605745462780FC7DE552C29B85">
-    <w:name w:val="7AB304605745462780FC7DE552C29B85"/>
-    <w:rsid w:val="007B029A"/>
-  </w:style>
   <w:style w:type="paragraph" w:customStyle="1" w:styleId="3B1F2B3B428F4E99B64548C5837A006A">
     <w:name w:val="3B1F2B3B428F4E99B64548C5837A006A"/>
     <w:rsid w:val="007B029A"/>
@@ -7767,10 +7754,6 @@
 </file>
 
 <file path=customXml/item1.xml><?xml version="1.0" encoding="utf-8"?>
-<b:Sources xmlns:b="http://schemas.openxmlformats.org/officeDocument/2006/bibliography" xmlns="http://schemas.openxmlformats.org/officeDocument/2006/bibliography" SelectedStyle="\APASixthEditionOfficeOnline.xsl" StyleName="APA" Version="6"/>
-</file>
-
-<file path=customXml/item2.xml><?xml version="1.0" encoding="utf-8"?>
 <p:properties xmlns:p="http://schemas.microsoft.com/office/2006/metadata/properties" xmlns:xsi="http://www.w3.org/2001/XMLSchema-instance" xmlns:pc="http://schemas.microsoft.com/office/infopath/2007/PartnerControls">
   <documentManagement>
     <_activity xmlns="d05fafeb-8cd0-4ca3-bfc2-8403829aa73e" xsi:nil="true"/>
@@ -7778,16 +7761,11 @@
 </p:properties>
 </file>
 
-<file path=customXml/item3.xml><?xml version="1.0" encoding="utf-8"?>
-<?mso-contentType ?>
-<FormTemplates xmlns="http://schemas.microsoft.com/sharepoint/v3/contenttype/forms">
-  <Display>DocumentLibraryForm</Display>
-  <Edit>DocumentLibraryForm</Edit>
-  <New>DocumentLibraryForm</New>
-</FormTemplates>
+<file path=customXml/item2.xml><?xml version="1.0" encoding="utf-8"?>
+<b:Sources xmlns:b="http://schemas.openxmlformats.org/officeDocument/2006/bibliography" xmlns="http://schemas.openxmlformats.org/officeDocument/2006/bibliography" SelectedStyle="\APASixthEditionOfficeOnline.xsl" StyleName="APA" Version="6"/>
 </file>
 
-<file path=customXml/item4.xml><?xml version="1.0" encoding="utf-8"?>
+<file path=customXml/item3.xml><?xml version="1.0" encoding="utf-8"?>
 <ct:contentTypeSchema xmlns:ct="http://schemas.microsoft.com/office/2006/metadata/contentType" xmlns:ma="http://schemas.microsoft.com/office/2006/metadata/properties/metaAttributes" ct:_="" ma:_="" ma:contentTypeName="Documento" ma:contentTypeID="0x0101002F5E8EE332397542B8BB75AF29E80DA2" ma:contentTypeVersion="5" ma:contentTypeDescription="Crear nuevo documento." ma:contentTypeScope="" ma:versionID="4d02e74581b067f40c888b71b534a43b">
   <xsd:schema xmlns:xsd="http://www.w3.org/2001/XMLSchema" xmlns:xs="http://www.w3.org/2001/XMLSchema" xmlns:p="http://schemas.microsoft.com/office/2006/metadata/properties" xmlns:ns3="d05fafeb-8cd0-4ca3-bfc2-8403829aa73e" targetNamespace="http://schemas.microsoft.com/office/2006/metadata/properties" ma:root="true" ma:fieldsID="6f6ea4f18b227e563cf6e8dad0eb12f1" ns3:_="">
     <xsd:import namespace="d05fafeb-8cd0-4ca3-bfc2-8403829aa73e"/>
@@ -7937,15 +7915,16 @@
 </ct:contentTypeSchema>
 </file>
 
-<file path=customXml/itemProps1.xml><?xml version="1.0" encoding="utf-8"?>
-<ds:datastoreItem xmlns:ds="http://schemas.openxmlformats.org/officeDocument/2006/customXml" ds:itemID="{84CA4A16-CE6B-4C64-8CA7-CF5CBE9EE313}">
-  <ds:schemaRefs>
-    <ds:schemaRef ds:uri="http://schemas.openxmlformats.org/officeDocument/2006/bibliography"/>
-  </ds:schemaRefs>
-</ds:datastoreItem>
+<file path=customXml/item4.xml><?xml version="1.0" encoding="utf-8"?>
+<?mso-contentType ?>
+<FormTemplates xmlns="http://schemas.microsoft.com/sharepoint/v3/contenttype/forms">
+  <Display>DocumentLibraryForm</Display>
+  <Edit>DocumentLibraryForm</Edit>
+  <New>DocumentLibraryForm</New>
+</FormTemplates>
 </file>
 
-<file path=customXml/itemProps2.xml><?xml version="1.0" encoding="utf-8"?>
+<file path=customXml/itemProps1.xml><?xml version="1.0" encoding="utf-8"?>
 <ds:datastoreItem xmlns:ds="http://schemas.openxmlformats.org/officeDocument/2006/customXml" ds:itemID="{6C973ABE-01AD-4479-91B2-6C831642CD01}">
   <ds:schemaRefs>
     <ds:schemaRef ds:uri="http://schemas.microsoft.com/office/2006/metadata/properties"/>
@@ -7955,15 +7934,15 @@
 </ds:datastoreItem>
 </file>
 
-<file path=customXml/itemProps3.xml><?xml version="1.0" encoding="utf-8"?>
-<ds:datastoreItem xmlns:ds="http://schemas.openxmlformats.org/officeDocument/2006/customXml" ds:itemID="{9C62D19F-2C4B-4163-B98D-18BF5B309744}">
+<file path=customXml/itemProps2.xml><?xml version="1.0" encoding="utf-8"?>
+<ds:datastoreItem xmlns:ds="http://schemas.openxmlformats.org/officeDocument/2006/customXml" ds:itemID="{84CA4A16-CE6B-4C64-8CA7-CF5CBE9EE313}">
   <ds:schemaRefs>
-    <ds:schemaRef ds:uri="http://schemas.microsoft.com/sharepoint/v3/contenttype/forms"/>
+    <ds:schemaRef ds:uri="http://schemas.openxmlformats.org/officeDocument/2006/bibliography"/>
   </ds:schemaRefs>
 </ds:datastoreItem>
 </file>
 
-<file path=customXml/itemProps4.xml><?xml version="1.0" encoding="utf-8"?>
+<file path=customXml/itemProps3.xml><?xml version="1.0" encoding="utf-8"?>
 <ds:datastoreItem xmlns:ds="http://schemas.openxmlformats.org/officeDocument/2006/customXml" ds:itemID="{1DB4DC36-AD7A-4853-9C6B-4ADFFDB99AD0}">
   <ds:schemaRefs>
     <ds:schemaRef ds:uri="http://schemas.microsoft.com/office/2006/metadata/contentType"/>
@@ -7979,4 +7958,12 @@
     <ds:schemaRef ds:uri="http://schemas.microsoft.com/internal/obd"/>
   </ds:schemaRefs>
 </ds:datastoreItem>
+</file>
+
+<file path=customXml/itemProps4.xml><?xml version="1.0" encoding="utf-8"?>
+<ds:datastoreItem xmlns:ds="http://schemas.openxmlformats.org/officeDocument/2006/customXml" ds:itemID="{9C62D19F-2C4B-4163-B98D-18BF5B309744}">
+  <ds:schemaRefs>
+    <ds:schemaRef ds:uri="http://schemas.microsoft.com/sharepoint/v3/contenttype/forms"/>
+  </ds:schemaRefs>
+</ds:datastoreItem>
 </file>